--- a/6-过程管理/运行记录类文件/060206-临夏回族自治州中医医院“智慧银医”项目-连续性计划.docx
+++ b/6-过程管理/运行记录类文件/060206-临夏回族自治州中医医院“智慧银医”项目-连续性计划.docx
@@ -1,10 +1,11 @@
 
 <file path=word/document.xml><?xml version="1.0" encoding="utf-8"?>
-<w:document xmlns:wpc="http://schemas.microsoft.com/office/word/2010/wordprocessingCanvas" xmlns:mc="http://schemas.openxmlformats.org/markup-compatibility/2006" xmlns:o="urn:schemas-microsoft-com:office:office" xmlns:r="http://schemas.openxmlformats.org/officeDocument/2006/relationships" xmlns:m="http://schemas.openxmlformats.org/officeDocument/2006/math" xmlns:v="urn:schemas-microsoft-com:vml" xmlns:wp14="http://schemas.microsoft.com/office/word/2010/wordprocessingDrawing" xmlns:wp="http://schemas.openxmlformats.org/drawingml/2006/wordprocessingDrawing" xmlns:w="http://schemas.openxmlformats.org/wordprocessingml/2006/main" xmlns:w14="http://schemas.microsoft.com/office/word/2010/wordml" xmlns:w10="urn:schemas-microsoft-com:office:word" xmlns:w15="http://schemas.microsoft.com/office/word/2012/wordml" xmlns:wpg="http://schemas.microsoft.com/office/word/2010/wordprocessingGroup" xmlns:wpi="http://schemas.microsoft.com/office/word/2010/wordprocessingInk" xmlns:wne="http://schemas.microsoft.com/office/word/2006/wordml" xmlns:wps="http://schemas.microsoft.com/office/word/2010/wordprocessingShape" xmlns:wpsCustomData="http://www.wps.cn/officeDocument/2013/wpsCustomData" mc:Ignorable="w14 w15 wp14">
+<w:document xmlns:wpc="http://schemas.microsoft.com/office/word/2010/wordprocessingCanvas" xmlns:mc="http://schemas.openxmlformats.org/markup-compatibility/2006" xmlns:o="urn:schemas-microsoft-com:office:office" xmlns:r="http://schemas.openxmlformats.org/officeDocument/2006/relationships" xmlns:m="http://schemas.openxmlformats.org/officeDocument/2006/math" xmlns:v="urn:schemas-microsoft-com:vml" xmlns:wp14="http://schemas.microsoft.com/office/word/2010/wordprocessingDrawing" xmlns:wp="http://schemas.openxmlformats.org/drawingml/2006/wordprocessingDrawing" xmlns:w10="urn:schemas-microsoft-com:office:word" xmlns:w="http://schemas.openxmlformats.org/wordprocessingml/2006/main" xmlns:w14="http://schemas.microsoft.com/office/word/2010/wordml" xmlns:w15="http://schemas.microsoft.com/office/word/2012/wordml" xmlns:wne="http://schemas.microsoft.com/office/word/2006/wordml" xmlns:wpg="http://schemas.microsoft.com/office/word/2010/wordprocessingGroup" xmlns:wpi="http://schemas.microsoft.com/office/word/2010/wordprocessingInk" xmlns:wps="http://schemas.microsoft.com/office/word/2010/wordprocessingShape" mc:Ignorable="w14 w15 wp14">
+  <!-- Generated by Aspose.Words for .NET 13.3.0.1 -->
   <w:body>
     <w:p>
       <w:pPr>
-        <w:pStyle w:val="26"/>
+        <w:pStyle w:val="a"/>
         <w:bidi w:val="0"/>
         <w:rPr>
           <w:rFonts w:hint="eastAsia"/>
@@ -14,7 +15,7 @@
     </w:p>
     <w:p>
       <w:pPr>
-        <w:pStyle w:val="26"/>
+        <w:pStyle w:val="a"/>
         <w:bidi w:val="0"/>
       </w:pPr>
       <w:r>
@@ -37,12 +38,12 @@
     </w:p>
     <w:p>
       <w:pPr>
-        <w:pStyle w:val="27"/>
+        <w:pStyle w:val="a0"/>
         <w:bidi w:val="0"/>
       </w:pPr>
       <w:bookmarkStart w:id="1" w:name="_Toc23167"/>
       <w:r>
-        <w:t>甘肃国邦信息科技有限公司</w:t>
+        <w:t>中达丰集团有限公司</w:t>
       </w:r>
       <w:bookmarkEnd w:id="1"/>
     </w:p>
@@ -51,14 +52,14 @@
         <w:spacing w:before="117" w:line="219" w:lineRule="auto"/>
         <w:jc w:val="center"/>
         <w:rPr>
-          <w:rFonts w:ascii="宋体" w:hAnsi="宋体" w:eastAsia="宋体" w:cs="宋体"/>
+          <w:rFonts w:ascii="宋体" w:eastAsia="宋体" w:hAnsi="宋体" w:cs="宋体"/>
           <w:sz w:val="36"/>
           <w:szCs w:val="36"/>
         </w:rPr>
       </w:pPr>
       <w:r>
         <w:rPr>
-          <w:rFonts w:ascii="宋体" w:hAnsi="宋体" w:eastAsia="宋体" w:cs="宋体"/>
+          <w:rFonts w:ascii="宋体" w:eastAsia="宋体" w:hAnsi="宋体" w:cs="宋体"/>
           <w:spacing w:val="-2"/>
           <w:sz w:val="36"/>
           <w:szCs w:val="36"/>
@@ -67,7 +68,7 @@
       </w:r>
       <w:r>
         <w:rPr>
-          <w:rFonts w:hint="eastAsia" w:ascii="宋体" w:hAnsi="宋体" w:cs="宋体"/>
+          <w:rFonts w:ascii="宋体" w:hAnsi="宋体" w:cs="宋体" w:hint="eastAsia"/>
           <w:spacing w:val="-2"/>
           <w:sz w:val="36"/>
           <w:szCs w:val="36"/>
@@ -77,7 +78,7 @@
       </w:r>
       <w:r>
         <w:rPr>
-          <w:rFonts w:ascii="宋体" w:hAnsi="宋体" w:eastAsia="宋体" w:cs="宋体"/>
+          <w:rFonts w:ascii="宋体" w:eastAsia="宋体" w:hAnsi="宋体" w:cs="宋体"/>
           <w:spacing w:val="-2"/>
           <w:sz w:val="36"/>
           <w:szCs w:val="36"/>
@@ -96,7 +97,7 @@
         <w:ind w:left="3954"/>
         <w:outlineLvl w:val="0"/>
         <w:rPr>
-          <w:rFonts w:ascii="宋体" w:hAnsi="宋体" w:eastAsia="宋体" w:cs="宋体"/>
+          <w:rFonts w:ascii="宋体" w:eastAsia="宋体" w:hAnsi="宋体" w:cs="宋体"/>
           <w:sz w:val="21"/>
           <w:szCs w:val="21"/>
         </w:rPr>
@@ -104,7 +105,7 @@
       <w:bookmarkStart w:id="2" w:name="_Toc19929"/>
       <w:r>
         <w:rPr>
-          <w:rFonts w:ascii="宋体" w:hAnsi="宋体" w:eastAsia="宋体" w:cs="宋体"/>
+          <w:rFonts w:ascii="宋体" w:eastAsia="宋体" w:hAnsi="宋体" w:cs="宋体"/>
           <w:spacing w:val="-2"/>
           <w:sz w:val="21"/>
           <w:szCs w:val="21"/>
@@ -120,16 +121,16 @@
     </w:p>
     <w:tbl>
       <w:tblPr>
-        <w:tblStyle w:val="24"/>
+        <w:tblStyle w:val="TableNormal0"/>
         <w:tblW w:w="9071" w:type="dxa"/>
         <w:tblInd w:w="5" w:type="dxa"/>
         <w:tblBorders>
-          <w:top w:val="single" w:color="000000" w:sz="4" w:space="0"/>
-          <w:left w:val="single" w:color="000000" w:sz="4" w:space="0"/>
-          <w:bottom w:val="single" w:color="000000" w:sz="4" w:space="0"/>
-          <w:right w:val="single" w:color="000000" w:sz="4" w:space="0"/>
-          <w:insideH w:val="single" w:color="000000" w:sz="4" w:space="0"/>
-          <w:insideV w:val="single" w:color="000000" w:sz="4" w:space="0"/>
+          <w:top w:val="single" w:sz="4" w:space="0" w:color="000000"/>
+          <w:left w:val="single" w:sz="4" w:space="0" w:color="000000"/>
+          <w:bottom w:val="single" w:sz="4" w:space="0" w:color="000000"/>
+          <w:right w:val="single" w:sz="4" w:space="0" w:color="000000"/>
+          <w:insideH w:val="single" w:sz="4" w:space="0" w:color="000000"/>
+          <w:insideV w:val="single" w:sz="4" w:space="0" w:color="000000"/>
         </w:tblBorders>
         <w:tblLayout w:type="fixed"/>
         <w:tblCellMar>
@@ -148,14 +149,17 @@
       </w:tblGrid>
       <w:tr>
         <w:tblPrEx>
+          <w:tblW w:w="9071" w:type="dxa"/>
+          <w:tblInd w:w="5" w:type="dxa"/>
           <w:tblBorders>
-            <w:top w:val="single" w:color="000000" w:sz="4" w:space="0"/>
-            <w:left w:val="single" w:color="000000" w:sz="4" w:space="0"/>
-            <w:bottom w:val="single" w:color="000000" w:sz="4" w:space="0"/>
-            <w:right w:val="single" w:color="000000" w:sz="4" w:space="0"/>
-            <w:insideH w:val="single" w:color="000000" w:sz="4" w:space="0"/>
-            <w:insideV w:val="single" w:color="000000" w:sz="4" w:space="0"/>
+            <w:top w:val="single" w:sz="4" w:space="0" w:color="000000"/>
+            <w:left w:val="single" w:sz="4" w:space="0" w:color="000000"/>
+            <w:bottom w:val="single" w:sz="4" w:space="0" w:color="000000"/>
+            <w:right w:val="single" w:sz="4" w:space="0" w:color="000000"/>
+            <w:insideH w:val="single" w:sz="4" w:space="0" w:color="000000"/>
+            <w:insideV w:val="single" w:sz="4" w:space="0" w:color="000000"/>
           </w:tblBorders>
+          <w:tblLayout w:type="fixed"/>
           <w:tblCellMar>
             <w:top w:w="0" w:type="dxa"/>
             <w:left w:w="0" w:type="dxa"/>
@@ -164,7 +168,7 @@
           </w:tblCellMar>
         </w:tblPrEx>
         <w:trPr>
-          <w:trHeight w:val="611" w:hRule="atLeast"/>
+          <w:trHeight w:val="611"/>
         </w:trPr>
         <w:tc>
           <w:tcPr>
@@ -172,7 +176,7 @@
           </w:tcPr>
           <w:p>
             <w:pPr>
-              <w:pStyle w:val="25"/>
+              <w:pStyle w:val="TableText"/>
               <w:spacing w:before="199" w:line="220" w:lineRule="auto"/>
               <w:ind w:left="225"/>
             </w:pPr>
@@ -191,7 +195,7 @@
           </w:tcPr>
           <w:p>
             <w:pPr>
-              <w:pStyle w:val="25"/>
+              <w:pStyle w:val="TableText"/>
               <w:spacing w:before="200" w:line="218" w:lineRule="auto"/>
               <w:ind w:left="108"/>
             </w:pPr>
@@ -205,7 +209,7 @@
             </w:r>
             <w:r>
               <w:rPr>
-                <w:rFonts w:hint="eastAsia" w:eastAsia="宋体"/>
+                <w:rFonts w:eastAsia="宋体" w:hint="eastAsia"/>
                 <w:spacing w:val="-1"/>
                 <w:lang w:val="en-US" w:eastAsia="zh-CN"/>
               </w:rPr>
@@ -215,7 +219,7 @@
               <w:rPr>
                 <w:spacing w:val="-1"/>
               </w:rPr>
-              <w:t>（GSGB-ITSS-</w:t>
+              <w:t>（ZDFJT-ITSS-</w:t>
             </w:r>
             <w:r>
               <w:rPr>
@@ -227,7 +231,7 @@
             </w:r>
             <w:r>
               <w:rPr>
-                <w:rFonts w:hint="eastAsia" w:eastAsia="宋体"/>
+                <w:rFonts w:eastAsia="宋体" w:hint="eastAsia"/>
                 <w:spacing w:val="-1"/>
                 <w:lang w:val="en-US" w:eastAsia="zh-CN"/>
               </w:rPr>
@@ -244,14 +248,9 @@
       </w:tr>
       <w:tr>
         <w:tblPrEx>
-          <w:tblBorders>
-            <w:top w:val="single" w:color="000000" w:sz="4" w:space="0"/>
-            <w:left w:val="single" w:color="000000" w:sz="4" w:space="0"/>
-            <w:bottom w:val="single" w:color="000000" w:sz="4" w:space="0"/>
-            <w:right w:val="single" w:color="000000" w:sz="4" w:space="0"/>
-            <w:insideH w:val="single" w:color="000000" w:sz="4" w:space="0"/>
-            <w:insideV w:val="single" w:color="000000" w:sz="4" w:space="0"/>
-          </w:tblBorders>
+          <w:tblW w:w="9071" w:type="dxa"/>
+          <w:tblInd w:w="5" w:type="dxa"/>
+          <w:tblLayout w:type="fixed"/>
           <w:tblCellMar>
             <w:top w:w="0" w:type="dxa"/>
             <w:left w:w="0" w:type="dxa"/>
@@ -260,7 +259,7 @@
           </w:tblCellMar>
         </w:tblPrEx>
         <w:trPr>
-          <w:trHeight w:val="606" w:hRule="atLeast"/>
+          <w:trHeight w:val="606"/>
         </w:trPr>
         <w:tc>
           <w:tcPr>
@@ -268,7 +267,7 @@
           </w:tcPr>
           <w:p>
             <w:pPr>
-              <w:pStyle w:val="25"/>
+              <w:pStyle w:val="TableText"/>
               <w:spacing w:before="196" w:line="220" w:lineRule="auto"/>
               <w:ind w:left="435"/>
             </w:pPr>
@@ -287,7 +286,7 @@
           </w:tcPr>
           <w:p>
             <w:pPr>
-              <w:pStyle w:val="25"/>
+              <w:pStyle w:val="TableText"/>
               <w:spacing w:before="197" w:line="219" w:lineRule="auto"/>
               <w:ind w:left="108"/>
             </w:pPr>
@@ -295,21 +294,16 @@
               <w:rPr>
                 <w:spacing w:val="-1"/>
               </w:rPr>
-              <w:t>甘肃国邦信息科技有限公司</w:t>
+              <w:t>中达丰集团有限公司</w:t>
             </w:r>
           </w:p>
         </w:tc>
       </w:tr>
       <w:tr>
         <w:tblPrEx>
-          <w:tblBorders>
-            <w:top w:val="single" w:color="000000" w:sz="4" w:space="0"/>
-            <w:left w:val="single" w:color="000000" w:sz="4" w:space="0"/>
-            <w:bottom w:val="single" w:color="000000" w:sz="4" w:space="0"/>
-            <w:right w:val="single" w:color="000000" w:sz="4" w:space="0"/>
-            <w:insideH w:val="single" w:color="000000" w:sz="4" w:space="0"/>
-            <w:insideV w:val="single" w:color="000000" w:sz="4" w:space="0"/>
-          </w:tblBorders>
+          <w:tblW w:w="9071" w:type="dxa"/>
+          <w:tblInd w:w="5" w:type="dxa"/>
+          <w:tblLayout w:type="fixed"/>
           <w:tblCellMar>
             <w:top w:w="0" w:type="dxa"/>
             <w:left w:w="0" w:type="dxa"/>
@@ -318,7 +312,7 @@
           </w:tblCellMar>
         </w:tblPrEx>
         <w:trPr>
-          <w:trHeight w:val="607" w:hRule="atLeast"/>
+          <w:trHeight w:val="607"/>
         </w:trPr>
         <w:tc>
           <w:tcPr>
@@ -326,7 +320,7 @@
           </w:tcPr>
           <w:p>
             <w:pPr>
-              <w:pStyle w:val="25"/>
+              <w:pStyle w:val="TableText"/>
               <w:spacing w:before="199" w:line="219" w:lineRule="auto"/>
               <w:ind w:left="435"/>
             </w:pPr>
@@ -344,7 +338,7 @@
           </w:tcPr>
           <w:p>
             <w:pPr>
-              <w:pStyle w:val="25"/>
+              <w:pStyle w:val="TableText"/>
               <w:spacing w:before="199" w:line="219" w:lineRule="auto"/>
               <w:ind w:left="359"/>
             </w:pPr>
@@ -362,7 +356,7 @@
           </w:tcPr>
           <w:p>
             <w:pPr>
-              <w:pStyle w:val="25"/>
+              <w:pStyle w:val="TableText"/>
               <w:spacing w:before="199" w:line="219" w:lineRule="auto"/>
               <w:ind w:left="735"/>
             </w:pPr>
@@ -380,7 +374,7 @@
           </w:tcPr>
           <w:p>
             <w:pPr>
-              <w:pStyle w:val="25"/>
+              <w:pStyle w:val="TableText"/>
               <w:spacing w:before="199" w:line="220" w:lineRule="auto"/>
               <w:ind w:left="575"/>
             </w:pPr>
@@ -398,7 +392,7 @@
           </w:tcPr>
           <w:p>
             <w:pPr>
-              <w:pStyle w:val="25"/>
+              <w:pStyle w:val="TableText"/>
               <w:spacing w:before="199" w:line="220" w:lineRule="auto"/>
               <w:ind w:left="782"/>
             </w:pPr>
@@ -413,14 +407,9 @@
       </w:tr>
       <w:tr>
         <w:tblPrEx>
-          <w:tblBorders>
-            <w:top w:val="single" w:color="000000" w:sz="4" w:space="0"/>
-            <w:left w:val="single" w:color="000000" w:sz="4" w:space="0"/>
-            <w:bottom w:val="single" w:color="000000" w:sz="4" w:space="0"/>
-            <w:right w:val="single" w:color="000000" w:sz="4" w:space="0"/>
-            <w:insideH w:val="single" w:color="000000" w:sz="4" w:space="0"/>
-            <w:insideV w:val="single" w:color="000000" w:sz="4" w:space="0"/>
-          </w:tblBorders>
+          <w:tblW w:w="9071" w:type="dxa"/>
+          <w:tblInd w:w="5" w:type="dxa"/>
+          <w:tblLayout w:type="fixed"/>
           <w:tblCellMar>
             <w:top w:w="0" w:type="dxa"/>
             <w:left w:w="0" w:type="dxa"/>
@@ -429,7 +418,7 @@
           </w:tblCellMar>
         </w:tblPrEx>
         <w:trPr>
-          <w:trHeight w:val="474" w:hRule="atLeast"/>
+          <w:trHeight w:val="474"/>
         </w:trPr>
         <w:tc>
           <w:tcPr>
@@ -437,7 +426,7 @@
           </w:tcPr>
           <w:p>
             <w:pPr>
-              <w:pStyle w:val="25"/>
+              <w:pStyle w:val="TableText"/>
               <w:spacing w:before="163" w:line="239" w:lineRule="auto"/>
               <w:ind w:left="638"/>
             </w:pPr>
@@ -455,7 +444,7 @@
           </w:tcPr>
           <w:p>
             <w:pPr>
-              <w:pStyle w:val="25"/>
+              <w:pStyle w:val="TableText"/>
               <w:spacing w:before="163"/>
               <w:ind w:left="361"/>
             </w:pPr>
@@ -463,22 +452,8 @@
               <w:rPr>
                 <w:spacing w:val="-2"/>
               </w:rPr>
-              <w:t>20</w:t>
+              <w:t>2025-7-4</w:t>
             </w:r>
-            <w:r>
-              <w:rPr>
-                <w:rFonts w:hint="eastAsia" w:eastAsia="宋体"/>
-                <w:spacing w:val="-2"/>
-                <w:lang w:val="en-US" w:eastAsia="zh-CN"/>
-              </w:rPr>
-              <w:t>25</w:t>
-            </w:r>
-            <w:r>
-              <w:rPr>
-                <w:spacing w:val="-2"/>
-              </w:rPr>
-              <w:t>-1-4</w:t>
-            </w:r>
           </w:p>
         </w:tc>
         <w:tc>
@@ -487,7 +462,7 @@
           </w:tcPr>
           <w:p>
             <w:pPr>
-              <w:pStyle w:val="25"/>
+              <w:pStyle w:val="TableText"/>
               <w:spacing w:before="133" w:line="219" w:lineRule="auto"/>
               <w:ind w:left="738"/>
             </w:pPr>
@@ -505,20 +480,20 @@
           </w:tcPr>
           <w:p>
             <w:pPr>
-              <w:pStyle w:val="25"/>
+              <w:pStyle w:val="TableText"/>
               <w:spacing w:before="134" w:line="220" w:lineRule="auto"/>
               <w:ind w:left="480"/>
               <w:rPr>
-                <w:rFonts w:hint="eastAsia" w:eastAsia="宋体"/>
+                <w:rFonts w:eastAsia="宋体" w:hint="eastAsia"/>
                 <w:lang w:val="en-US" w:eastAsia="zh-CN"/>
               </w:rPr>
             </w:pPr>
             <w:r>
               <w:rPr>
-                <w:rFonts w:hint="eastAsia" w:eastAsia="宋体"/>
+                <w:rFonts w:eastAsia="宋体" w:hint="eastAsia"/>
                 <w:lang w:val="en-US" w:eastAsia="zh-CN"/>
               </w:rPr>
-              <w:t>胡葛鹏宇</w:t>
+              <w:t>肖龙莽</w:t>
             </w:r>
           </w:p>
         </w:tc>
@@ -528,7 +503,7 @@
           </w:tcPr>
           <w:p>
             <w:pPr>
-              <w:pStyle w:val="25"/>
+              <w:pStyle w:val="TableText"/>
               <w:spacing w:before="133" w:line="220" w:lineRule="auto"/>
               <w:ind w:left="672"/>
             </w:pPr>
@@ -536,21 +511,16 @@
               <w:rPr>
                 <w:spacing w:val="-3"/>
               </w:rPr>
-              <w:t>黄益溪</w:t>
+              <w:t>吴向阳</w:t>
             </w:r>
           </w:p>
         </w:tc>
       </w:tr>
       <w:tr>
         <w:tblPrEx>
-          <w:tblBorders>
-            <w:top w:val="single" w:color="000000" w:sz="4" w:space="0"/>
-            <w:left w:val="single" w:color="000000" w:sz="4" w:space="0"/>
-            <w:bottom w:val="single" w:color="000000" w:sz="4" w:space="0"/>
-            <w:right w:val="single" w:color="000000" w:sz="4" w:space="0"/>
-            <w:insideH w:val="single" w:color="000000" w:sz="4" w:space="0"/>
-            <w:insideV w:val="single" w:color="000000" w:sz="4" w:space="0"/>
-          </w:tblBorders>
+          <w:tblW w:w="9071" w:type="dxa"/>
+          <w:tblInd w:w="5" w:type="dxa"/>
+          <w:tblLayout w:type="fixed"/>
           <w:tblCellMar>
             <w:top w:w="0" w:type="dxa"/>
             <w:left w:w="0" w:type="dxa"/>
@@ -559,7 +529,7 @@
           </w:tblCellMar>
         </w:tblPrEx>
         <w:trPr>
-          <w:trHeight w:val="474" w:hRule="atLeast"/>
+          <w:trHeight w:val="474"/>
         </w:trPr>
         <w:tc>
           <w:tcPr>
@@ -567,7 +537,7 @@
           </w:tcPr>
           <w:p>
             <w:pPr>
-              <w:pStyle w:val="25"/>
+              <w:pStyle w:val="TableText"/>
               <w:spacing w:before="164" w:line="239" w:lineRule="auto"/>
               <w:ind w:left="638"/>
             </w:pPr>
@@ -579,7 +549,7 @@
           </w:tcPr>
           <w:p>
             <w:pPr>
-              <w:pStyle w:val="25"/>
+              <w:pStyle w:val="TableText"/>
               <w:spacing w:before="164"/>
               <w:ind w:left="361"/>
             </w:pPr>
@@ -591,7 +561,7 @@
           </w:tcPr>
           <w:p>
             <w:pPr>
-              <w:pStyle w:val="25"/>
+              <w:pStyle w:val="TableText"/>
               <w:spacing w:before="134" w:line="219" w:lineRule="auto"/>
               <w:ind w:left="737"/>
             </w:pPr>
@@ -603,7 +573,7 @@
           </w:tcPr>
           <w:p>
             <w:pPr>
-              <w:pStyle w:val="25"/>
+              <w:pStyle w:val="TableText"/>
               <w:spacing w:before="135" w:line="220" w:lineRule="auto"/>
               <w:ind w:left="480"/>
             </w:pPr>
@@ -615,7 +585,7 @@
           </w:tcPr>
           <w:p>
             <w:pPr>
-              <w:pStyle w:val="25"/>
+              <w:pStyle w:val="TableText"/>
               <w:spacing w:before="134" w:line="220" w:lineRule="auto"/>
               <w:ind w:left="672"/>
             </w:pPr>
@@ -624,14 +594,9 @@
       </w:tr>
       <w:tr>
         <w:tblPrEx>
-          <w:tblBorders>
-            <w:top w:val="single" w:color="000000" w:sz="4" w:space="0"/>
-            <w:left w:val="single" w:color="000000" w:sz="4" w:space="0"/>
-            <w:bottom w:val="single" w:color="000000" w:sz="4" w:space="0"/>
-            <w:right w:val="single" w:color="000000" w:sz="4" w:space="0"/>
-            <w:insideH w:val="single" w:color="000000" w:sz="4" w:space="0"/>
-            <w:insideV w:val="single" w:color="000000" w:sz="4" w:space="0"/>
-          </w:tblBorders>
+          <w:tblW w:w="9071" w:type="dxa"/>
+          <w:tblInd w:w="5" w:type="dxa"/>
+          <w:tblLayout w:type="fixed"/>
           <w:tblCellMar>
             <w:top w:w="0" w:type="dxa"/>
             <w:left w:w="0" w:type="dxa"/>
@@ -640,7 +605,7 @@
           </w:tblCellMar>
         </w:tblPrEx>
         <w:trPr>
-          <w:trHeight w:val="474" w:hRule="atLeast"/>
+          <w:trHeight w:val="474"/>
         </w:trPr>
         <w:tc>
           <w:tcPr>
@@ -648,7 +613,7 @@
           </w:tcPr>
           <w:p>
             <w:pPr>
-              <w:pStyle w:val="25"/>
+              <w:pStyle w:val="TableText"/>
               <w:spacing w:before="165" w:line="239" w:lineRule="auto"/>
               <w:ind w:left="638"/>
             </w:pPr>
@@ -660,7 +625,7 @@
           </w:tcPr>
           <w:p>
             <w:pPr>
-              <w:pStyle w:val="25"/>
+              <w:pStyle w:val="TableText"/>
               <w:spacing w:before="165"/>
               <w:ind w:left="361"/>
             </w:pPr>
@@ -672,7 +637,7 @@
           </w:tcPr>
           <w:p>
             <w:pPr>
-              <w:pStyle w:val="25"/>
+              <w:pStyle w:val="TableText"/>
               <w:spacing w:before="135" w:line="219" w:lineRule="auto"/>
               <w:ind w:left="737"/>
             </w:pPr>
@@ -684,7 +649,7 @@
           </w:tcPr>
           <w:p>
             <w:pPr>
-              <w:pStyle w:val="25"/>
+              <w:pStyle w:val="TableText"/>
               <w:spacing w:before="136" w:line="220" w:lineRule="auto"/>
               <w:ind w:left="480"/>
             </w:pPr>
@@ -696,7 +661,7 @@
           </w:tcPr>
           <w:p>
             <w:pPr>
-              <w:pStyle w:val="25"/>
+              <w:pStyle w:val="TableText"/>
               <w:spacing w:before="135" w:line="220" w:lineRule="auto"/>
               <w:ind w:left="672"/>
             </w:pPr>
@@ -705,14 +670,9 @@
       </w:tr>
       <w:tr>
         <w:tblPrEx>
-          <w:tblBorders>
-            <w:top w:val="single" w:color="000000" w:sz="4" w:space="0"/>
-            <w:left w:val="single" w:color="000000" w:sz="4" w:space="0"/>
-            <w:bottom w:val="single" w:color="000000" w:sz="4" w:space="0"/>
-            <w:right w:val="single" w:color="000000" w:sz="4" w:space="0"/>
-            <w:insideH w:val="single" w:color="000000" w:sz="4" w:space="0"/>
-            <w:insideV w:val="single" w:color="000000" w:sz="4" w:space="0"/>
-          </w:tblBorders>
+          <w:tblW w:w="9071" w:type="dxa"/>
+          <w:tblInd w:w="5" w:type="dxa"/>
+          <w:tblLayout w:type="fixed"/>
           <w:tblCellMar>
             <w:top w:w="0" w:type="dxa"/>
             <w:left w:w="0" w:type="dxa"/>
@@ -721,7 +681,7 @@
           </w:tblCellMar>
         </w:tblPrEx>
         <w:trPr>
-          <w:trHeight w:val="474" w:hRule="atLeast"/>
+          <w:trHeight w:val="474"/>
         </w:trPr>
         <w:tc>
           <w:tcPr>
@@ -729,7 +689,7 @@
           </w:tcPr>
           <w:p>
             <w:pPr>
-              <w:pStyle w:val="25"/>
+              <w:pStyle w:val="TableText"/>
               <w:spacing w:before="166" w:line="239" w:lineRule="auto"/>
               <w:ind w:left="638"/>
             </w:pPr>
@@ -741,7 +701,7 @@
           </w:tcPr>
           <w:p>
             <w:pPr>
-              <w:pStyle w:val="25"/>
+              <w:pStyle w:val="TableText"/>
               <w:spacing w:before="166"/>
               <w:ind w:left="361"/>
             </w:pPr>
@@ -753,7 +713,7 @@
           </w:tcPr>
           <w:p>
             <w:pPr>
-              <w:pStyle w:val="25"/>
+              <w:pStyle w:val="TableText"/>
               <w:spacing w:before="136" w:line="219" w:lineRule="auto"/>
               <w:ind w:left="737"/>
             </w:pPr>
@@ -765,7 +725,7 @@
           </w:tcPr>
           <w:p>
             <w:pPr>
-              <w:pStyle w:val="25"/>
+              <w:pStyle w:val="TableText"/>
               <w:spacing w:before="137" w:line="220" w:lineRule="auto"/>
               <w:ind w:left="480"/>
             </w:pPr>
@@ -777,7 +737,7 @@
           </w:tcPr>
           <w:p>
             <w:pPr>
-              <w:pStyle w:val="25"/>
+              <w:pStyle w:val="TableText"/>
               <w:spacing w:before="136" w:line="220" w:lineRule="auto"/>
               <w:ind w:left="672"/>
             </w:pPr>
@@ -786,14 +746,9 @@
       </w:tr>
       <w:tr>
         <w:tblPrEx>
-          <w:tblBorders>
-            <w:top w:val="single" w:color="000000" w:sz="4" w:space="0"/>
-            <w:left w:val="single" w:color="000000" w:sz="4" w:space="0"/>
-            <w:bottom w:val="single" w:color="000000" w:sz="4" w:space="0"/>
-            <w:right w:val="single" w:color="000000" w:sz="4" w:space="0"/>
-            <w:insideH w:val="single" w:color="000000" w:sz="4" w:space="0"/>
-            <w:insideV w:val="single" w:color="000000" w:sz="4" w:space="0"/>
-          </w:tblBorders>
+          <w:tblW w:w="9071" w:type="dxa"/>
+          <w:tblInd w:w="5" w:type="dxa"/>
+          <w:tblLayout w:type="fixed"/>
           <w:tblCellMar>
             <w:top w:w="0" w:type="dxa"/>
             <w:left w:w="0" w:type="dxa"/>
@@ -802,7 +757,7 @@
           </w:tblCellMar>
         </w:tblPrEx>
         <w:trPr>
-          <w:trHeight w:val="589" w:hRule="atLeast"/>
+          <w:trHeight w:val="589"/>
         </w:trPr>
         <w:tc>
           <w:tcPr>
@@ -879,7 +834,7 @@
     <w:sdt>
       <w:sdtPr>
         <w:rPr>
-          <w:rFonts w:ascii="宋体" w:hAnsi="宋体" w:eastAsia="宋体" w:cs="Arial"/>
+          <w:rFonts w:ascii="宋体" w:eastAsia="宋体" w:hAnsi="宋体" w:cs="Arial"/>
           <w:snapToGrid w:val="0"/>
           <w:color w:val="000000"/>
           <w:kern w:val="0"/>
@@ -888,7 +843,6 @@
           <w:lang w:val="en-US" w:eastAsia="en-US" w:bidi="ar-SA"/>
         </w:rPr>
         <w:id w:val="147473573"/>
-        <w15:color w:val="DBDBDB"/>
         <w:docPartObj>
           <w:docPartGallery w:val="Table of Contents"/>
           <w:docPartUnique/>
@@ -896,7 +850,7 @@
       </w:sdtPr>
       <w:sdtEndPr>
         <w:rPr>
-          <w:rFonts w:ascii="Arial" w:hAnsi="Arial" w:eastAsia="宋体" w:cs="Arial"/>
+          <w:rFonts w:ascii="Arial" w:eastAsia="宋体" w:hAnsi="Arial" w:cs="Arial"/>
           <w:snapToGrid w:val="0"/>
           <w:color w:val="000000"/>
           <w:kern w:val="0"/>
@@ -909,12 +863,12 @@
         <w:p>
           <w:pPr>
             <w:spacing w:before="0" w:beforeLines="0" w:after="0" w:afterLines="0" w:line="240" w:lineRule="auto"/>
-            <w:ind w:left="0" w:leftChars="0" w:right="0" w:rightChars="0" w:firstLine="0" w:firstLineChars="0"/>
+            <w:ind w:left="0" w:right="0" w:firstLine="0" w:leftChars="0" w:rightChars="0" w:firstLineChars="0"/>
             <w:jc w:val="center"/>
           </w:pPr>
           <w:r>
             <w:rPr>
-              <w:rFonts w:ascii="宋体" w:hAnsi="宋体" w:eastAsia="宋体"/>
+              <w:rFonts w:ascii="宋体" w:eastAsia="宋体" w:hAnsi="宋体"/>
               <w:sz w:val="21"/>
             </w:rPr>
             <w:t>目录</w:t>
@@ -922,7 +876,7 @@
         </w:p>
         <w:p>
           <w:pPr>
-            <w:pStyle w:val="16"/>
+            <w:pStyle w:val="TOC1"/>
             <w:tabs>
               <w:tab w:val="right" w:leader="dot" w:pos="9743"/>
             </w:tabs>
@@ -985,7 +939,7 @@
         </w:p>
         <w:p>
           <w:pPr>
-            <w:pStyle w:val="16"/>
+            <w:pStyle w:val="TOC1"/>
             <w:tabs>
               <w:tab w:val="right" w:leader="dot" w:pos="9743"/>
             </w:tabs>
@@ -1000,7 +954,7 @@
             <w:fldChar w:fldCharType="separate"/>
           </w:r>
           <w:r>
-            <w:t>甘肃国邦信息科技有限公司</w:t>
+            <w:t>中达丰集团有限公司</w:t>
           </w:r>
           <w:r>
             <w:tab/>
@@ -1026,7 +980,7 @@
         </w:p>
         <w:p>
           <w:pPr>
-            <w:pStyle w:val="16"/>
+            <w:pStyle w:val="TOC1"/>
             <w:tabs>
               <w:tab w:val="right" w:leader="dot" w:pos="9743"/>
             </w:tabs>
@@ -1042,7 +996,7 @@
           </w:r>
           <w:r>
             <w:rPr>
-              <w:rFonts w:ascii="宋体" w:hAnsi="宋体" w:eastAsia="宋体" w:cs="宋体"/>
+              <w:rFonts w:ascii="宋体" w:eastAsia="宋体" w:hAnsi="宋体" w:cs="宋体"/>
               <w:spacing w:val="-2"/>
               <w:szCs w:val="21"/>
             </w:rPr>
@@ -1072,7 +1026,7 @@
         </w:p>
         <w:p>
           <w:pPr>
-            <w:pStyle w:val="16"/>
+            <w:pStyle w:val="TOC1"/>
             <w:tabs>
               <w:tab w:val="right" w:leader="dot" w:pos="9743"/>
             </w:tabs>
@@ -1122,7 +1076,7 @@
         </w:p>
         <w:p>
           <w:pPr>
-            <w:pStyle w:val="16"/>
+            <w:pStyle w:val="TOC1"/>
             <w:tabs>
               <w:tab w:val="right" w:leader="dot" w:pos="9743"/>
             </w:tabs>
@@ -1172,7 +1126,7 @@
         </w:p>
         <w:p>
           <w:pPr>
-            <w:pStyle w:val="16"/>
+            <w:pStyle w:val="TOC1"/>
             <w:tabs>
               <w:tab w:val="right" w:leader="dot" w:pos="9743"/>
             </w:tabs>
@@ -1222,7 +1176,7 @@
         </w:p>
         <w:p>
           <w:pPr>
-            <w:pStyle w:val="17"/>
+            <w:pStyle w:val="TOC2"/>
             <w:tabs>
               <w:tab w:val="right" w:leader="dot" w:pos="9743"/>
             </w:tabs>
@@ -1272,7 +1226,7 @@
         </w:p>
         <w:p>
           <w:pPr>
-            <w:pStyle w:val="13"/>
+            <w:pStyle w:val="TOC3"/>
             <w:tabs>
               <w:tab w:val="right" w:leader="dot" w:pos="9743"/>
             </w:tabs>
@@ -1322,7 +1276,7 @@
         </w:p>
         <w:p>
           <w:pPr>
-            <w:pStyle w:val="13"/>
+            <w:pStyle w:val="TOC3"/>
             <w:tabs>
               <w:tab w:val="right" w:leader="dot" w:pos="9743"/>
             </w:tabs>
@@ -1372,7 +1326,7 @@
         </w:p>
         <w:p>
           <w:pPr>
-            <w:pStyle w:val="13"/>
+            <w:pStyle w:val="TOC3"/>
             <w:tabs>
               <w:tab w:val="right" w:leader="dot" w:pos="9743"/>
             </w:tabs>
@@ -1422,7 +1376,7 @@
         </w:p>
         <w:p>
           <w:pPr>
-            <w:pStyle w:val="17"/>
+            <w:pStyle w:val="TOC2"/>
             <w:tabs>
               <w:tab w:val="right" w:leader="dot" w:pos="9743"/>
             </w:tabs>
@@ -1472,7 +1426,7 @@
         </w:p>
         <w:p>
           <w:pPr>
-            <w:pStyle w:val="13"/>
+            <w:pStyle w:val="TOC3"/>
             <w:tabs>
               <w:tab w:val="right" w:leader="dot" w:pos="9743"/>
             </w:tabs>
@@ -1522,7 +1476,7 @@
         </w:p>
         <w:p>
           <w:pPr>
-            <w:pStyle w:val="13"/>
+            <w:pStyle w:val="TOC3"/>
             <w:tabs>
               <w:tab w:val="right" w:leader="dot" w:pos="9743"/>
             </w:tabs>
@@ -1572,7 +1526,7 @@
         </w:p>
         <w:p>
           <w:pPr>
-            <w:pStyle w:val="13"/>
+            <w:pStyle w:val="TOC3"/>
             <w:tabs>
               <w:tab w:val="right" w:leader="dot" w:pos="9743"/>
             </w:tabs>
@@ -1622,7 +1576,7 @@
         </w:p>
         <w:p>
           <w:pPr>
-            <w:pStyle w:val="13"/>
+            <w:pStyle w:val="TOC3"/>
             <w:tabs>
               <w:tab w:val="right" w:leader="dot" w:pos="9743"/>
             </w:tabs>
@@ -1672,7 +1626,7 @@
         </w:p>
         <w:p>
           <w:pPr>
-            <w:pStyle w:val="13"/>
+            <w:pStyle w:val="TOC3"/>
             <w:tabs>
               <w:tab w:val="right" w:leader="dot" w:pos="9743"/>
             </w:tabs>
@@ -1730,7 +1684,7 @@
     <w:p>
       <w:r>
         <w:rPr>
-          <w:rFonts w:ascii="Arial" w:hAnsi="Arial" w:eastAsia="宋体" w:cs="Arial"/>
+          <w:rFonts w:ascii="Arial" w:eastAsia="宋体" w:hAnsi="Arial" w:cs="Arial"/>
           <w:snapToGrid w:val="0"/>
           <w:color w:val="000000"/>
           <w:kern w:val="0"/>
@@ -1743,7 +1697,7 @@
     </w:p>
     <w:p>
       <w:pPr>
-        <w:pStyle w:val="28"/>
+        <w:pStyle w:val="1"/>
         <w:bidi w:val="0"/>
         <w:rPr>
           <w:rFonts w:hint="eastAsia"/>
@@ -1760,7 +1714,7 @@
     </w:p>
     <w:p>
       <w:pPr>
-        <w:pStyle w:val="29"/>
+        <w:pStyle w:val="a1"/>
         <w:bidi w:val="0"/>
         <w:rPr>
           <w:rFonts w:hint="eastAsia"/>
@@ -1775,7 +1729,7 @@
     </w:p>
     <w:p>
       <w:pPr>
-        <w:pStyle w:val="28"/>
+        <w:pStyle w:val="1"/>
         <w:bidi w:val="0"/>
         <w:rPr>
           <w:rFonts w:hint="eastAsia"/>
@@ -1792,7 +1746,7 @@
     </w:p>
     <w:p>
       <w:pPr>
-        <w:pStyle w:val="29"/>
+        <w:pStyle w:val="a1"/>
         <w:bidi w:val="0"/>
         <w:rPr>
           <w:rFonts w:hint="eastAsia"/>
@@ -1807,13 +1761,13 @@
     </w:p>
     <w:p>
       <w:pPr>
-        <w:pStyle w:val="39"/>
+        <w:pStyle w:val="a3"/>
         <w:numPr>
           <w:ilvl w:val="0"/>
           <w:numId w:val="2"/>
         </w:numPr>
         <w:bidi w:val="0"/>
-        <w:ind w:left="425" w:leftChars="0" w:hanging="425" w:firstLineChars="0"/>
+        <w:ind w:left="425" w:hanging="425" w:leftChars="0" w:firstLineChars="0"/>
         <w:rPr>
           <w:rFonts w:hint="eastAsia"/>
         </w:rPr>
@@ -1827,13 +1781,13 @@
     </w:p>
     <w:p>
       <w:pPr>
-        <w:pStyle w:val="39"/>
+        <w:pStyle w:val="a3"/>
         <w:numPr>
           <w:ilvl w:val="0"/>
           <w:numId w:val="2"/>
         </w:numPr>
         <w:bidi w:val="0"/>
-        <w:ind w:left="425" w:leftChars="0" w:hanging="425" w:firstLineChars="0"/>
+        <w:ind w:left="425" w:hanging="425" w:leftChars="0" w:firstLineChars="0"/>
         <w:rPr>
           <w:rFonts w:hint="eastAsia"/>
         </w:rPr>
@@ -1847,13 +1801,13 @@
     </w:p>
     <w:p>
       <w:pPr>
-        <w:pStyle w:val="39"/>
+        <w:pStyle w:val="a3"/>
         <w:numPr>
           <w:ilvl w:val="0"/>
           <w:numId w:val="2"/>
         </w:numPr>
         <w:bidi w:val="0"/>
-        <w:ind w:left="425" w:leftChars="0" w:hanging="425" w:firstLineChars="0"/>
+        <w:ind w:left="425" w:hanging="425" w:leftChars="0" w:firstLineChars="0"/>
         <w:rPr>
           <w:rFonts w:hint="eastAsia"/>
         </w:rPr>
@@ -1867,13 +1821,13 @@
     </w:p>
     <w:p>
       <w:pPr>
-        <w:pStyle w:val="39"/>
+        <w:pStyle w:val="a3"/>
         <w:numPr>
           <w:ilvl w:val="0"/>
           <w:numId w:val="2"/>
         </w:numPr>
         <w:bidi w:val="0"/>
-        <w:ind w:left="425" w:leftChars="0" w:hanging="425" w:firstLineChars="0"/>
+        <w:ind w:left="425" w:hanging="425" w:leftChars="0" w:firstLineChars="0"/>
         <w:rPr>
           <w:rFonts w:hint="eastAsia"/>
         </w:rPr>
@@ -1887,13 +1841,13 @@
     </w:p>
     <w:p>
       <w:pPr>
-        <w:pStyle w:val="39"/>
+        <w:pStyle w:val="a3"/>
         <w:numPr>
           <w:ilvl w:val="0"/>
           <w:numId w:val="2"/>
         </w:numPr>
         <w:bidi w:val="0"/>
-        <w:ind w:left="425" w:leftChars="0" w:hanging="425" w:firstLineChars="0"/>
+        <w:ind w:left="425" w:hanging="425" w:leftChars="0" w:firstLineChars="0"/>
         <w:rPr>
           <w:rFonts w:hint="eastAsia"/>
         </w:rPr>
@@ -1907,7 +1861,7 @@
     </w:p>
     <w:p>
       <w:pPr>
-        <w:pStyle w:val="28"/>
+        <w:pStyle w:val="1"/>
         <w:bidi w:val="0"/>
         <w:rPr>
           <w:rFonts w:hint="eastAsia"/>
@@ -1924,7 +1878,7 @@
     </w:p>
     <w:p>
       <w:pPr>
-        <w:pStyle w:val="30"/>
+        <w:pStyle w:val="2"/>
         <w:bidi w:val="0"/>
         <w:rPr>
           <w:rFonts w:hint="eastAsia"/>
@@ -1941,7 +1895,7 @@
     </w:p>
     <w:p>
       <w:pPr>
-        <w:pStyle w:val="31"/>
+        <w:pStyle w:val="3"/>
         <w:bidi w:val="0"/>
         <w:rPr>
           <w:rFonts w:hint="eastAsia"/>
@@ -1958,7 +1912,7 @@
     </w:p>
     <w:p>
       <w:pPr>
-        <w:pStyle w:val="29"/>
+        <w:pStyle w:val="a1"/>
         <w:bidi w:val="0"/>
         <w:rPr>
           <w:rFonts w:hint="eastAsia"/>
@@ -1966,7 +1920,7 @@
       </w:pPr>
       <w:r>
         <w:drawing>
-          <wp:anchor distT="0" distB="0" distL="114300" distR="114300" simplePos="0" relativeHeight="251659264" behindDoc="0" locked="0" layoutInCell="1" allowOverlap="1">
+          <wp:anchor distT="0" distB="0" distL="114300" distR="114300" simplePos="0" relativeHeight="251658240" behindDoc="0" locked="0" layoutInCell="1" allowOverlap="1">
             <wp:simplePos x="0" y="0"/>
             <wp:positionH relativeFrom="column">
               <wp:posOffset>1833880</wp:posOffset>
@@ -1991,7 +1945,7 @@
                     </pic:cNvPicPr>
                   </pic:nvPicPr>
                   <pic:blipFill>
-                    <a:blip r:embed="rId6"/>
+                    <a:blip xmlns:r="http://schemas.openxmlformats.org/officeDocument/2006/relationships" r:embed="rId4"/>
                     <a:stretch>
                       <a:fillRect/>
                     </a:stretch>
@@ -2024,7 +1978,7 @@
     </w:p>
     <w:p>
       <w:pPr>
-        <w:pStyle w:val="29"/>
+        <w:pStyle w:val="a1"/>
         <w:bidi w:val="0"/>
         <w:rPr>
           <w:rFonts w:hint="eastAsia"/>
@@ -2033,7 +1987,7 @@
     </w:p>
     <w:p>
       <w:pPr>
-        <w:pStyle w:val="29"/>
+        <w:pStyle w:val="a1"/>
         <w:bidi w:val="0"/>
         <w:rPr>
           <w:rFonts w:hint="eastAsia"/>
@@ -2042,7 +1996,7 @@
     </w:p>
     <w:p>
       <w:pPr>
-        <w:pStyle w:val="29"/>
+        <w:pStyle w:val="a1"/>
         <w:bidi w:val="0"/>
         <w:rPr>
           <w:rFonts w:hint="eastAsia"/>
@@ -2051,7 +2005,7 @@
     </w:p>
     <w:p>
       <w:pPr>
-        <w:pStyle w:val="29"/>
+        <w:pStyle w:val="a1"/>
         <w:bidi w:val="0"/>
         <w:rPr>
           <w:rFonts w:hint="eastAsia"/>
@@ -2060,7 +2014,7 @@
     </w:p>
     <w:p>
       <w:pPr>
-        <w:pStyle w:val="29"/>
+        <w:pStyle w:val="a1"/>
         <w:bidi w:val="0"/>
         <w:rPr>
           <w:rFonts w:hint="eastAsia"/>
@@ -2069,7 +2023,7 @@
     </w:p>
     <w:p>
       <w:pPr>
-        <w:pStyle w:val="29"/>
+        <w:pStyle w:val="a1"/>
         <w:bidi w:val="0"/>
         <w:rPr>
           <w:rFonts w:hint="eastAsia"/>
@@ -2078,7 +2032,7 @@
     </w:p>
     <w:p>
       <w:pPr>
-        <w:pStyle w:val="29"/>
+        <w:pStyle w:val="a1"/>
         <w:bidi w:val="0"/>
         <w:rPr>
           <w:rFonts w:hint="eastAsia"/>
@@ -2087,7 +2041,7 @@
     </w:p>
     <w:p>
       <w:pPr>
-        <w:pStyle w:val="29"/>
+        <w:pStyle w:val="a1"/>
         <w:bidi w:val="0"/>
         <w:rPr>
           <w:rFonts w:hint="eastAsia"/>
@@ -2096,7 +2050,7 @@
     </w:p>
     <w:p>
       <w:pPr>
-        <w:pStyle w:val="29"/>
+        <w:pStyle w:val="a1"/>
         <w:bidi w:val="0"/>
         <w:rPr>
           <w:rFonts w:hint="eastAsia"/>
@@ -2105,15 +2059,15 @@
     </w:p>
     <w:p>
       <w:pPr>
-        <w:pStyle w:val="29"/>
+        <w:pStyle w:val="a1"/>
         <w:bidi w:val="0"/>
-        <w:ind w:left="0" w:leftChars="0" w:right="0" w:rightChars="0" w:firstLine="0" w:firstLineChars="0"/>
+        <w:ind w:left="0" w:right="0" w:firstLine="0" w:leftChars="0" w:rightChars="0" w:firstLineChars="0"/>
         <w:jc w:val="center"/>
       </w:pPr>
     </w:p>
     <w:p>
       <w:pPr>
-        <w:pStyle w:val="31"/>
+        <w:pStyle w:val="3"/>
         <w:bidi w:val="0"/>
         <w:rPr>
           <w:rFonts w:hint="eastAsia"/>
@@ -2130,7 +2084,7 @@
     </w:p>
     <w:p>
       <w:pPr>
-        <w:pStyle w:val="29"/>
+        <w:pStyle w:val="a1"/>
         <w:bidi w:val="0"/>
         <w:rPr>
           <w:rFonts w:hint="eastAsia"/>
@@ -2145,7 +2099,7 @@
     </w:p>
     <w:p>
       <w:pPr>
-        <w:pStyle w:val="29"/>
+        <w:pStyle w:val="a1"/>
         <w:bidi w:val="0"/>
         <w:rPr>
           <w:rFonts w:hint="eastAsia"/>
@@ -2160,7 +2114,7 @@
     </w:p>
     <w:p>
       <w:pPr>
-        <w:pStyle w:val="29"/>
+        <w:pStyle w:val="a1"/>
         <w:bidi w:val="0"/>
         <w:rPr>
           <w:rFonts w:hint="eastAsia"/>
@@ -2175,7 +2129,7 @@
     </w:p>
     <w:p>
       <w:pPr>
-        <w:pStyle w:val="29"/>
+        <w:pStyle w:val="a1"/>
         <w:bidi w:val="0"/>
         <w:rPr>
           <w:rFonts w:hint="eastAsia"/>
@@ -2190,7 +2144,7 @@
     </w:p>
     <w:p>
       <w:pPr>
-        <w:pStyle w:val="29"/>
+        <w:pStyle w:val="a1"/>
         <w:bidi w:val="0"/>
         <w:rPr>
           <w:rFonts w:hint="eastAsia"/>
@@ -2205,7 +2159,7 @@
     </w:p>
     <w:p>
       <w:pPr>
-        <w:pStyle w:val="29"/>
+        <w:pStyle w:val="a1"/>
         <w:bidi w:val="0"/>
         <w:rPr>
           <w:rFonts w:hint="eastAsia"/>
@@ -2220,7 +2174,7 @@
     </w:p>
     <w:p>
       <w:pPr>
-        <w:pStyle w:val="29"/>
+        <w:pStyle w:val="a1"/>
         <w:bidi w:val="0"/>
         <w:rPr>
           <w:rFonts w:hint="eastAsia"/>
@@ -2235,7 +2189,7 @@
     </w:p>
     <w:p>
       <w:pPr>
-        <w:pStyle w:val="29"/>
+        <w:pStyle w:val="a1"/>
         <w:bidi w:val="0"/>
         <w:rPr>
           <w:rFonts w:hint="eastAsia"/>
@@ -2250,7 +2204,7 @@
     </w:p>
     <w:p>
       <w:pPr>
-        <w:pStyle w:val="31"/>
+        <w:pStyle w:val="3"/>
         <w:bidi w:val="0"/>
         <w:rPr>
           <w:rFonts w:hint="eastAsia"/>
@@ -2267,19 +2221,18 @@
     </w:p>
     <w:tbl>
       <w:tblPr>
-        <w:tblStyle w:val="20"/>
+        <w:tblStyle w:val="TableNormal"/>
         <w:tblW w:w="0" w:type="auto"/>
         <w:tblInd w:w="0" w:type="dxa"/>
         <w:tblBorders>
-          <w:top w:val="single" w:color="auto" w:sz="4" w:space="0"/>
-          <w:left w:val="single" w:color="auto" w:sz="4" w:space="0"/>
-          <w:bottom w:val="single" w:color="auto" w:sz="4" w:space="0"/>
-          <w:right w:val="single" w:color="auto" w:sz="4" w:space="0"/>
-          <w:insideH w:val="single" w:color="auto" w:sz="4" w:space="0"/>
-          <w:insideV w:val="single" w:color="auto" w:sz="4" w:space="0"/>
+          <w:top w:val="single" w:sz="4" w:space="0" w:color="auto"/>
+          <w:left w:val="single" w:sz="4" w:space="0" w:color="auto"/>
+          <w:bottom w:val="single" w:sz="4" w:space="0" w:color="auto"/>
+          <w:right w:val="single" w:sz="4" w:space="0" w:color="auto"/>
+          <w:insideH w:val="single" w:sz="4" w:space="0" w:color="auto"/>
+          <w:insideV w:val="single" w:sz="4" w:space="0" w:color="auto"/>
         </w:tblBorders>
         <w:shd w:val="clear" w:color="auto" w:fill="auto"/>
-        <w:tblLayout w:type="autofit"/>
         <w:tblCellMar>
           <w:top w:w="15" w:type="dxa"/>
           <w:left w:w="15" w:type="dxa"/>
@@ -2295,14 +2248,17 @@
       </w:tblGrid>
       <w:tr>
         <w:tblPrEx>
+          <w:tblW w:w="0" w:type="auto"/>
+          <w:tblInd w:w="0" w:type="dxa"/>
           <w:tblBorders>
-            <w:top w:val="single" w:color="auto" w:sz="4" w:space="0"/>
-            <w:left w:val="single" w:color="auto" w:sz="4" w:space="0"/>
-            <w:bottom w:val="single" w:color="auto" w:sz="4" w:space="0"/>
-            <w:right w:val="single" w:color="auto" w:sz="4" w:space="0"/>
-            <w:insideH w:val="single" w:color="auto" w:sz="4" w:space="0"/>
-            <w:insideV w:val="single" w:color="auto" w:sz="4" w:space="0"/>
+            <w:top w:val="single" w:sz="4" w:space="0" w:color="auto"/>
+            <w:left w:val="single" w:sz="4" w:space="0" w:color="auto"/>
+            <w:bottom w:val="single" w:sz="4" w:space="0" w:color="auto"/>
+            <w:right w:val="single" w:sz="4" w:space="0" w:color="auto"/>
+            <w:insideH w:val="single" w:sz="4" w:space="0" w:color="auto"/>
+            <w:insideV w:val="single" w:sz="4" w:space="0" w:color="auto"/>
           </w:tblBorders>
+          <w:shd w:val="clear" w:color="auto" w:fill="auto"/>
           <w:tblCellMar>
             <w:top w:w="15" w:type="dxa"/>
             <w:left w:w="15" w:type="dxa"/>
@@ -2332,10 +2288,10 @@
               <w:widowControl/>
               <w:suppressLineNumbers w:val="0"/>
               <w:spacing w:line="300" w:lineRule="atLeast"/>
-              <w:ind w:left="0" w:leftChars="0" w:right="0" w:rightChars="0" w:firstLine="0" w:firstLineChars="0"/>
+              <w:ind w:left="0" w:right="0" w:firstLine="0" w:leftChars="0" w:rightChars="0" w:firstLineChars="0"/>
               <w:jc w:val="center"/>
               <w:rPr>
-                <w:rFonts w:ascii="Segoe UI" w:hAnsi="Segoe UI" w:eastAsia="Segoe UI" w:cs="Segoe UI"/>
+                <w:rFonts w:ascii="Segoe UI" w:eastAsia="Segoe UI" w:hAnsi="Segoe UI" w:cs="Segoe UI"/>
                 <w:i w:val="0"/>
                 <w:iCs w:val="0"/>
                 <w:caps w:val="0"/>
@@ -2347,8 +2303,8 @@
             </w:pPr>
             <w:r>
               <w:rPr>
-                <w:rStyle w:val="23"/>
-                <w:rFonts w:hint="default" w:ascii="Segoe UI" w:hAnsi="Segoe UI" w:eastAsia="Segoe UI" w:cs="Segoe UI"/>
+                <w:rStyle w:val="Strong"/>
+                <w:rFonts w:ascii="Segoe UI" w:eastAsia="Segoe UI" w:hAnsi="Segoe UI" w:cs="Segoe UI" w:hint="default"/>
                 <w:b/>
                 <w:bCs/>
                 <w:i w:val="0"/>
@@ -2360,7 +2316,7 @@
                 <w:kern w:val="0"/>
                 <w:sz w:val="18"/>
                 <w:szCs w:val="18"/>
-                <w:lang w:val="en-US" w:eastAsia="zh-CN" w:bidi="ar"/>
+                <w:lang w:val="en-US" w:eastAsia="zh-CN"/>
               </w:rPr>
               <w:t>时间目标</w:t>
             </w:r>
@@ -2385,10 +2341,10 @@
               <w:widowControl/>
               <w:suppressLineNumbers w:val="0"/>
               <w:spacing w:line="300" w:lineRule="atLeast"/>
-              <w:ind w:left="0" w:leftChars="0" w:right="0" w:rightChars="0" w:firstLine="0" w:firstLineChars="0"/>
+              <w:ind w:left="0" w:right="0" w:firstLine="0" w:leftChars="0" w:rightChars="0" w:firstLineChars="0"/>
               <w:jc w:val="center"/>
               <w:rPr>
-                <w:rFonts w:hint="default" w:ascii="Segoe UI" w:hAnsi="Segoe UI" w:eastAsia="Segoe UI" w:cs="Segoe UI"/>
+                <w:rFonts w:ascii="Segoe UI" w:eastAsia="Segoe UI" w:hAnsi="Segoe UI" w:cs="Segoe UI" w:hint="default"/>
                 <w:i w:val="0"/>
                 <w:iCs w:val="0"/>
                 <w:caps w:val="0"/>
@@ -2400,8 +2356,8 @@
             </w:pPr>
             <w:r>
               <w:rPr>
-                <w:rStyle w:val="23"/>
-                <w:rFonts w:hint="default" w:ascii="Segoe UI" w:hAnsi="Segoe UI" w:eastAsia="Segoe UI" w:cs="Segoe UI"/>
+                <w:rStyle w:val="Strong"/>
+                <w:rFonts w:ascii="Segoe UI" w:eastAsia="Segoe UI" w:hAnsi="Segoe UI" w:cs="Segoe UI" w:hint="default"/>
                 <w:b/>
                 <w:bCs/>
                 <w:i w:val="0"/>
@@ -2413,7 +2369,7 @@
                 <w:kern w:val="0"/>
                 <w:sz w:val="18"/>
                 <w:szCs w:val="18"/>
-                <w:lang w:val="en-US" w:eastAsia="zh-CN" w:bidi="ar"/>
+                <w:lang w:val="en-US" w:eastAsia="zh-CN"/>
               </w:rPr>
               <w:t>执行内容</w:t>
             </w:r>
@@ -2438,10 +2394,10 @@
               <w:widowControl/>
               <w:suppressLineNumbers w:val="0"/>
               <w:spacing w:line="300" w:lineRule="atLeast"/>
-              <w:ind w:left="0" w:leftChars="0" w:right="0" w:rightChars="0" w:firstLine="0" w:firstLineChars="0"/>
+              <w:ind w:left="0" w:right="0" w:firstLine="0" w:leftChars="0" w:rightChars="0" w:firstLineChars="0"/>
               <w:jc w:val="center"/>
               <w:rPr>
-                <w:rFonts w:hint="default" w:ascii="Segoe UI" w:hAnsi="Segoe UI" w:eastAsia="Segoe UI" w:cs="Segoe UI"/>
+                <w:rFonts w:ascii="Segoe UI" w:eastAsia="Segoe UI" w:hAnsi="Segoe UI" w:cs="Segoe UI" w:hint="default"/>
                 <w:i w:val="0"/>
                 <w:iCs w:val="0"/>
                 <w:caps w:val="0"/>
@@ -2453,8 +2409,8 @@
             </w:pPr>
             <w:r>
               <w:rPr>
-                <w:rStyle w:val="23"/>
-                <w:rFonts w:hint="default" w:ascii="Segoe UI" w:hAnsi="Segoe UI" w:eastAsia="Segoe UI" w:cs="Segoe UI"/>
+                <w:rStyle w:val="Strong"/>
+                <w:rFonts w:ascii="Segoe UI" w:eastAsia="Segoe UI" w:hAnsi="Segoe UI" w:cs="Segoe UI" w:hint="default"/>
                 <w:b/>
                 <w:bCs/>
                 <w:i w:val="0"/>
@@ -2466,7 +2422,7 @@
                 <w:kern w:val="0"/>
                 <w:sz w:val="18"/>
                 <w:szCs w:val="18"/>
-                <w:lang w:val="en-US" w:eastAsia="zh-CN" w:bidi="ar"/>
+                <w:lang w:val="en-US" w:eastAsia="zh-CN"/>
               </w:rPr>
               <w:t>负责人</w:t>
             </w:r>
@@ -2491,10 +2447,10 @@
               <w:widowControl/>
               <w:suppressLineNumbers w:val="0"/>
               <w:spacing w:line="300" w:lineRule="atLeast"/>
-              <w:ind w:left="0" w:leftChars="0" w:right="0" w:rightChars="0" w:firstLine="0" w:firstLineChars="0"/>
+              <w:ind w:left="0" w:right="0" w:firstLine="0" w:leftChars="0" w:rightChars="0" w:firstLineChars="0"/>
               <w:jc w:val="center"/>
               <w:rPr>
-                <w:rFonts w:hint="default" w:ascii="Segoe UI" w:hAnsi="Segoe UI" w:eastAsia="Segoe UI" w:cs="Segoe UI"/>
+                <w:rFonts w:ascii="Segoe UI" w:eastAsia="Segoe UI" w:hAnsi="Segoe UI" w:cs="Segoe UI" w:hint="default"/>
                 <w:i w:val="0"/>
                 <w:iCs w:val="0"/>
                 <w:caps w:val="0"/>
@@ -2506,8 +2462,8 @@
             </w:pPr>
             <w:r>
               <w:rPr>
-                <w:rStyle w:val="23"/>
-                <w:rFonts w:hint="default" w:ascii="Segoe UI" w:hAnsi="Segoe UI" w:eastAsia="Segoe UI" w:cs="Segoe UI"/>
+                <w:rStyle w:val="Strong"/>
+                <w:rFonts w:ascii="Segoe UI" w:eastAsia="Segoe UI" w:hAnsi="Segoe UI" w:cs="Segoe UI" w:hint="default"/>
                 <w:b/>
                 <w:bCs/>
                 <w:i w:val="0"/>
@@ -2519,7 +2475,7 @@
                 <w:kern w:val="0"/>
                 <w:sz w:val="18"/>
                 <w:szCs w:val="18"/>
-                <w:lang w:val="en-US" w:eastAsia="zh-CN" w:bidi="ar"/>
+                <w:lang w:val="en-US" w:eastAsia="zh-CN"/>
               </w:rPr>
               <w:t>关键产出</w:t>
             </w:r>
@@ -2528,14 +2484,8 @@
       </w:tr>
       <w:tr>
         <w:tblPrEx>
-          <w:tblBorders>
-            <w:top w:val="single" w:color="auto" w:sz="4" w:space="0"/>
-            <w:left w:val="single" w:color="auto" w:sz="4" w:space="0"/>
-            <w:bottom w:val="single" w:color="auto" w:sz="4" w:space="0"/>
-            <w:right w:val="single" w:color="auto" w:sz="4" w:space="0"/>
-            <w:insideH w:val="single" w:color="auto" w:sz="4" w:space="0"/>
-            <w:insideV w:val="single" w:color="auto" w:sz="4" w:space="0"/>
-          </w:tblBorders>
+          <w:tblW w:w="0" w:type="auto"/>
+          <w:tblInd w:w="0" w:type="dxa"/>
           <w:shd w:val="clear" w:color="auto" w:fill="auto"/>
           <w:tblCellMar>
             <w:top w:w="15" w:type="dxa"/>
@@ -2565,7 +2515,7 @@
               <w:spacing w:line="300" w:lineRule="atLeast"/>
               <w:jc w:val="left"/>
               <w:rPr>
-                <w:rFonts w:hint="default" w:ascii="Segoe UI" w:hAnsi="Segoe UI" w:eastAsia="Segoe UI" w:cs="Segoe UI"/>
+                <w:rFonts w:ascii="Segoe UI" w:eastAsia="Segoe UI" w:hAnsi="Segoe UI" w:cs="Segoe UI" w:hint="default"/>
                 <w:i w:val="0"/>
                 <w:iCs w:val="0"/>
                 <w:caps w:val="0"/>
@@ -2577,8 +2527,8 @@
             </w:pPr>
             <w:r>
               <w:rPr>
-                <w:rStyle w:val="23"/>
-                <w:rFonts w:hint="default" w:ascii="Segoe UI" w:hAnsi="Segoe UI" w:eastAsia="Segoe UI" w:cs="Segoe UI"/>
+                <w:rStyle w:val="Strong"/>
+                <w:rFonts w:ascii="Segoe UI" w:eastAsia="Segoe UI" w:hAnsi="Segoe UI" w:cs="Segoe UI" w:hint="default"/>
                 <w:b/>
                 <w:bCs/>
                 <w:i w:val="0"/>
@@ -2590,7 +2540,7 @@
                 <w:kern w:val="0"/>
                 <w:sz w:val="18"/>
                 <w:szCs w:val="18"/>
-                <w:lang w:val="en-US" w:eastAsia="zh-CN" w:bidi="ar"/>
+                <w:lang w:val="en-US" w:eastAsia="zh-CN"/>
               </w:rPr>
               <w:t>事件发生~30分钟内</w:t>
             </w:r>
@@ -2617,7 +2567,7 @@
               <w:spacing w:line="300" w:lineRule="atLeast"/>
               <w:jc w:val="left"/>
               <w:rPr>
-                <w:rFonts w:hint="default" w:ascii="Segoe UI" w:hAnsi="Segoe UI" w:eastAsia="Segoe UI" w:cs="Segoe UI"/>
+                <w:rFonts w:ascii="Segoe UI" w:eastAsia="Segoe UI" w:hAnsi="Segoe UI" w:cs="Segoe UI" w:hint="default"/>
                 <w:i w:val="0"/>
                 <w:iCs w:val="0"/>
                 <w:caps w:val="0"/>
@@ -2629,7 +2579,7 @@
             </w:pPr>
             <w:r>
               <w:rPr>
-                <w:rFonts w:hint="default" w:ascii="Segoe UI" w:hAnsi="Segoe UI" w:eastAsia="Segoe UI" w:cs="Segoe UI"/>
+                <w:rFonts w:ascii="Segoe UI" w:eastAsia="Segoe UI" w:hAnsi="Segoe UI" w:cs="Segoe UI" w:hint="default"/>
                 <w:i w:val="0"/>
                 <w:iCs w:val="0"/>
                 <w:caps w:val="0"/>
@@ -2639,7 +2589,7 @@
                 <w:kern w:val="0"/>
                 <w:sz w:val="18"/>
                 <w:szCs w:val="18"/>
-                <w:lang w:val="en-US" w:eastAsia="zh-CN" w:bidi="ar"/>
+                <w:lang w:val="en-US" w:eastAsia="zh-CN"/>
               </w:rPr>
               <w:t>确认事件，初步评估，报告应急总指挥，启动连续性计划。</w:t>
             </w:r>
@@ -2666,7 +2616,7 @@
               <w:spacing w:line="300" w:lineRule="atLeast"/>
               <w:jc w:val="left"/>
               <w:rPr>
-                <w:rFonts w:hint="default" w:ascii="Segoe UI" w:hAnsi="Segoe UI" w:eastAsia="宋体" w:cs="Segoe UI"/>
+                <w:rFonts w:ascii="Segoe UI" w:eastAsia="宋体" w:hAnsi="Segoe UI" w:cs="Segoe UI" w:hint="default"/>
                 <w:i w:val="0"/>
                 <w:iCs w:val="0"/>
                 <w:caps w:val="0"/>
@@ -2679,7 +2629,7 @@
             </w:pPr>
             <w:r>
               <w:rPr>
-                <w:rFonts w:hint="eastAsia" w:ascii="Segoe UI" w:hAnsi="Segoe UI" w:eastAsia="宋体" w:cs="Segoe UI"/>
+                <w:rFonts w:ascii="Segoe UI" w:eastAsia="宋体" w:hAnsi="Segoe UI" w:cs="Segoe UI" w:hint="eastAsia"/>
                 <w:i w:val="0"/>
                 <w:iCs w:val="0"/>
                 <w:caps w:val="0"/>
@@ -2714,7 +2664,7 @@
               <w:spacing w:line="300" w:lineRule="atLeast"/>
               <w:jc w:val="left"/>
               <w:rPr>
-                <w:rFonts w:hint="default" w:ascii="Segoe UI" w:hAnsi="Segoe UI" w:eastAsia="Segoe UI" w:cs="Segoe UI"/>
+                <w:rFonts w:ascii="Segoe UI" w:eastAsia="Segoe UI" w:hAnsi="Segoe UI" w:cs="Segoe UI" w:hint="default"/>
                 <w:i w:val="0"/>
                 <w:iCs w:val="0"/>
                 <w:caps w:val="0"/>
@@ -2726,7 +2676,7 @@
             </w:pPr>
             <w:r>
               <w:rPr>
-                <w:rFonts w:hint="default" w:ascii="Segoe UI" w:hAnsi="Segoe UI" w:eastAsia="Segoe UI" w:cs="Segoe UI"/>
+                <w:rFonts w:ascii="Segoe UI" w:eastAsia="Segoe UI" w:hAnsi="Segoe UI" w:cs="Segoe UI" w:hint="default"/>
                 <w:i w:val="0"/>
                 <w:iCs w:val="0"/>
                 <w:caps w:val="0"/>
@@ -2736,7 +2686,7 @@
                 <w:kern w:val="0"/>
                 <w:sz w:val="18"/>
                 <w:szCs w:val="18"/>
-                <w:lang w:val="en-US" w:eastAsia="zh-CN" w:bidi="ar"/>
+                <w:lang w:val="en-US" w:eastAsia="zh-CN"/>
               </w:rPr>
               <w:t>事件初步报告</w:t>
             </w:r>
@@ -2745,14 +2695,9 @@
       </w:tr>
       <w:tr>
         <w:tblPrEx>
-          <w:tblBorders>
-            <w:top w:val="single" w:color="auto" w:sz="4" w:space="0"/>
-            <w:left w:val="single" w:color="auto" w:sz="4" w:space="0"/>
-            <w:bottom w:val="single" w:color="auto" w:sz="4" w:space="0"/>
-            <w:right w:val="single" w:color="auto" w:sz="4" w:space="0"/>
-            <w:insideH w:val="single" w:color="auto" w:sz="4" w:space="0"/>
-            <w:insideV w:val="single" w:color="auto" w:sz="4" w:space="0"/>
-          </w:tblBorders>
+          <w:tblW w:w="0" w:type="auto"/>
+          <w:tblInd w:w="0" w:type="dxa"/>
+          <w:shd w:val="clear" w:color="auto" w:fill="auto"/>
           <w:tblCellMar>
             <w:top w:w="15" w:type="dxa"/>
             <w:left w:w="15" w:type="dxa"/>
@@ -2781,7 +2726,7 @@
               <w:spacing w:line="300" w:lineRule="atLeast"/>
               <w:jc w:val="left"/>
               <w:rPr>
-                <w:rFonts w:hint="default" w:ascii="Segoe UI" w:hAnsi="Segoe UI" w:eastAsia="Segoe UI" w:cs="Segoe UI"/>
+                <w:rFonts w:ascii="Segoe UI" w:eastAsia="Segoe UI" w:hAnsi="Segoe UI" w:cs="Segoe UI" w:hint="default"/>
                 <w:i w:val="0"/>
                 <w:iCs w:val="0"/>
                 <w:caps w:val="0"/>
@@ -2793,8 +2738,8 @@
             </w:pPr>
             <w:r>
               <w:rPr>
-                <w:rStyle w:val="23"/>
-                <w:rFonts w:hint="default" w:ascii="Segoe UI" w:hAnsi="Segoe UI" w:eastAsia="Segoe UI" w:cs="Segoe UI"/>
+                <w:rStyle w:val="Strong"/>
+                <w:rFonts w:ascii="Segoe UI" w:eastAsia="Segoe UI" w:hAnsi="Segoe UI" w:cs="Segoe UI" w:hint="default"/>
                 <w:b/>
                 <w:bCs/>
                 <w:i w:val="0"/>
@@ -2806,7 +2751,7 @@
                 <w:kern w:val="0"/>
                 <w:sz w:val="18"/>
                 <w:szCs w:val="18"/>
-                <w:lang w:val="en-US" w:eastAsia="zh-CN" w:bidi="ar"/>
+                <w:lang w:val="en-US" w:eastAsia="zh-CN"/>
               </w:rPr>
               <w:t>30分钟~2小时内</w:t>
             </w:r>
@@ -2833,7 +2778,7 @@
               <w:spacing w:line="300" w:lineRule="atLeast"/>
               <w:jc w:val="left"/>
               <w:rPr>
-                <w:rFonts w:hint="default" w:ascii="Segoe UI" w:hAnsi="Segoe UI" w:eastAsia="Segoe UI" w:cs="Segoe UI"/>
+                <w:rFonts w:ascii="Segoe UI" w:eastAsia="Segoe UI" w:hAnsi="Segoe UI" w:cs="Segoe UI" w:hint="default"/>
                 <w:i w:val="0"/>
                 <w:iCs w:val="0"/>
                 <w:caps w:val="0"/>
@@ -2845,7 +2790,7 @@
             </w:pPr>
             <w:r>
               <w:rPr>
-                <w:rFonts w:hint="default" w:ascii="Segoe UI" w:hAnsi="Segoe UI" w:eastAsia="Segoe UI" w:cs="Segoe UI"/>
+                <w:rFonts w:ascii="Segoe UI" w:eastAsia="Segoe UI" w:hAnsi="Segoe UI" w:cs="Segoe UI" w:hint="default"/>
                 <w:i w:val="0"/>
                 <w:iCs w:val="0"/>
                 <w:caps w:val="0"/>
@@ -2855,7 +2800,7 @@
                 <w:kern w:val="0"/>
                 <w:sz w:val="18"/>
                 <w:szCs w:val="18"/>
-                <w:lang w:val="en-US" w:eastAsia="zh-CN" w:bidi="ar"/>
+                <w:lang w:val="en-US" w:eastAsia="zh-CN"/>
               </w:rPr>
               <w:t>应急小组集结完毕，完成事件定级与影响分析，制定详细恢复方案，通知所有相关人员。</w:t>
             </w:r>
@@ -2882,7 +2827,7 @@
               <w:spacing w:line="300" w:lineRule="atLeast"/>
               <w:jc w:val="left"/>
               <w:rPr>
-                <w:rFonts w:hint="default" w:ascii="Segoe UI" w:hAnsi="Segoe UI" w:eastAsia="Segoe UI" w:cs="Segoe UI"/>
+                <w:rFonts w:ascii="Segoe UI" w:eastAsia="Segoe UI" w:hAnsi="Segoe UI" w:cs="Segoe UI" w:hint="default"/>
                 <w:i w:val="0"/>
                 <w:iCs w:val="0"/>
                 <w:caps w:val="0"/>
@@ -2894,7 +2839,7 @@
             </w:pPr>
             <w:r>
               <w:rPr>
-                <w:rFonts w:hint="default" w:ascii="Segoe UI" w:hAnsi="Segoe UI" w:eastAsia="Segoe UI" w:cs="Segoe UI"/>
+                <w:rFonts w:ascii="Segoe UI" w:eastAsia="Segoe UI" w:hAnsi="Segoe UI" w:cs="Segoe UI" w:hint="default"/>
                 <w:i w:val="0"/>
                 <w:iCs w:val="0"/>
                 <w:caps w:val="0"/>
@@ -2904,7 +2849,7 @@
                 <w:kern w:val="0"/>
                 <w:sz w:val="18"/>
                 <w:szCs w:val="18"/>
-                <w:lang w:val="en-US" w:eastAsia="zh-CN" w:bidi="ar"/>
+                <w:lang w:val="en-US" w:eastAsia="zh-CN"/>
               </w:rPr>
               <w:t>应急总指挥</w:t>
             </w:r>
@@ -2931,7 +2876,7 @@
               <w:spacing w:line="300" w:lineRule="atLeast"/>
               <w:jc w:val="left"/>
               <w:rPr>
-                <w:rFonts w:hint="default" w:ascii="Segoe UI" w:hAnsi="Segoe UI" w:eastAsia="Segoe UI" w:cs="Segoe UI"/>
+                <w:rFonts w:ascii="Segoe UI" w:eastAsia="Segoe UI" w:hAnsi="Segoe UI" w:cs="Segoe UI" w:hint="default"/>
                 <w:i w:val="0"/>
                 <w:iCs w:val="0"/>
                 <w:caps w:val="0"/>
@@ -2943,7 +2888,7 @@
             </w:pPr>
             <w:r>
               <w:rPr>
-                <w:rFonts w:hint="default" w:ascii="Segoe UI" w:hAnsi="Segoe UI" w:eastAsia="Segoe UI" w:cs="Segoe UI"/>
+                <w:rFonts w:ascii="Segoe UI" w:eastAsia="Segoe UI" w:hAnsi="Segoe UI" w:cs="Segoe UI" w:hint="default"/>
                 <w:i w:val="0"/>
                 <w:iCs w:val="0"/>
                 <w:caps w:val="0"/>
@@ -2953,7 +2898,7 @@
                 <w:kern w:val="0"/>
                 <w:sz w:val="18"/>
                 <w:szCs w:val="18"/>
-                <w:lang w:val="en-US" w:eastAsia="zh-CN" w:bidi="ar"/>
+                <w:lang w:val="en-US" w:eastAsia="zh-CN"/>
               </w:rPr>
               <w:t>《应急响应方案》、通知记录</w:t>
             </w:r>
@@ -2962,14 +2907,9 @@
       </w:tr>
       <w:tr>
         <w:tblPrEx>
-          <w:tblBorders>
-            <w:top w:val="single" w:color="auto" w:sz="4" w:space="0"/>
-            <w:left w:val="single" w:color="auto" w:sz="4" w:space="0"/>
-            <w:bottom w:val="single" w:color="auto" w:sz="4" w:space="0"/>
-            <w:right w:val="single" w:color="auto" w:sz="4" w:space="0"/>
-            <w:insideH w:val="single" w:color="auto" w:sz="4" w:space="0"/>
-            <w:insideV w:val="single" w:color="auto" w:sz="4" w:space="0"/>
-          </w:tblBorders>
+          <w:tblW w:w="0" w:type="auto"/>
+          <w:tblInd w:w="0" w:type="dxa"/>
+          <w:shd w:val="clear" w:color="auto" w:fill="auto"/>
           <w:tblCellMar>
             <w:top w:w="15" w:type="dxa"/>
             <w:left w:w="15" w:type="dxa"/>
@@ -2998,7 +2938,7 @@
               <w:spacing w:line="300" w:lineRule="atLeast"/>
               <w:jc w:val="left"/>
               <w:rPr>
-                <w:rFonts w:hint="default" w:ascii="Segoe UI" w:hAnsi="Segoe UI" w:eastAsia="Segoe UI" w:cs="Segoe UI"/>
+                <w:rFonts w:ascii="Segoe UI" w:eastAsia="Segoe UI" w:hAnsi="Segoe UI" w:cs="Segoe UI" w:hint="default"/>
                 <w:i w:val="0"/>
                 <w:iCs w:val="0"/>
                 <w:caps w:val="0"/>
@@ -3010,8 +2950,8 @@
             </w:pPr>
             <w:r>
               <w:rPr>
-                <w:rStyle w:val="23"/>
-                <w:rFonts w:hint="default" w:ascii="Segoe UI" w:hAnsi="Segoe UI" w:eastAsia="Segoe UI" w:cs="Segoe UI"/>
+                <w:rStyle w:val="Strong"/>
+                <w:rFonts w:ascii="Segoe UI" w:eastAsia="Segoe UI" w:hAnsi="Segoe UI" w:cs="Segoe UI" w:hint="default"/>
                 <w:b/>
                 <w:bCs/>
                 <w:i w:val="0"/>
@@ -3023,7 +2963,7 @@
                 <w:kern w:val="0"/>
                 <w:sz w:val="18"/>
                 <w:szCs w:val="18"/>
-                <w:lang w:val="en-US" w:eastAsia="zh-CN" w:bidi="ar"/>
+                <w:lang w:val="en-US" w:eastAsia="zh-CN"/>
               </w:rPr>
               <w:t>2小时~4小时内</w:t>
             </w:r>
@@ -3050,7 +2990,7 @@
               <w:spacing w:line="300" w:lineRule="atLeast"/>
               <w:jc w:val="left"/>
               <w:rPr>
-                <w:rFonts w:hint="default" w:ascii="Segoe UI" w:hAnsi="Segoe UI" w:eastAsia="Segoe UI" w:cs="Segoe UI"/>
+                <w:rFonts w:ascii="Segoe UI" w:eastAsia="Segoe UI" w:hAnsi="Segoe UI" w:cs="Segoe UI" w:hint="default"/>
                 <w:i w:val="0"/>
                 <w:iCs w:val="0"/>
                 <w:caps w:val="0"/>
@@ -3062,7 +3002,7 @@
             </w:pPr>
             <w:r>
               <w:rPr>
-                <w:rFonts w:hint="default" w:ascii="Segoe UI" w:hAnsi="Segoe UI" w:eastAsia="Segoe UI" w:cs="Segoe UI"/>
+                <w:rFonts w:ascii="Segoe UI" w:eastAsia="Segoe UI" w:hAnsi="Segoe UI" w:cs="Segoe UI" w:hint="default"/>
                 <w:i w:val="0"/>
                 <w:iCs w:val="0"/>
                 <w:caps w:val="0"/>
@@ -3072,7 +3012,7 @@
                 <w:kern w:val="0"/>
                 <w:sz w:val="18"/>
                 <w:szCs w:val="18"/>
-                <w:lang w:val="en-US" w:eastAsia="zh-CN" w:bidi="ar"/>
+                <w:lang w:val="en-US" w:eastAsia="zh-CN"/>
               </w:rPr>
               <w:t>执行恢复操作：基础设施抢修、硬件更换、数据恢复。</w:t>
             </w:r>
@@ -3099,7 +3039,7 @@
               <w:spacing w:line="300" w:lineRule="atLeast"/>
               <w:jc w:val="left"/>
               <w:rPr>
-                <w:rFonts w:hint="default" w:ascii="Segoe UI" w:hAnsi="Segoe UI" w:eastAsia="Segoe UI" w:cs="Segoe UI"/>
+                <w:rFonts w:ascii="Segoe UI" w:eastAsia="Segoe UI" w:hAnsi="Segoe UI" w:cs="Segoe UI" w:hint="default"/>
                 <w:i w:val="0"/>
                 <w:iCs w:val="0"/>
                 <w:caps w:val="0"/>
@@ -3112,7 +3052,7 @@
             </w:pPr>
             <w:r>
               <w:rPr>
-                <w:rFonts w:hint="eastAsia" w:ascii="Segoe UI" w:hAnsi="Segoe UI" w:eastAsia="Segoe UI" w:cs="Segoe UI"/>
+                <w:rFonts w:ascii="Segoe UI" w:eastAsia="Segoe UI" w:hAnsi="Segoe UI" w:cs="Segoe UI" w:hint="eastAsia"/>
                 <w:i w:val="0"/>
                 <w:iCs w:val="0"/>
                 <w:caps w:val="0"/>
@@ -3122,7 +3062,7 @@
                 <w:kern w:val="0"/>
                 <w:sz w:val="18"/>
                 <w:szCs w:val="18"/>
-                <w:lang w:val="en-US" w:eastAsia="zh-CN" w:bidi="ar"/>
+                <w:lang w:val="en-US" w:eastAsia="zh-CN"/>
               </w:rPr>
               <w:t>运维部经理</w:t>
             </w:r>
@@ -3149,7 +3089,7 @@
               <w:spacing w:line="300" w:lineRule="atLeast"/>
               <w:jc w:val="left"/>
               <w:rPr>
-                <w:rFonts w:hint="default" w:ascii="Segoe UI" w:hAnsi="Segoe UI" w:eastAsia="Segoe UI" w:cs="Segoe UI"/>
+                <w:rFonts w:ascii="Segoe UI" w:eastAsia="Segoe UI" w:hAnsi="Segoe UI" w:cs="Segoe UI" w:hint="default"/>
                 <w:i w:val="0"/>
                 <w:iCs w:val="0"/>
                 <w:caps w:val="0"/>
@@ -3161,7 +3101,7 @@
             </w:pPr>
             <w:r>
               <w:rPr>
-                <w:rFonts w:hint="default" w:ascii="Segoe UI" w:hAnsi="Segoe UI" w:eastAsia="Segoe UI" w:cs="Segoe UI"/>
+                <w:rFonts w:ascii="Segoe UI" w:eastAsia="Segoe UI" w:hAnsi="Segoe UI" w:cs="Segoe UI" w:hint="default"/>
                 <w:i w:val="0"/>
                 <w:iCs w:val="0"/>
                 <w:caps w:val="0"/>
@@ -3171,7 +3111,7 @@
                 <w:kern w:val="0"/>
                 <w:sz w:val="18"/>
                 <w:szCs w:val="18"/>
-                <w:lang w:val="en-US" w:eastAsia="zh-CN" w:bidi="ar"/>
+                <w:lang w:val="en-US" w:eastAsia="zh-CN"/>
               </w:rPr>
               <w:t>恢复操作记录、备份恢复验证报告</w:t>
             </w:r>
@@ -3180,14 +3120,9 @@
       </w:tr>
       <w:tr>
         <w:tblPrEx>
-          <w:tblBorders>
-            <w:top w:val="single" w:color="auto" w:sz="4" w:space="0"/>
-            <w:left w:val="single" w:color="auto" w:sz="4" w:space="0"/>
-            <w:bottom w:val="single" w:color="auto" w:sz="4" w:space="0"/>
-            <w:right w:val="single" w:color="auto" w:sz="4" w:space="0"/>
-            <w:insideH w:val="single" w:color="auto" w:sz="4" w:space="0"/>
-            <w:insideV w:val="single" w:color="auto" w:sz="4" w:space="0"/>
-          </w:tblBorders>
+          <w:tblW w:w="0" w:type="auto"/>
+          <w:tblInd w:w="0" w:type="dxa"/>
+          <w:shd w:val="clear" w:color="auto" w:fill="auto"/>
           <w:tblCellMar>
             <w:top w:w="15" w:type="dxa"/>
             <w:left w:w="15" w:type="dxa"/>
@@ -3216,7 +3151,7 @@
               <w:spacing w:line="300" w:lineRule="atLeast"/>
               <w:jc w:val="left"/>
               <w:rPr>
-                <w:rFonts w:hint="default" w:ascii="Segoe UI" w:hAnsi="Segoe UI" w:eastAsia="Segoe UI" w:cs="Segoe UI"/>
+                <w:rFonts w:ascii="Segoe UI" w:eastAsia="Segoe UI" w:hAnsi="Segoe UI" w:cs="Segoe UI" w:hint="default"/>
                 <w:i w:val="0"/>
                 <w:iCs w:val="0"/>
                 <w:caps w:val="0"/>
@@ -3228,8 +3163,8 @@
             </w:pPr>
             <w:r>
               <w:rPr>
-                <w:rStyle w:val="23"/>
-                <w:rFonts w:hint="default" w:ascii="Segoe UI" w:hAnsi="Segoe UI" w:eastAsia="Segoe UI" w:cs="Segoe UI"/>
+                <w:rStyle w:val="Strong"/>
+                <w:rFonts w:ascii="Segoe UI" w:eastAsia="Segoe UI" w:hAnsi="Segoe UI" w:cs="Segoe UI" w:hint="default"/>
                 <w:b/>
                 <w:bCs/>
                 <w:i w:val="0"/>
@@ -3241,7 +3176,7 @@
                 <w:kern w:val="0"/>
                 <w:sz w:val="18"/>
                 <w:szCs w:val="18"/>
-                <w:lang w:val="en-US" w:eastAsia="zh-CN" w:bidi="ar"/>
+                <w:lang w:val="en-US" w:eastAsia="zh-CN"/>
               </w:rPr>
               <w:t>4小时~6小时内</w:t>
             </w:r>
@@ -3268,7 +3203,7 @@
               <w:spacing w:line="300" w:lineRule="atLeast"/>
               <w:jc w:val="left"/>
               <w:rPr>
-                <w:rFonts w:hint="default" w:ascii="Segoe UI" w:hAnsi="Segoe UI" w:eastAsia="Segoe UI" w:cs="Segoe UI"/>
+                <w:rFonts w:ascii="Segoe UI" w:eastAsia="Segoe UI" w:hAnsi="Segoe UI" w:cs="Segoe UI" w:hint="default"/>
                 <w:i w:val="0"/>
                 <w:iCs w:val="0"/>
                 <w:caps w:val="0"/>
@@ -3280,7 +3215,7 @@
             </w:pPr>
             <w:r>
               <w:rPr>
-                <w:rFonts w:hint="default" w:ascii="Segoe UI" w:hAnsi="Segoe UI" w:eastAsia="Segoe UI" w:cs="Segoe UI"/>
+                <w:rFonts w:ascii="Segoe UI" w:eastAsia="Segoe UI" w:hAnsi="Segoe UI" w:cs="Segoe UI" w:hint="default"/>
                 <w:i w:val="0"/>
                 <w:iCs w:val="0"/>
                 <w:caps w:val="0"/>
@@ -3290,7 +3225,7 @@
                 <w:kern w:val="0"/>
                 <w:sz w:val="18"/>
                 <w:szCs w:val="18"/>
-                <w:lang w:val="en-US" w:eastAsia="zh-CN" w:bidi="ar"/>
+                <w:lang w:val="en-US" w:eastAsia="zh-CN"/>
               </w:rPr>
               <w:t>系统重启，完成核心业务（挂号、缴费、结算）功能测试。</w:t>
             </w:r>
@@ -3317,7 +3252,7 @@
               <w:spacing w:line="300" w:lineRule="atLeast"/>
               <w:jc w:val="left"/>
               <w:rPr>
-                <w:rFonts w:hint="default" w:ascii="Segoe UI" w:hAnsi="Segoe UI" w:eastAsia="Segoe UI" w:cs="Segoe UI"/>
+                <w:rFonts w:ascii="Segoe UI" w:eastAsia="Segoe UI" w:hAnsi="Segoe UI" w:cs="Segoe UI" w:hint="default"/>
                 <w:i w:val="0"/>
                 <w:iCs w:val="0"/>
                 <w:caps w:val="0"/>
@@ -3329,7 +3264,7 @@
             </w:pPr>
             <w:r>
               <w:rPr>
-                <w:rFonts w:hint="default" w:ascii="Segoe UI" w:hAnsi="Segoe UI" w:eastAsia="Segoe UI" w:cs="Segoe UI"/>
+                <w:rFonts w:ascii="Segoe UI" w:eastAsia="Segoe UI" w:hAnsi="Segoe UI" w:cs="Segoe UI" w:hint="default"/>
                 <w:i w:val="0"/>
                 <w:iCs w:val="0"/>
                 <w:caps w:val="0"/>
@@ -3339,7 +3274,7 @@
                 <w:kern w:val="0"/>
                 <w:sz w:val="18"/>
                 <w:szCs w:val="18"/>
-                <w:lang w:val="en-US" w:eastAsia="zh-CN" w:bidi="ar"/>
+                <w:lang w:val="en-US" w:eastAsia="zh-CN"/>
               </w:rPr>
               <w:t>运维团队</w:t>
             </w:r>
@@ -3366,7 +3301,7 @@
               <w:spacing w:line="300" w:lineRule="atLeast"/>
               <w:jc w:val="left"/>
               <w:rPr>
-                <w:rFonts w:hint="default" w:ascii="Segoe UI" w:hAnsi="Segoe UI" w:eastAsia="Segoe UI" w:cs="Segoe UI"/>
+                <w:rFonts w:ascii="Segoe UI" w:eastAsia="Segoe UI" w:hAnsi="Segoe UI" w:cs="Segoe UI" w:hint="default"/>
                 <w:i w:val="0"/>
                 <w:iCs w:val="0"/>
                 <w:caps w:val="0"/>
@@ -3378,7 +3313,7 @@
             </w:pPr>
             <w:r>
               <w:rPr>
-                <w:rFonts w:hint="default" w:ascii="Segoe UI" w:hAnsi="Segoe UI" w:eastAsia="Segoe UI" w:cs="Segoe UI"/>
+                <w:rFonts w:ascii="Segoe UI" w:eastAsia="Segoe UI" w:hAnsi="Segoe UI" w:cs="Segoe UI" w:hint="default"/>
                 <w:i w:val="0"/>
                 <w:iCs w:val="0"/>
                 <w:caps w:val="0"/>
@@ -3388,7 +3323,7 @@
                 <w:kern w:val="0"/>
                 <w:sz w:val="18"/>
                 <w:szCs w:val="18"/>
-                <w:lang w:val="en-US" w:eastAsia="zh-CN" w:bidi="ar"/>
+                <w:lang w:val="en-US" w:eastAsia="zh-CN"/>
               </w:rPr>
               <w:t>《系统恢复测试报告》</w:t>
             </w:r>
@@ -3397,14 +3332,8 @@
       </w:tr>
       <w:tr>
         <w:tblPrEx>
-          <w:tblBorders>
-            <w:top w:val="single" w:color="auto" w:sz="4" w:space="0"/>
-            <w:left w:val="single" w:color="auto" w:sz="4" w:space="0"/>
-            <w:bottom w:val="single" w:color="auto" w:sz="4" w:space="0"/>
-            <w:right w:val="single" w:color="auto" w:sz="4" w:space="0"/>
-            <w:insideH w:val="single" w:color="auto" w:sz="4" w:space="0"/>
-            <w:insideV w:val="single" w:color="auto" w:sz="4" w:space="0"/>
-          </w:tblBorders>
+          <w:tblW w:w="0" w:type="auto"/>
+          <w:tblInd w:w="0" w:type="dxa"/>
           <w:shd w:val="clear" w:color="auto" w:fill="auto"/>
           <w:tblCellMar>
             <w:top w:w="15" w:type="dxa"/>
@@ -3434,7 +3363,7 @@
               <w:spacing w:line="300" w:lineRule="atLeast"/>
               <w:jc w:val="left"/>
               <w:rPr>
-                <w:rFonts w:hint="default" w:ascii="Segoe UI" w:hAnsi="Segoe UI" w:eastAsia="Segoe UI" w:cs="Segoe UI"/>
+                <w:rFonts w:ascii="Segoe UI" w:eastAsia="Segoe UI" w:hAnsi="Segoe UI" w:cs="Segoe UI" w:hint="default"/>
                 <w:i w:val="0"/>
                 <w:iCs w:val="0"/>
                 <w:caps w:val="0"/>
@@ -3446,8 +3375,8 @@
             </w:pPr>
             <w:r>
               <w:rPr>
-                <w:rStyle w:val="23"/>
-                <w:rFonts w:hint="default" w:ascii="Segoe UI" w:hAnsi="Segoe UI" w:eastAsia="Segoe UI" w:cs="Segoe UI"/>
+                <w:rStyle w:val="Strong"/>
+                <w:rFonts w:ascii="Segoe UI" w:eastAsia="Segoe UI" w:hAnsi="Segoe UI" w:cs="Segoe UI" w:hint="default"/>
                 <w:b/>
                 <w:bCs/>
                 <w:i w:val="0"/>
@@ -3459,7 +3388,7 @@
                 <w:kern w:val="0"/>
                 <w:sz w:val="18"/>
                 <w:szCs w:val="18"/>
-                <w:lang w:val="en-US" w:eastAsia="zh-CN" w:bidi="ar"/>
+                <w:lang w:val="en-US" w:eastAsia="zh-CN"/>
               </w:rPr>
               <w:t>6小时~8小时内</w:t>
             </w:r>
@@ -3486,7 +3415,7 @@
               <w:spacing w:line="300" w:lineRule="atLeast"/>
               <w:jc w:val="left"/>
               <w:rPr>
-                <w:rFonts w:hint="default" w:ascii="Segoe UI" w:hAnsi="Segoe UI" w:eastAsia="Segoe UI" w:cs="Segoe UI"/>
+                <w:rFonts w:ascii="Segoe UI" w:eastAsia="Segoe UI" w:hAnsi="Segoe UI" w:cs="Segoe UI" w:hint="default"/>
                 <w:i w:val="0"/>
                 <w:iCs w:val="0"/>
                 <w:caps w:val="0"/>
@@ -3498,7 +3427,7 @@
             </w:pPr>
             <w:r>
               <w:rPr>
-                <w:rFonts w:hint="default" w:ascii="Segoe UI" w:hAnsi="Segoe UI" w:eastAsia="Segoe UI" w:cs="Segoe UI"/>
+                <w:rFonts w:ascii="Segoe UI" w:eastAsia="Segoe UI" w:hAnsi="Segoe UI" w:cs="Segoe UI" w:hint="default"/>
                 <w:i w:val="0"/>
                 <w:iCs w:val="0"/>
                 <w:caps w:val="0"/>
@@ -3508,7 +3437,7 @@
                 <w:kern w:val="0"/>
                 <w:sz w:val="18"/>
                 <w:szCs w:val="18"/>
-                <w:lang w:val="en-US" w:eastAsia="zh-CN" w:bidi="ar"/>
+                <w:lang w:val="en-US" w:eastAsia="zh-CN"/>
               </w:rPr>
               <w:t>业务全面恢复，系统进入观察期，编写事件初步报告。</w:t>
             </w:r>
@@ -3535,7 +3464,7 @@
               <w:spacing w:line="300" w:lineRule="atLeast"/>
               <w:jc w:val="left"/>
               <w:rPr>
-                <w:rFonts w:hint="default" w:ascii="Segoe UI" w:hAnsi="Segoe UI" w:eastAsia="Segoe UI" w:cs="Segoe UI"/>
+                <w:rFonts w:ascii="Segoe UI" w:eastAsia="Segoe UI" w:hAnsi="Segoe UI" w:cs="Segoe UI" w:hint="default"/>
                 <w:i w:val="0"/>
                 <w:iCs w:val="0"/>
                 <w:caps w:val="0"/>
@@ -3547,7 +3476,7 @@
             </w:pPr>
             <w:r>
               <w:rPr>
-                <w:rFonts w:hint="default" w:ascii="Segoe UI" w:hAnsi="Segoe UI" w:eastAsia="Segoe UI" w:cs="Segoe UI"/>
+                <w:rFonts w:ascii="Segoe UI" w:eastAsia="Segoe UI" w:hAnsi="Segoe UI" w:cs="Segoe UI" w:hint="default"/>
                 <w:i w:val="0"/>
                 <w:iCs w:val="0"/>
                 <w:caps w:val="0"/>
@@ -3557,7 +3486,7 @@
                 <w:kern w:val="0"/>
                 <w:sz w:val="18"/>
                 <w:szCs w:val="18"/>
-                <w:lang w:val="en-US" w:eastAsia="zh-CN" w:bidi="ar"/>
+                <w:lang w:val="en-US" w:eastAsia="zh-CN"/>
               </w:rPr>
               <w:t>应急总指挥</w:t>
             </w:r>
@@ -3584,7 +3513,7 @@
               <w:spacing w:line="300" w:lineRule="atLeast"/>
               <w:jc w:val="left"/>
               <w:rPr>
-                <w:rFonts w:hint="default" w:ascii="Segoe UI" w:hAnsi="Segoe UI" w:eastAsia="Segoe UI" w:cs="Segoe UI"/>
+                <w:rFonts w:ascii="Segoe UI" w:eastAsia="Segoe UI" w:hAnsi="Segoe UI" w:cs="Segoe UI" w:hint="default"/>
                 <w:i w:val="0"/>
                 <w:iCs w:val="0"/>
                 <w:caps w:val="0"/>
@@ -3596,7 +3525,7 @@
             </w:pPr>
             <w:r>
               <w:rPr>
-                <w:rFonts w:hint="default" w:ascii="Segoe UI" w:hAnsi="Segoe UI" w:eastAsia="Segoe UI" w:cs="Segoe UI"/>
+                <w:rFonts w:ascii="Segoe UI" w:eastAsia="Segoe UI" w:hAnsi="Segoe UI" w:cs="Segoe UI" w:hint="default"/>
                 <w:i w:val="0"/>
                 <w:iCs w:val="0"/>
                 <w:caps w:val="0"/>
@@ -3606,7 +3535,7 @@
                 <w:kern w:val="0"/>
                 <w:sz w:val="18"/>
                 <w:szCs w:val="18"/>
-                <w:lang w:val="en-US" w:eastAsia="zh-CN" w:bidi="ar"/>
+                <w:lang w:val="en-US" w:eastAsia="zh-CN"/>
               </w:rPr>
               <w:t>《业务恢复确认单》、《事件初步报告》</w:t>
             </w:r>
@@ -3616,7 +3545,7 @@
     </w:tbl>
     <w:p>
       <w:pPr>
-        <w:pStyle w:val="30"/>
+        <w:pStyle w:val="2"/>
         <w:bidi w:val="0"/>
         <w:rPr>
           <w:rFonts w:hint="eastAsia"/>
@@ -3633,7 +3562,7 @@
     </w:p>
     <w:p>
       <w:pPr>
-        <w:pStyle w:val="31"/>
+        <w:pStyle w:val="3"/>
         <w:bidi w:val="0"/>
         <w:rPr>
           <w:rFonts w:hint="eastAsia"/>
@@ -3650,7 +3579,7 @@
     </w:p>
     <w:p>
       <w:pPr>
-        <w:pStyle w:val="29"/>
+        <w:pStyle w:val="a1"/>
         <w:rPr>
           <w:rFonts w:hint="eastAsia"/>
         </w:rPr>
@@ -3664,7 +3593,7 @@
     </w:p>
     <w:p>
       <w:pPr>
-        <w:pStyle w:val="29"/>
+        <w:pStyle w:val="a1"/>
         <w:rPr>
           <w:rFonts w:hint="eastAsia"/>
         </w:rPr>
@@ -3678,7 +3607,7 @@
     </w:p>
     <w:p>
       <w:pPr>
-        <w:pStyle w:val="29"/>
+        <w:pStyle w:val="a1"/>
         <w:rPr>
           <w:rFonts w:hint="eastAsia"/>
         </w:rPr>
@@ -3692,7 +3621,7 @@
     </w:p>
     <w:p>
       <w:pPr>
-        <w:pStyle w:val="31"/>
+        <w:pStyle w:val="3"/>
         <w:bidi w:val="0"/>
         <w:rPr>
           <w:rFonts w:hint="eastAsia"/>
@@ -3709,7 +3638,7 @@
     </w:p>
     <w:p>
       <w:pPr>
-        <w:pStyle w:val="29"/>
+        <w:pStyle w:val="a1"/>
         <w:rPr>
           <w:rFonts w:hint="eastAsia"/>
         </w:rPr>
@@ -3723,19 +3652,18 @@
     </w:p>
     <w:tbl>
       <w:tblPr>
-        <w:tblStyle w:val="20"/>
+        <w:tblStyle w:val="TableNormal"/>
         <w:tblW w:w="0" w:type="auto"/>
         <w:tblInd w:w="0" w:type="dxa"/>
         <w:tblBorders>
-          <w:top w:val="single" w:color="auto" w:sz="4" w:space="0"/>
-          <w:left w:val="single" w:color="auto" w:sz="4" w:space="0"/>
-          <w:bottom w:val="single" w:color="auto" w:sz="4" w:space="0"/>
-          <w:right w:val="single" w:color="auto" w:sz="4" w:space="0"/>
-          <w:insideH w:val="single" w:color="auto" w:sz="4" w:space="0"/>
-          <w:insideV w:val="single" w:color="auto" w:sz="4" w:space="0"/>
+          <w:top w:val="single" w:sz="4" w:space="0" w:color="auto"/>
+          <w:left w:val="single" w:sz="4" w:space="0" w:color="auto"/>
+          <w:bottom w:val="single" w:sz="4" w:space="0" w:color="auto"/>
+          <w:right w:val="single" w:sz="4" w:space="0" w:color="auto"/>
+          <w:insideH w:val="single" w:sz="4" w:space="0" w:color="auto"/>
+          <w:insideV w:val="single" w:sz="4" w:space="0" w:color="auto"/>
         </w:tblBorders>
         <w:shd w:val="clear" w:color="auto" w:fill="auto"/>
-        <w:tblLayout w:type="autofit"/>
         <w:tblCellMar>
           <w:top w:w="15" w:type="dxa"/>
           <w:left w:w="15" w:type="dxa"/>
@@ -3751,13 +3679,15 @@
       </w:tblGrid>
       <w:tr>
         <w:tblPrEx>
+          <w:tblW w:w="0" w:type="auto"/>
+          <w:tblInd w:w="0" w:type="dxa"/>
           <w:tblBorders>
-            <w:top w:val="single" w:color="auto" w:sz="4" w:space="0"/>
-            <w:left w:val="single" w:color="auto" w:sz="4" w:space="0"/>
-            <w:bottom w:val="single" w:color="auto" w:sz="4" w:space="0"/>
-            <w:right w:val="single" w:color="auto" w:sz="4" w:space="0"/>
-            <w:insideH w:val="single" w:color="auto" w:sz="4" w:space="0"/>
-            <w:insideV w:val="single" w:color="auto" w:sz="4" w:space="0"/>
+            <w:top w:val="single" w:sz="4" w:space="0" w:color="auto"/>
+            <w:left w:val="single" w:sz="4" w:space="0" w:color="auto"/>
+            <w:bottom w:val="single" w:sz="4" w:space="0" w:color="auto"/>
+            <w:right w:val="single" w:sz="4" w:space="0" w:color="auto"/>
+            <w:insideH w:val="single" w:sz="4" w:space="0" w:color="auto"/>
+            <w:insideV w:val="single" w:sz="4" w:space="0" w:color="auto"/>
           </w:tblBorders>
           <w:shd w:val="clear" w:color="auto" w:fill="auto"/>
           <w:tblCellMar>
@@ -3791,7 +3721,7 @@
               <w:spacing w:line="300" w:lineRule="atLeast"/>
               <w:jc w:val="left"/>
               <w:rPr>
-                <w:rFonts w:ascii="Segoe UI" w:hAnsi="Segoe UI" w:eastAsia="Segoe UI" w:cs="Segoe UI"/>
+                <w:rFonts w:ascii="Segoe UI" w:eastAsia="Segoe UI" w:hAnsi="Segoe UI" w:cs="Segoe UI"/>
                 <w:i w:val="0"/>
                 <w:iCs w:val="0"/>
                 <w:caps w:val="0"/>
@@ -3803,8 +3733,8 @@
             </w:pPr>
             <w:r>
               <w:rPr>
-                <w:rStyle w:val="23"/>
-                <w:rFonts w:hint="default" w:ascii="Segoe UI" w:hAnsi="Segoe UI" w:eastAsia="Segoe UI" w:cs="Segoe UI"/>
+                <w:rStyle w:val="Strong"/>
+                <w:rFonts w:ascii="Segoe UI" w:eastAsia="Segoe UI" w:hAnsi="Segoe UI" w:cs="Segoe UI" w:hint="default"/>
                 <w:b/>
                 <w:bCs/>
                 <w:i w:val="0"/>
@@ -3816,7 +3746,7 @@
                 <w:kern w:val="0"/>
                 <w:sz w:val="18"/>
                 <w:szCs w:val="18"/>
-                <w:lang w:val="en-US" w:eastAsia="zh-CN" w:bidi="ar"/>
+                <w:lang w:val="en-US" w:eastAsia="zh-CN"/>
               </w:rPr>
               <w:t>关键系统/模块名称</w:t>
             </w:r>
@@ -3843,7 +3773,7 @@
               <w:spacing w:line="300" w:lineRule="atLeast"/>
               <w:jc w:val="left"/>
               <w:rPr>
-                <w:rFonts w:hint="default" w:ascii="Segoe UI" w:hAnsi="Segoe UI" w:eastAsia="Segoe UI" w:cs="Segoe UI"/>
+                <w:rFonts w:ascii="Segoe UI" w:eastAsia="Segoe UI" w:hAnsi="Segoe UI" w:cs="Segoe UI" w:hint="default"/>
                 <w:i w:val="0"/>
                 <w:iCs w:val="0"/>
                 <w:caps w:val="0"/>
@@ -3855,8 +3785,8 @@
             </w:pPr>
             <w:r>
               <w:rPr>
-                <w:rStyle w:val="23"/>
-                <w:rFonts w:hint="default" w:ascii="Segoe UI" w:hAnsi="Segoe UI" w:eastAsia="Segoe UI" w:cs="Segoe UI"/>
+                <w:rStyle w:val="Strong"/>
+                <w:rFonts w:ascii="Segoe UI" w:eastAsia="Segoe UI" w:hAnsi="Segoe UI" w:cs="Segoe UI" w:hint="default"/>
                 <w:b/>
                 <w:bCs/>
                 <w:i w:val="0"/>
@@ -3868,7 +3798,7 @@
                 <w:kern w:val="0"/>
                 <w:sz w:val="18"/>
                 <w:szCs w:val="18"/>
-                <w:lang w:val="en-US" w:eastAsia="zh-CN" w:bidi="ar"/>
+                <w:lang w:val="en-US" w:eastAsia="zh-CN"/>
               </w:rPr>
               <w:t>第一责任人</w:t>
             </w:r>
@@ -3895,7 +3825,7 @@
               <w:spacing w:line="300" w:lineRule="atLeast"/>
               <w:jc w:val="left"/>
               <w:rPr>
-                <w:rFonts w:hint="default" w:ascii="Segoe UI" w:hAnsi="Segoe UI" w:eastAsia="Segoe UI" w:cs="Segoe UI"/>
+                <w:rFonts w:ascii="Segoe UI" w:eastAsia="Segoe UI" w:hAnsi="Segoe UI" w:cs="Segoe UI" w:hint="default"/>
                 <w:i w:val="0"/>
                 <w:iCs w:val="0"/>
                 <w:caps w:val="0"/>
@@ -3907,8 +3837,8 @@
             </w:pPr>
             <w:r>
               <w:rPr>
-                <w:rStyle w:val="23"/>
-                <w:rFonts w:hint="default" w:ascii="Segoe UI" w:hAnsi="Segoe UI" w:eastAsia="Segoe UI" w:cs="Segoe UI"/>
+                <w:rStyle w:val="Strong"/>
+                <w:rFonts w:ascii="Segoe UI" w:eastAsia="Segoe UI" w:hAnsi="Segoe UI" w:cs="Segoe UI" w:hint="default"/>
                 <w:b/>
                 <w:bCs/>
                 <w:i w:val="0"/>
@@ -3920,7 +3850,7 @@
                 <w:kern w:val="0"/>
                 <w:sz w:val="18"/>
                 <w:szCs w:val="18"/>
-                <w:lang w:val="en-US" w:eastAsia="zh-CN" w:bidi="ar"/>
+                <w:lang w:val="en-US" w:eastAsia="zh-CN"/>
               </w:rPr>
               <w:t>第二责任人</w:t>
             </w:r>
@@ -3947,7 +3877,7 @@
               <w:spacing w:line="300" w:lineRule="atLeast"/>
               <w:jc w:val="left"/>
               <w:rPr>
-                <w:rFonts w:hint="default" w:ascii="Segoe UI" w:hAnsi="Segoe UI" w:eastAsia="Segoe UI" w:cs="Segoe UI"/>
+                <w:rFonts w:ascii="Segoe UI" w:eastAsia="Segoe UI" w:hAnsi="Segoe UI" w:cs="Segoe UI" w:hint="default"/>
                 <w:i w:val="0"/>
                 <w:iCs w:val="0"/>
                 <w:caps w:val="0"/>
@@ -3959,8 +3889,8 @@
             </w:pPr>
             <w:r>
               <w:rPr>
-                <w:rStyle w:val="23"/>
-                <w:rFonts w:hint="default" w:ascii="Segoe UI" w:hAnsi="Segoe UI" w:eastAsia="Segoe UI" w:cs="Segoe UI"/>
+                <w:rStyle w:val="Strong"/>
+                <w:rFonts w:ascii="Segoe UI" w:eastAsia="Segoe UI" w:hAnsi="Segoe UI" w:cs="Segoe UI" w:hint="default"/>
                 <w:b/>
                 <w:bCs/>
                 <w:i w:val="0"/>
@@ -3972,7 +3902,7 @@
                 <w:kern w:val="0"/>
                 <w:sz w:val="18"/>
                 <w:szCs w:val="18"/>
-                <w:lang w:val="en-US" w:eastAsia="zh-CN" w:bidi="ar"/>
+                <w:lang w:val="en-US" w:eastAsia="zh-CN"/>
               </w:rPr>
               <w:t>主要职责</w:t>
             </w:r>
@@ -3981,14 +3911,9 @@
       </w:tr>
       <w:tr>
         <w:tblPrEx>
-          <w:tblBorders>
-            <w:top w:val="single" w:color="auto" w:sz="4" w:space="0"/>
-            <w:left w:val="single" w:color="auto" w:sz="4" w:space="0"/>
-            <w:bottom w:val="single" w:color="auto" w:sz="4" w:space="0"/>
-            <w:right w:val="single" w:color="auto" w:sz="4" w:space="0"/>
-            <w:insideH w:val="single" w:color="auto" w:sz="4" w:space="0"/>
-            <w:insideV w:val="single" w:color="auto" w:sz="4" w:space="0"/>
-          </w:tblBorders>
+          <w:tblW w:w="0" w:type="auto"/>
+          <w:tblInd w:w="0" w:type="dxa"/>
+          <w:shd w:val="clear" w:color="auto" w:fill="auto"/>
           <w:tblCellMar>
             <w:top w:w="15" w:type="dxa"/>
             <w:left w:w="15" w:type="dxa"/>
@@ -4017,7 +3942,7 @@
               <w:spacing w:line="300" w:lineRule="atLeast"/>
               <w:jc w:val="left"/>
               <w:rPr>
-                <w:rFonts w:hint="default" w:ascii="Segoe UI" w:hAnsi="Segoe UI" w:eastAsia="Segoe UI" w:cs="Segoe UI"/>
+                <w:rFonts w:ascii="Segoe UI" w:eastAsia="Segoe UI" w:hAnsi="Segoe UI" w:cs="Segoe UI" w:hint="default"/>
                 <w:i w:val="0"/>
                 <w:iCs w:val="0"/>
                 <w:caps w:val="0"/>
@@ -4029,7 +3954,7 @@
             </w:pPr>
             <w:r>
               <w:rPr>
-                <w:rFonts w:hint="default" w:ascii="Segoe UI" w:hAnsi="Segoe UI" w:eastAsia="Segoe UI" w:cs="Segoe UI"/>
+                <w:rFonts w:ascii="Segoe UI" w:eastAsia="Segoe UI" w:hAnsi="Segoe UI" w:cs="Segoe UI" w:hint="default"/>
                 <w:i w:val="0"/>
                 <w:iCs w:val="0"/>
                 <w:caps w:val="0"/>
@@ -4039,7 +3964,7 @@
                 <w:kern w:val="0"/>
                 <w:sz w:val="18"/>
                 <w:szCs w:val="18"/>
-                <w:lang w:val="en-US" w:eastAsia="zh-CN" w:bidi="ar"/>
+                <w:lang w:val="en-US" w:eastAsia="zh-CN"/>
               </w:rPr>
               <w:t>整体项目管理与应急总指挥</w:t>
             </w:r>
@@ -4066,7 +3991,7 @@
               <w:spacing w:line="300" w:lineRule="atLeast"/>
               <w:jc w:val="left"/>
               <w:rPr>
-                <w:rFonts w:hint="default" w:ascii="Segoe UI" w:hAnsi="Segoe UI" w:eastAsia="Segoe UI" w:cs="Segoe UI"/>
+                <w:rFonts w:ascii="Segoe UI" w:eastAsia="Segoe UI" w:hAnsi="Segoe UI" w:cs="Segoe UI" w:hint="default"/>
                 <w:i w:val="0"/>
                 <w:iCs w:val="0"/>
                 <w:caps w:val="0"/>
@@ -4078,7 +4003,7 @@
             </w:pPr>
             <w:r>
               <w:rPr>
-                <w:rFonts w:hint="default" w:ascii="Segoe UI" w:hAnsi="Segoe UI" w:eastAsia="Segoe UI" w:cs="Segoe UI"/>
+                <w:rFonts w:ascii="Segoe UI" w:eastAsia="Segoe UI" w:hAnsi="Segoe UI" w:cs="Segoe UI" w:hint="default"/>
                 <w:i w:val="0"/>
                 <w:iCs w:val="0"/>
                 <w:caps w:val="0"/>
@@ -4088,9 +4013,9 @@
                 <w:kern w:val="0"/>
                 <w:sz w:val="18"/>
                 <w:szCs w:val="18"/>
-                <w:lang w:val="en-US" w:eastAsia="zh-CN" w:bidi="ar"/>
-              </w:rPr>
-              <w:t>胡葛鹏宇</w:t>
+                <w:lang w:val="en-US" w:eastAsia="zh-CN"/>
+              </w:rPr>
+              <w:t>肖龙莽</w:t>
             </w:r>
           </w:p>
         </w:tc>
@@ -4115,7 +4040,7 @@
               <w:spacing w:line="300" w:lineRule="atLeast"/>
               <w:jc w:val="left"/>
               <w:rPr>
-                <w:rFonts w:hint="default" w:ascii="Segoe UI" w:hAnsi="Segoe UI" w:eastAsia="Segoe UI" w:cs="Segoe UI"/>
+                <w:rFonts w:ascii="Segoe UI" w:eastAsia="Segoe UI" w:hAnsi="Segoe UI" w:cs="Segoe UI" w:hint="default"/>
                 <w:i w:val="0"/>
                 <w:iCs w:val="0"/>
                 <w:caps w:val="0"/>
@@ -4127,7 +4052,7 @@
             </w:pPr>
             <w:r>
               <w:rPr>
-                <w:rFonts w:hint="default" w:ascii="Segoe UI" w:hAnsi="Segoe UI" w:eastAsia="Segoe UI" w:cs="Segoe UI"/>
+                <w:rFonts w:ascii="Segoe UI" w:eastAsia="Segoe UI" w:hAnsi="Segoe UI" w:cs="Segoe UI" w:hint="default"/>
                 <w:i w:val="0"/>
                 <w:iCs w:val="0"/>
                 <w:caps w:val="0"/>
@@ -4137,9 +4062,9 @@
                 <w:kern w:val="0"/>
                 <w:sz w:val="18"/>
                 <w:szCs w:val="18"/>
-                <w:lang w:val="en-US" w:eastAsia="zh-CN" w:bidi="ar"/>
-              </w:rPr>
-              <w:t>黄益溪</w:t>
+                <w:lang w:val="en-US" w:eastAsia="zh-CN"/>
+              </w:rPr>
+              <w:t>吴向阳</w:t>
             </w:r>
           </w:p>
         </w:tc>
@@ -4164,7 +4089,7 @@
               <w:spacing w:line="300" w:lineRule="atLeast"/>
               <w:jc w:val="left"/>
               <w:rPr>
-                <w:rFonts w:hint="default" w:ascii="Segoe UI" w:hAnsi="Segoe UI" w:eastAsia="Segoe UI" w:cs="Segoe UI"/>
+                <w:rFonts w:ascii="Segoe UI" w:eastAsia="Segoe UI" w:hAnsi="Segoe UI" w:cs="Segoe UI" w:hint="default"/>
                 <w:i w:val="0"/>
                 <w:iCs w:val="0"/>
                 <w:caps w:val="0"/>
@@ -4176,7 +4101,7 @@
             </w:pPr>
             <w:r>
               <w:rPr>
-                <w:rFonts w:hint="default" w:ascii="Segoe UI" w:hAnsi="Segoe UI" w:eastAsia="Segoe UI" w:cs="Segoe UI"/>
+                <w:rFonts w:ascii="Segoe UI" w:eastAsia="Segoe UI" w:hAnsi="Segoe UI" w:cs="Segoe UI" w:hint="default"/>
                 <w:i w:val="0"/>
                 <w:iCs w:val="0"/>
                 <w:caps w:val="0"/>
@@ -4186,7 +4111,7 @@
                 <w:kern w:val="0"/>
                 <w:sz w:val="18"/>
                 <w:szCs w:val="18"/>
-                <w:lang w:val="en-US" w:eastAsia="zh-CN" w:bidi="ar"/>
+                <w:lang w:val="en-US" w:eastAsia="zh-CN"/>
               </w:rPr>
               <w:t>负责连续性计划的启动、决策与整体协调</w:t>
             </w:r>
@@ -4195,14 +4120,9 @@
       </w:tr>
       <w:tr>
         <w:tblPrEx>
-          <w:tblBorders>
-            <w:top w:val="single" w:color="auto" w:sz="4" w:space="0"/>
-            <w:left w:val="single" w:color="auto" w:sz="4" w:space="0"/>
-            <w:bottom w:val="single" w:color="auto" w:sz="4" w:space="0"/>
-            <w:right w:val="single" w:color="auto" w:sz="4" w:space="0"/>
-            <w:insideH w:val="single" w:color="auto" w:sz="4" w:space="0"/>
-            <w:insideV w:val="single" w:color="auto" w:sz="4" w:space="0"/>
-          </w:tblBorders>
+          <w:tblW w:w="0" w:type="auto"/>
+          <w:tblInd w:w="0" w:type="dxa"/>
+          <w:shd w:val="clear" w:color="auto" w:fill="auto"/>
           <w:tblCellMar>
             <w:top w:w="15" w:type="dxa"/>
             <w:left w:w="15" w:type="dxa"/>
@@ -4231,7 +4151,7 @@
               <w:spacing w:line="300" w:lineRule="atLeast"/>
               <w:jc w:val="left"/>
               <w:rPr>
-                <w:rFonts w:hint="default" w:ascii="Segoe UI" w:hAnsi="Segoe UI" w:eastAsia="Segoe UI" w:cs="Segoe UI"/>
+                <w:rFonts w:ascii="Segoe UI" w:eastAsia="Segoe UI" w:hAnsi="Segoe UI" w:cs="Segoe UI" w:hint="default"/>
                 <w:i w:val="0"/>
                 <w:iCs w:val="0"/>
                 <w:caps w:val="0"/>
@@ -4243,7 +4163,7 @@
             </w:pPr>
             <w:r>
               <w:rPr>
-                <w:rFonts w:hint="default" w:ascii="Segoe UI" w:hAnsi="Segoe UI" w:eastAsia="Segoe UI" w:cs="Segoe UI"/>
+                <w:rFonts w:ascii="Segoe UI" w:eastAsia="Segoe UI" w:hAnsi="Segoe UI" w:cs="Segoe UI" w:hint="default"/>
                 <w:i w:val="0"/>
                 <w:iCs w:val="0"/>
                 <w:caps w:val="0"/>
@@ -4253,7 +4173,7 @@
                 <w:kern w:val="0"/>
                 <w:sz w:val="18"/>
                 <w:szCs w:val="18"/>
-                <w:lang w:val="en-US" w:eastAsia="zh-CN" w:bidi="ar"/>
+                <w:lang w:val="en-US" w:eastAsia="zh-CN"/>
               </w:rPr>
               <w:t>自助终端系统（门诊/住院）</w:t>
             </w:r>
@@ -4280,7 +4200,7 @@
               <w:spacing w:line="300" w:lineRule="atLeast"/>
               <w:jc w:val="left"/>
               <w:rPr>
-                <w:rFonts w:hint="default" w:ascii="Segoe UI" w:hAnsi="Segoe UI" w:eastAsia="Segoe UI" w:cs="Segoe UI"/>
+                <w:rFonts w:ascii="Segoe UI" w:eastAsia="Segoe UI" w:hAnsi="Segoe UI" w:cs="Segoe UI" w:hint="default"/>
                 <w:i w:val="0"/>
                 <w:iCs w:val="0"/>
                 <w:caps w:val="0"/>
@@ -4292,7 +4212,7 @@
             </w:pPr>
             <w:r>
               <w:rPr>
-                <w:rFonts w:hint="default" w:ascii="Segoe UI" w:hAnsi="Segoe UI" w:eastAsia="Segoe UI" w:cs="Segoe UI"/>
+                <w:rFonts w:ascii="Segoe UI" w:eastAsia="Segoe UI" w:hAnsi="Segoe UI" w:cs="Segoe UI" w:hint="default"/>
                 <w:i w:val="0"/>
                 <w:iCs w:val="0"/>
                 <w:caps w:val="0"/>
@@ -4302,9 +4222,9 @@
                 <w:kern w:val="0"/>
                 <w:sz w:val="18"/>
                 <w:szCs w:val="18"/>
-                <w:lang w:val="en-US" w:eastAsia="zh-CN" w:bidi="ar"/>
-              </w:rPr>
-              <w:t>金文莉</w:t>
+                <w:lang w:val="en-US" w:eastAsia="zh-CN"/>
+              </w:rPr>
+              <w:t>李平</w:t>
             </w:r>
           </w:p>
         </w:tc>
@@ -4329,7 +4249,7 @@
               <w:spacing w:line="300" w:lineRule="atLeast"/>
               <w:jc w:val="left"/>
               <w:rPr>
-                <w:rFonts w:hint="default" w:ascii="Segoe UI" w:hAnsi="Segoe UI" w:eastAsia="Segoe UI" w:cs="Segoe UI"/>
+                <w:rFonts w:ascii="Segoe UI" w:eastAsia="Segoe UI" w:hAnsi="Segoe UI" w:cs="Segoe UI" w:hint="default"/>
                 <w:i w:val="0"/>
                 <w:iCs w:val="0"/>
                 <w:caps w:val="0"/>
@@ -4341,7 +4261,7 @@
             </w:pPr>
             <w:r>
               <w:rPr>
-                <w:rFonts w:hint="default" w:ascii="Segoe UI" w:hAnsi="Segoe UI" w:eastAsia="Segoe UI" w:cs="Segoe UI"/>
+                <w:rFonts w:ascii="Segoe UI" w:eastAsia="Segoe UI" w:hAnsi="Segoe UI" w:cs="Segoe UI" w:hint="default"/>
                 <w:i w:val="0"/>
                 <w:iCs w:val="0"/>
                 <w:caps w:val="0"/>
@@ -4351,9 +4271,9 @@
                 <w:kern w:val="0"/>
                 <w:sz w:val="18"/>
                 <w:szCs w:val="18"/>
-                <w:lang w:val="en-US" w:eastAsia="zh-CN" w:bidi="ar"/>
-              </w:rPr>
-              <w:t>游天舒</w:t>
+                <w:lang w:val="en-US" w:eastAsia="zh-CN"/>
+              </w:rPr>
+              <w:t>秦立祥</w:t>
             </w:r>
           </w:p>
         </w:tc>
@@ -4378,7 +4298,7 @@
               <w:spacing w:line="300" w:lineRule="atLeast"/>
               <w:jc w:val="left"/>
               <w:rPr>
-                <w:rFonts w:hint="default" w:ascii="Segoe UI" w:hAnsi="Segoe UI" w:eastAsia="Segoe UI" w:cs="Segoe UI"/>
+                <w:rFonts w:ascii="Segoe UI" w:eastAsia="Segoe UI" w:hAnsi="Segoe UI" w:cs="Segoe UI" w:hint="default"/>
                 <w:i w:val="0"/>
                 <w:iCs w:val="0"/>
                 <w:caps w:val="0"/>
@@ -4390,7 +4310,7 @@
             </w:pPr>
             <w:r>
               <w:rPr>
-                <w:rFonts w:hint="default" w:ascii="Segoe UI" w:hAnsi="Segoe UI" w:eastAsia="Segoe UI" w:cs="Segoe UI"/>
+                <w:rFonts w:ascii="Segoe UI" w:eastAsia="Segoe UI" w:hAnsi="Segoe UI" w:cs="Segoe UI" w:hint="default"/>
                 <w:i w:val="0"/>
                 <w:iCs w:val="0"/>
                 <w:caps w:val="0"/>
@@ -4400,7 +4320,7 @@
                 <w:kern w:val="0"/>
                 <w:sz w:val="18"/>
                 <w:szCs w:val="18"/>
-                <w:lang w:val="en-US" w:eastAsia="zh-CN" w:bidi="ar"/>
+                <w:lang w:val="en-US" w:eastAsia="zh-CN"/>
               </w:rPr>
               <w:t>负责终端硬件、应用故障的排查与恢复</w:t>
             </w:r>
@@ -4409,14 +4329,9 @@
       </w:tr>
       <w:tr>
         <w:tblPrEx>
-          <w:tblBorders>
-            <w:top w:val="single" w:color="auto" w:sz="4" w:space="0"/>
-            <w:left w:val="single" w:color="auto" w:sz="4" w:space="0"/>
-            <w:bottom w:val="single" w:color="auto" w:sz="4" w:space="0"/>
-            <w:right w:val="single" w:color="auto" w:sz="4" w:space="0"/>
-            <w:insideH w:val="single" w:color="auto" w:sz="4" w:space="0"/>
-            <w:insideV w:val="single" w:color="auto" w:sz="4" w:space="0"/>
-          </w:tblBorders>
+          <w:tblW w:w="0" w:type="auto"/>
+          <w:tblInd w:w="0" w:type="dxa"/>
+          <w:shd w:val="clear" w:color="auto" w:fill="auto"/>
           <w:tblCellMar>
             <w:top w:w="15" w:type="dxa"/>
             <w:left w:w="15" w:type="dxa"/>
@@ -4445,7 +4360,7 @@
               <w:spacing w:line="300" w:lineRule="atLeast"/>
               <w:jc w:val="left"/>
               <w:rPr>
-                <w:rFonts w:hint="default" w:ascii="Segoe UI" w:hAnsi="Segoe UI" w:eastAsia="Segoe UI" w:cs="Segoe UI"/>
+                <w:rFonts w:ascii="Segoe UI" w:eastAsia="Segoe UI" w:hAnsi="Segoe UI" w:cs="Segoe UI" w:hint="default"/>
                 <w:i w:val="0"/>
                 <w:iCs w:val="0"/>
                 <w:caps w:val="0"/>
@@ -4457,7 +4372,7 @@
             </w:pPr>
             <w:r>
               <w:rPr>
-                <w:rFonts w:hint="default" w:ascii="Segoe UI" w:hAnsi="Segoe UI" w:eastAsia="Segoe UI" w:cs="Segoe UI"/>
+                <w:rFonts w:ascii="Segoe UI" w:eastAsia="Segoe UI" w:hAnsi="Segoe UI" w:cs="Segoe UI" w:hint="default"/>
                 <w:i w:val="0"/>
                 <w:iCs w:val="0"/>
                 <w:caps w:val="0"/>
@@ -4467,7 +4382,7 @@
                 <w:kern w:val="0"/>
                 <w:sz w:val="18"/>
                 <w:szCs w:val="18"/>
-                <w:lang w:val="en-US" w:eastAsia="zh-CN" w:bidi="ar"/>
+                <w:lang w:val="en-US" w:eastAsia="zh-CN"/>
               </w:rPr>
               <w:t>诊间支付结算系统</w:t>
             </w:r>
@@ -4494,7 +4409,7 @@
               <w:spacing w:line="300" w:lineRule="atLeast"/>
               <w:jc w:val="left"/>
               <w:rPr>
-                <w:rFonts w:hint="default" w:ascii="Segoe UI" w:hAnsi="Segoe UI" w:eastAsia="Segoe UI" w:cs="Segoe UI"/>
+                <w:rFonts w:ascii="Segoe UI" w:eastAsia="Segoe UI" w:hAnsi="Segoe UI" w:cs="Segoe UI" w:hint="default"/>
                 <w:i w:val="0"/>
                 <w:iCs w:val="0"/>
                 <w:caps w:val="0"/>
@@ -4506,7 +4421,7 @@
             </w:pPr>
             <w:r>
               <w:rPr>
-                <w:rFonts w:hint="default" w:ascii="Segoe UI" w:hAnsi="Segoe UI" w:eastAsia="Segoe UI" w:cs="Segoe UI"/>
+                <w:rFonts w:ascii="Segoe UI" w:eastAsia="Segoe UI" w:hAnsi="Segoe UI" w:cs="Segoe UI" w:hint="default"/>
                 <w:i w:val="0"/>
                 <w:iCs w:val="0"/>
                 <w:caps w:val="0"/>
@@ -4516,9 +4431,9 @@
                 <w:kern w:val="0"/>
                 <w:sz w:val="18"/>
                 <w:szCs w:val="18"/>
-                <w:lang w:val="en-US" w:eastAsia="zh-CN" w:bidi="ar"/>
-              </w:rPr>
-              <w:t>游天舒</w:t>
+                <w:lang w:val="en-US" w:eastAsia="zh-CN"/>
+              </w:rPr>
+              <w:t>秦立祥</w:t>
             </w:r>
           </w:p>
         </w:tc>
@@ -4543,7 +4458,7 @@
               <w:spacing w:line="300" w:lineRule="atLeast"/>
               <w:jc w:val="left"/>
               <w:rPr>
-                <w:rFonts w:hint="default" w:ascii="Segoe UI" w:hAnsi="Segoe UI" w:eastAsia="Segoe UI" w:cs="Segoe UI"/>
+                <w:rFonts w:ascii="Segoe UI" w:eastAsia="Segoe UI" w:hAnsi="Segoe UI" w:cs="Segoe UI" w:hint="default"/>
                 <w:i w:val="0"/>
                 <w:iCs w:val="0"/>
                 <w:caps w:val="0"/>
@@ -4555,7 +4470,7 @@
             </w:pPr>
             <w:r>
               <w:rPr>
-                <w:rFonts w:hint="default" w:ascii="Segoe UI" w:hAnsi="Segoe UI" w:eastAsia="Segoe UI" w:cs="Segoe UI"/>
+                <w:rFonts w:ascii="Segoe UI" w:eastAsia="Segoe UI" w:hAnsi="Segoe UI" w:cs="Segoe UI" w:hint="default"/>
                 <w:i w:val="0"/>
                 <w:iCs w:val="0"/>
                 <w:caps w:val="0"/>
@@ -4565,9 +4480,9 @@
                 <w:kern w:val="0"/>
                 <w:sz w:val="18"/>
                 <w:szCs w:val="18"/>
-                <w:lang w:val="en-US" w:eastAsia="zh-CN" w:bidi="ar"/>
-              </w:rPr>
-              <w:t>金文莉</w:t>
+                <w:lang w:val="en-US" w:eastAsia="zh-CN"/>
+              </w:rPr>
+              <w:t>李平</w:t>
             </w:r>
           </w:p>
         </w:tc>
@@ -4592,7 +4507,7 @@
               <w:spacing w:line="300" w:lineRule="atLeast"/>
               <w:jc w:val="left"/>
               <w:rPr>
-                <w:rFonts w:hint="default" w:ascii="Segoe UI" w:hAnsi="Segoe UI" w:eastAsia="Segoe UI" w:cs="Segoe UI"/>
+                <w:rFonts w:ascii="Segoe UI" w:eastAsia="Segoe UI" w:hAnsi="Segoe UI" w:cs="Segoe UI" w:hint="default"/>
                 <w:i w:val="0"/>
                 <w:iCs w:val="0"/>
                 <w:caps w:val="0"/>
@@ -4604,7 +4519,7 @@
             </w:pPr>
             <w:r>
               <w:rPr>
-                <w:rFonts w:hint="default" w:ascii="Segoe UI" w:hAnsi="Segoe UI" w:eastAsia="Segoe UI" w:cs="Segoe UI"/>
+                <w:rFonts w:ascii="Segoe UI" w:eastAsia="Segoe UI" w:hAnsi="Segoe UI" w:cs="Segoe UI" w:hint="default"/>
                 <w:i w:val="0"/>
                 <w:iCs w:val="0"/>
                 <w:caps w:val="0"/>
@@ -4614,7 +4529,7 @@
                 <w:kern w:val="0"/>
                 <w:sz w:val="18"/>
                 <w:szCs w:val="18"/>
-                <w:lang w:val="en-US" w:eastAsia="zh-CN" w:bidi="ar"/>
+                <w:lang w:val="en-US" w:eastAsia="zh-CN"/>
               </w:rPr>
               <w:t>负责支付链路、接口服务、数据一致性的恢复</w:t>
             </w:r>
@@ -4623,14 +4538,9 @@
       </w:tr>
       <w:tr>
         <w:tblPrEx>
-          <w:tblBorders>
-            <w:top w:val="single" w:color="auto" w:sz="4" w:space="0"/>
-            <w:left w:val="single" w:color="auto" w:sz="4" w:space="0"/>
-            <w:bottom w:val="single" w:color="auto" w:sz="4" w:space="0"/>
-            <w:right w:val="single" w:color="auto" w:sz="4" w:space="0"/>
-            <w:insideH w:val="single" w:color="auto" w:sz="4" w:space="0"/>
-            <w:insideV w:val="single" w:color="auto" w:sz="4" w:space="0"/>
-          </w:tblBorders>
+          <w:tblW w:w="0" w:type="auto"/>
+          <w:tblInd w:w="0" w:type="dxa"/>
+          <w:shd w:val="clear" w:color="auto" w:fill="auto"/>
           <w:tblCellMar>
             <w:top w:w="15" w:type="dxa"/>
             <w:left w:w="15" w:type="dxa"/>
@@ -4659,7 +4569,7 @@
               <w:spacing w:line="300" w:lineRule="atLeast"/>
               <w:jc w:val="left"/>
               <w:rPr>
-                <w:rFonts w:hint="default" w:ascii="Segoe UI" w:hAnsi="Segoe UI" w:eastAsia="Segoe UI" w:cs="Segoe UI"/>
+                <w:rFonts w:ascii="Segoe UI" w:eastAsia="Segoe UI" w:hAnsi="Segoe UI" w:cs="Segoe UI" w:hint="default"/>
                 <w:i w:val="0"/>
                 <w:iCs w:val="0"/>
                 <w:caps w:val="0"/>
@@ -4671,7 +4581,7 @@
             </w:pPr>
             <w:r>
               <w:rPr>
-                <w:rFonts w:hint="default" w:ascii="Segoe UI" w:hAnsi="Segoe UI" w:eastAsia="Segoe UI" w:cs="Segoe UI"/>
+                <w:rFonts w:ascii="Segoe UI" w:eastAsia="Segoe UI" w:hAnsi="Segoe UI" w:cs="Segoe UI" w:hint="default"/>
                 <w:i w:val="0"/>
                 <w:iCs w:val="0"/>
                 <w:caps w:val="0"/>
@@ -4681,7 +4591,7 @@
                 <w:kern w:val="0"/>
                 <w:sz w:val="18"/>
                 <w:szCs w:val="18"/>
-                <w:lang w:val="en-US" w:eastAsia="zh-CN" w:bidi="ar"/>
+                <w:lang w:val="en-US" w:eastAsia="zh-CN"/>
               </w:rPr>
               <w:t>基础设施与网络</w:t>
             </w:r>
@@ -4708,7 +4618,7 @@
               <w:spacing w:line="300" w:lineRule="atLeast"/>
               <w:jc w:val="left"/>
               <w:rPr>
-                <w:rFonts w:hint="default" w:ascii="Segoe UI" w:hAnsi="Segoe UI" w:eastAsia="Segoe UI" w:cs="Segoe UI"/>
+                <w:rFonts w:ascii="Segoe UI" w:eastAsia="Segoe UI" w:hAnsi="Segoe UI" w:cs="Segoe UI" w:hint="default"/>
                 <w:i w:val="0"/>
                 <w:iCs w:val="0"/>
                 <w:caps w:val="0"/>
@@ -4720,7 +4630,7 @@
             </w:pPr>
             <w:r>
               <w:rPr>
-                <w:rFonts w:hint="default" w:ascii="Segoe UI" w:hAnsi="Segoe UI" w:eastAsia="Segoe UI" w:cs="Segoe UI"/>
+                <w:rFonts w:ascii="Segoe UI" w:eastAsia="Segoe UI" w:hAnsi="Segoe UI" w:cs="Segoe UI" w:hint="default"/>
                 <w:i w:val="0"/>
                 <w:iCs w:val="0"/>
                 <w:caps w:val="0"/>
@@ -4730,9 +4640,9 @@
                 <w:kern w:val="0"/>
                 <w:sz w:val="18"/>
                 <w:szCs w:val="18"/>
-                <w:lang w:val="en-US" w:eastAsia="zh-CN" w:bidi="ar"/>
-              </w:rPr>
-              <w:t>胡葛鹏宇</w:t>
+                <w:lang w:val="en-US" w:eastAsia="zh-CN"/>
+              </w:rPr>
+              <w:t>肖龙莽</w:t>
             </w:r>
           </w:p>
         </w:tc>
@@ -4757,7 +4667,7 @@
               <w:spacing w:line="300" w:lineRule="atLeast"/>
               <w:jc w:val="left"/>
               <w:rPr>
-                <w:rFonts w:hint="default" w:ascii="Segoe UI" w:hAnsi="Segoe UI" w:eastAsia="Segoe UI" w:cs="Segoe UI"/>
+                <w:rFonts w:ascii="Segoe UI" w:eastAsia="Segoe UI" w:hAnsi="Segoe UI" w:cs="Segoe UI" w:hint="default"/>
                 <w:i w:val="0"/>
                 <w:iCs w:val="0"/>
                 <w:caps w:val="0"/>
@@ -4769,7 +4679,7 @@
             </w:pPr>
             <w:r>
               <w:rPr>
-                <w:rFonts w:hint="default" w:ascii="Segoe UI" w:hAnsi="Segoe UI" w:eastAsia="Segoe UI" w:cs="Segoe UI"/>
+                <w:rFonts w:ascii="Segoe UI" w:eastAsia="Segoe UI" w:hAnsi="Segoe UI" w:cs="Segoe UI" w:hint="default"/>
                 <w:i w:val="0"/>
                 <w:iCs w:val="0"/>
                 <w:caps w:val="0"/>
@@ -4779,7 +4689,7 @@
                 <w:kern w:val="0"/>
                 <w:sz w:val="18"/>
                 <w:szCs w:val="18"/>
-                <w:lang w:val="en-US" w:eastAsia="zh-CN" w:bidi="ar"/>
+                <w:lang w:val="en-US" w:eastAsia="zh-CN"/>
               </w:rPr>
               <w:t>（外协支持）</w:t>
             </w:r>
@@ -4806,7 +4716,7 @@
               <w:spacing w:line="300" w:lineRule="atLeast"/>
               <w:jc w:val="left"/>
               <w:rPr>
-                <w:rFonts w:hint="default" w:ascii="Segoe UI" w:hAnsi="Segoe UI" w:eastAsia="Segoe UI" w:cs="Segoe UI"/>
+                <w:rFonts w:ascii="Segoe UI" w:eastAsia="Segoe UI" w:hAnsi="Segoe UI" w:cs="Segoe UI" w:hint="default"/>
                 <w:i w:val="0"/>
                 <w:iCs w:val="0"/>
                 <w:caps w:val="0"/>
@@ -4818,7 +4728,7 @@
             </w:pPr>
             <w:r>
               <w:rPr>
-                <w:rFonts w:hint="default" w:ascii="Segoe UI" w:hAnsi="Segoe UI" w:eastAsia="Segoe UI" w:cs="Segoe UI"/>
+                <w:rFonts w:ascii="Segoe UI" w:eastAsia="Segoe UI" w:hAnsi="Segoe UI" w:cs="Segoe UI" w:hint="default"/>
                 <w:i w:val="0"/>
                 <w:iCs w:val="0"/>
                 <w:caps w:val="0"/>
@@ -4828,7 +4738,7 @@
                 <w:kern w:val="0"/>
                 <w:sz w:val="18"/>
                 <w:szCs w:val="18"/>
-                <w:lang w:val="en-US" w:eastAsia="zh-CN" w:bidi="ar"/>
+                <w:lang w:val="en-US" w:eastAsia="zh-CN"/>
               </w:rPr>
               <w:t>负责服务器、网络、电力等基础环境的保障与恢复</w:t>
             </w:r>
@@ -4838,7 +4748,7 @@
     </w:tbl>
     <w:p>
       <w:pPr>
-        <w:pStyle w:val="29"/>
+        <w:pStyle w:val="a1"/>
         <w:rPr>
           <w:rFonts w:hint="eastAsia"/>
         </w:rPr>
@@ -4852,7 +4762,7 @@
     </w:p>
     <w:p>
       <w:pPr>
-        <w:pStyle w:val="31"/>
+        <w:pStyle w:val="3"/>
         <w:bidi w:val="0"/>
         <w:rPr>
           <w:rFonts w:hint="eastAsia"/>
@@ -4869,7 +4779,7 @@
     </w:p>
     <w:p>
       <w:pPr>
-        <w:pStyle w:val="29"/>
+        <w:pStyle w:val="a1"/>
         <w:rPr>
           <w:rFonts w:hint="eastAsia"/>
         </w:rPr>
@@ -4883,7 +4793,7 @@
     </w:p>
     <w:p>
       <w:pPr>
-        <w:pStyle w:val="29"/>
+        <w:pStyle w:val="a1"/>
         <w:rPr>
           <w:rFonts w:hint="eastAsia"/>
         </w:rPr>
@@ -4897,7 +4807,7 @@
     </w:p>
     <w:p>
       <w:pPr>
-        <w:pStyle w:val="29"/>
+        <w:pStyle w:val="a1"/>
         <w:rPr>
           <w:rFonts w:hint="eastAsia"/>
         </w:rPr>
@@ -4911,7 +4821,7 @@
     </w:p>
     <w:p>
       <w:pPr>
-        <w:pStyle w:val="31"/>
+        <w:pStyle w:val="3"/>
         <w:bidi w:val="0"/>
         <w:rPr>
           <w:rFonts w:hint="eastAsia"/>
@@ -4928,7 +4838,7 @@
     </w:p>
     <w:p>
       <w:pPr>
-        <w:pStyle w:val="29"/>
+        <w:pStyle w:val="a1"/>
         <w:rPr>
           <w:rFonts w:hint="eastAsia"/>
         </w:rPr>
@@ -4942,7 +4852,7 @@
     </w:p>
     <w:p>
       <w:pPr>
-        <w:pStyle w:val="29"/>
+        <w:pStyle w:val="a1"/>
         <w:rPr>
           <w:rFonts w:hint="eastAsia"/>
         </w:rPr>
@@ -4956,7 +4866,7 @@
     </w:p>
     <w:p>
       <w:pPr>
-        <w:pStyle w:val="29"/>
+        <w:pStyle w:val="a1"/>
         <w:rPr>
           <w:rFonts w:hint="eastAsia"/>
         </w:rPr>
@@ -4970,7 +4880,7 @@
     </w:p>
     <w:p>
       <w:pPr>
-        <w:pStyle w:val="31"/>
+        <w:pStyle w:val="3"/>
         <w:bidi w:val="0"/>
         <w:rPr>
           <w:rFonts w:hint="eastAsia"/>
@@ -4987,7 +4897,7 @@
     </w:p>
     <w:p>
       <w:pPr>
-        <w:pStyle w:val="29"/>
+        <w:pStyle w:val="a1"/>
         <w:rPr>
           <w:rFonts w:hint="eastAsia"/>
         </w:rPr>
@@ -5001,7 +4911,7 @@
     </w:p>
     <w:p>
       <w:pPr>
-        <w:pStyle w:val="29"/>
+        <w:pStyle w:val="a1"/>
         <w:rPr>
           <w:rFonts w:hint="eastAsia"/>
         </w:rPr>
@@ -5028,7 +4938,7 @@
     </w:p>
     <w:p>
       <w:pPr>
-        <w:pStyle w:val="29"/>
+        <w:pStyle w:val="a1"/>
         <w:rPr>
           <w:rFonts w:hint="eastAsia"/>
         </w:rPr>
@@ -5042,7 +4952,7 @@
     </w:p>
     <w:p>
       <w:pPr>
-        <w:pStyle w:val="29"/>
+        <w:pStyle w:val="a1"/>
         <w:rPr>
           <w:rFonts w:hint="eastAsia"/>
         </w:rPr>
@@ -5059,72 +4969,22 @@
     <w:sectPr>
       <w:pgSz w:w="11906" w:h="16838"/>
       <w:pgMar w:top="1431" w:right="1076" w:bottom="1547" w:left="1087" w:header="0" w:footer="0" w:gutter="0"/>
-      <w:cols w:space="720" w:num="1"/>
+      <w:cols w:num="1" w:space="720"/>
     </w:sectPr>
   </w:body>
 </w:document>
 </file>
 
-<file path=word/endnotes.xml><?xml version="1.0" encoding="utf-8"?>
-<w:endnotes xmlns:wpc="http://schemas.microsoft.com/office/word/2010/wordprocessingCanvas" xmlns:mc="http://schemas.openxmlformats.org/markup-compatibility/2006" xmlns:o="urn:schemas-microsoft-com:office:office" xmlns:r="http://schemas.openxmlformats.org/officeDocument/2006/relationships" xmlns:m="http://schemas.openxmlformats.org/officeDocument/2006/math" xmlns:v="urn:schemas-microsoft-com:vml" xmlns:wp14="http://schemas.microsoft.com/office/word/2010/wordprocessingDrawing" xmlns:wp="http://schemas.openxmlformats.org/drawingml/2006/wordprocessingDrawing" xmlns:w="http://schemas.openxmlformats.org/wordprocessingml/2006/main" xmlns:w14="http://schemas.microsoft.com/office/word/2010/wordml" xmlns:w15="http://schemas.microsoft.com/office/word/2012/wordml" xmlns:w10="urn:schemas-microsoft-com:office:word" xmlns:wpg="http://schemas.microsoft.com/office/word/2010/wordprocessingGroup" xmlns:wpi="http://schemas.microsoft.com/office/word/2010/wordprocessingInk" xmlns:wne="http://schemas.microsoft.com/office/word/2006/wordml" xmlns:wps="http://schemas.microsoft.com/office/word/2010/wordprocessingShape" xmlns:wpsCustomData="http://www.wps.cn/officeDocument/2013/wpsCustomData" mc:Ignorable="w14 w15 wp14">
-  <w:endnote w:type="separator" w:id="0">
-    <w:p>
-      <w:pPr>
-        <w:spacing w:line="240" w:lineRule="auto"/>
-      </w:pPr>
-      <w:r>
-        <w:separator/>
-      </w:r>
-    </w:p>
-  </w:endnote>
-  <w:endnote w:type="continuationSeparator" w:id="1">
-    <w:p>
-      <w:pPr>
-        <w:spacing w:line="240" w:lineRule="auto"/>
-      </w:pPr>
-      <w:r>
-        <w:continuationSeparator/>
-      </w:r>
-    </w:p>
-  </w:endnote>
-</w:endnotes>
-</file>
-
-<file path=word/footnotes.xml><?xml version="1.0" encoding="utf-8"?>
-<w:footnotes xmlns:wpc="http://schemas.microsoft.com/office/word/2010/wordprocessingCanvas" xmlns:mc="http://schemas.openxmlformats.org/markup-compatibility/2006" xmlns:o="urn:schemas-microsoft-com:office:office" xmlns:r="http://schemas.openxmlformats.org/officeDocument/2006/relationships" xmlns:m="http://schemas.openxmlformats.org/officeDocument/2006/math" xmlns:v="urn:schemas-microsoft-com:vml" xmlns:wp14="http://schemas.microsoft.com/office/word/2010/wordprocessingDrawing" xmlns:wp="http://schemas.openxmlformats.org/drawingml/2006/wordprocessingDrawing" xmlns:w="http://schemas.openxmlformats.org/wordprocessingml/2006/main" xmlns:w14="http://schemas.microsoft.com/office/word/2010/wordml" xmlns:w15="http://schemas.microsoft.com/office/word/2012/wordml" xmlns:w10="urn:schemas-microsoft-com:office:word" xmlns:wpg="http://schemas.microsoft.com/office/word/2010/wordprocessingGroup" xmlns:wpi="http://schemas.microsoft.com/office/word/2010/wordprocessingInk" xmlns:wne="http://schemas.microsoft.com/office/word/2006/wordml" xmlns:wps="http://schemas.microsoft.com/office/word/2010/wordprocessingShape" xmlns:wpsCustomData="http://www.wps.cn/officeDocument/2013/wpsCustomData" mc:Ignorable="w14 w15 wp14">
-  <w:footnote w:type="separator" w:id="0">
-    <w:p>
-      <w:pPr>
-        <w:spacing w:line="360" w:lineRule="auto"/>
-      </w:pPr>
-      <w:r>
-        <w:separator/>
-      </w:r>
-    </w:p>
-  </w:footnote>
-  <w:footnote w:type="continuationSeparator" w:id="1">
-    <w:p>
-      <w:pPr>
-        <w:spacing w:line="360" w:lineRule="auto"/>
-      </w:pPr>
-      <w:r>
-        <w:continuationSeparator/>
-      </w:r>
-    </w:p>
-  </w:footnote>
-</w:footnotes>
-</file>
-
 <file path=word/numbering.xml><?xml version="1.0" encoding="utf-8"?>
-<w:numbering xmlns:wpc="http://schemas.microsoft.com/office/word/2010/wordprocessingCanvas" xmlns:mc="http://schemas.openxmlformats.org/markup-compatibility/2006" xmlns:o="urn:schemas-microsoft-com:office:office" xmlns:r="http://schemas.openxmlformats.org/officeDocument/2006/relationships" xmlns:m="http://schemas.openxmlformats.org/officeDocument/2006/math" xmlns:v="urn:schemas-microsoft-com:vml" xmlns:wp14="http://schemas.microsoft.com/office/word/2010/wordprocessingDrawing" xmlns:wp="http://schemas.openxmlformats.org/drawingml/2006/wordprocessingDrawing" xmlns:w10="urn:schemas-microsoft-com:office:word" xmlns:w="http://schemas.openxmlformats.org/wordprocessingml/2006/main" xmlns:w14="http://schemas.microsoft.com/office/word/2010/wordml" xmlns:wpg="http://schemas.microsoft.com/office/word/2010/wordprocessingGroup" xmlns:wpi="http://schemas.microsoft.com/office/word/2010/wordprocessingInk" xmlns:wne="http://schemas.microsoft.com/office/word/2006/wordml" xmlns:wps="http://schemas.microsoft.com/office/word/2010/wordprocessingShape" xmlns:wpsCustomData="http://www.wps.cn/officeDocument/2013/wpsCustomData" mc:Ignorable="w14 wp14">
+<w:numbering xmlns:wpc="http://schemas.microsoft.com/office/word/2010/wordprocessingCanvas" xmlns:mc="http://schemas.openxmlformats.org/markup-compatibility/2006" xmlns:o="urn:schemas-microsoft-com:office:office" xmlns:r="http://schemas.openxmlformats.org/officeDocument/2006/relationships" xmlns:m="http://schemas.openxmlformats.org/officeDocument/2006/math" xmlns:v="urn:schemas-microsoft-com:vml" xmlns:wp14="http://schemas.microsoft.com/office/word/2010/wordprocessingDrawing" xmlns:wp="http://schemas.openxmlformats.org/drawingml/2006/wordprocessingDrawing" xmlns:w10="urn:schemas-microsoft-com:office:word" xmlns:w="http://schemas.openxmlformats.org/wordprocessingml/2006/main" xmlns:w14="http://schemas.microsoft.com/office/word/2010/wordml" xmlns:w15="http://schemas.microsoft.com/office/word/2012/wordml" xmlns:wne="http://schemas.microsoft.com/office/word/2006/wordml" xmlns:wpg="http://schemas.microsoft.com/office/word/2010/wordprocessingGroup" xmlns:wpi="http://schemas.microsoft.com/office/word/2010/wordprocessingInk" xmlns:wps="http://schemas.microsoft.com/office/word/2010/wordprocessingShape" mc:Ignorable="w14 w15 wp14">
   <w:abstractNum w:abstractNumId="0">
     <w:nsid w:val="8E964DCE"/>
     <w:multiLevelType w:val="multilevel"/>
     <w:tmpl w:val="8E964DCE"/>
-    <w:lvl w:ilvl="0" w:tentative="0">
+    <w:lvl w:ilvl="0">
       <w:start w:val="1"/>
       <w:numFmt w:val="decimal"/>
-      <w:pStyle w:val="2"/>
+      <w:pStyle w:val="Heading1"/>
       <w:lvlText w:val="%1."/>
       <w:lvlJc w:val="left"/>
       <w:pPr>
@@ -5134,10 +4994,10 @@
         <w:rFonts w:hint="default"/>
       </w:rPr>
     </w:lvl>
-    <w:lvl w:ilvl="1" w:tentative="0">
+    <w:lvl w:ilvl="1">
       <w:start w:val="1"/>
       <w:numFmt w:val="decimal"/>
-      <w:pStyle w:val="3"/>
+      <w:pStyle w:val="Heading2"/>
       <w:lvlText w:val="%1.%2."/>
       <w:lvlJc w:val="left"/>
       <w:pPr>
@@ -5147,10 +5007,10 @@
         <w:rFonts w:hint="default"/>
       </w:rPr>
     </w:lvl>
-    <w:lvl w:ilvl="2" w:tentative="0">
+    <w:lvl w:ilvl="2">
       <w:start w:val="1"/>
       <w:numFmt w:val="decimal"/>
-      <w:pStyle w:val="4"/>
+      <w:pStyle w:val="Heading3"/>
       <w:lvlText w:val="%1.%2.%3."/>
       <w:lvlJc w:val="left"/>
       <w:pPr>
@@ -5160,10 +5020,10 @@
         <w:rFonts w:hint="default"/>
       </w:rPr>
     </w:lvl>
-    <w:lvl w:ilvl="3" w:tentative="0">
+    <w:lvl w:ilvl="3">
       <w:start w:val="1"/>
       <w:numFmt w:val="decimal"/>
-      <w:pStyle w:val="5"/>
+      <w:pStyle w:val="Heading4"/>
       <w:lvlText w:val="%1.%2.%3.%4."/>
       <w:lvlJc w:val="left"/>
       <w:pPr>
@@ -5173,10 +5033,10 @@
         <w:rFonts w:hint="default"/>
       </w:rPr>
     </w:lvl>
-    <w:lvl w:ilvl="4" w:tentative="0">
+    <w:lvl w:ilvl="4">
       <w:start w:val="1"/>
       <w:numFmt w:val="decimal"/>
-      <w:pStyle w:val="6"/>
+      <w:pStyle w:val="Heading5"/>
       <w:lvlText w:val="%1.%2.%3.%4.%5."/>
       <w:lvlJc w:val="left"/>
       <w:pPr>
@@ -5186,10 +5046,10 @@
         <w:rFonts w:hint="default"/>
       </w:rPr>
     </w:lvl>
-    <w:lvl w:ilvl="5" w:tentative="0">
+    <w:lvl w:ilvl="5">
       <w:start w:val="1"/>
       <w:numFmt w:val="decimal"/>
-      <w:pStyle w:val="7"/>
+      <w:pStyle w:val="Heading6"/>
       <w:lvlText w:val="%1.%2.%3.%4.%5.%6."/>
       <w:lvlJc w:val="left"/>
       <w:pPr>
@@ -5199,10 +5059,10 @@
         <w:rFonts w:hint="default"/>
       </w:rPr>
     </w:lvl>
-    <w:lvl w:ilvl="6" w:tentative="0">
+    <w:lvl w:ilvl="6">
       <w:start w:val="1"/>
       <w:numFmt w:val="decimal"/>
-      <w:pStyle w:val="8"/>
+      <w:pStyle w:val="Heading7"/>
       <w:lvlText w:val="%1.%2.%3.%4.%5.%6.%7."/>
       <w:lvlJc w:val="left"/>
       <w:pPr>
@@ -5212,10 +5072,10 @@
         <w:rFonts w:hint="default"/>
       </w:rPr>
     </w:lvl>
-    <w:lvl w:ilvl="7" w:tentative="0">
+    <w:lvl w:ilvl="7">
       <w:start w:val="1"/>
       <w:numFmt w:val="decimal"/>
-      <w:pStyle w:val="9"/>
+      <w:pStyle w:val="Heading8"/>
       <w:lvlText w:val="%1.%2.%3.%4.%5.%6.%7.%8."/>
       <w:lvlJc w:val="left"/>
       <w:pPr>
@@ -5225,10 +5085,10 @@
         <w:rFonts w:hint="default"/>
       </w:rPr>
     </w:lvl>
-    <w:lvl w:ilvl="8" w:tentative="0">
+    <w:lvl w:ilvl="8">
       <w:start w:val="1"/>
       <w:numFmt w:val="decimal"/>
-      <w:pStyle w:val="10"/>
+      <w:pStyle w:val="Heading9"/>
       <w:lvlText w:val="%1.%2.%3.%4.%5.%6.%7.%8.%9."/>
       <w:lvlJc w:val="left"/>
       <w:pPr>
@@ -5243,7 +5103,7 @@
     <w:nsid w:val="FF118E2F"/>
     <w:multiLevelType w:val="singleLevel"/>
     <w:tmpl w:val="FF118E2F"/>
-    <w:lvl w:ilvl="0" w:tentative="0">
+    <w:lvl w:ilvl="0">
       <w:start w:val="1"/>
       <w:numFmt w:val="decimal"/>
       <w:lvlText w:val="%1."/>
@@ -5266,269 +5126,267 @@
 </file>
 
 <file path=word/styles.xml><?xml version="1.0" encoding="utf-8"?>
-<w:styles xmlns:mc="http://schemas.openxmlformats.org/markup-compatibility/2006" xmlns:o="urn:schemas-microsoft-com:office:office" xmlns:r="http://schemas.openxmlformats.org/officeDocument/2006/relationships" xmlns:m="http://schemas.openxmlformats.org/officeDocument/2006/math" xmlns:v="urn:schemas-microsoft-com:vml" xmlns:w="http://schemas.openxmlformats.org/wordprocessingml/2006/main" xmlns:w14="http://schemas.microsoft.com/office/word/2010/wordml" xmlns:w10="urn:schemas-microsoft-com:office:word" xmlns:sl="http://schemas.openxmlformats.org/schemaLibrary/2006/main" xmlns:wpsCustomData="http://www.wps.cn/officeDocument/2013/wpsCustomData" mc:Ignorable="w14">
+<w:styles xmlns:mc="http://schemas.openxmlformats.org/markup-compatibility/2006" xmlns:r="http://schemas.openxmlformats.org/officeDocument/2006/relationships" xmlns:w="http://schemas.openxmlformats.org/wordprocessingml/2006/main" xmlns:w14="http://schemas.microsoft.com/office/word/2010/wordml" xmlns:w15="http://schemas.microsoft.com/office/word/2012/wordml" mc:Ignorable="w14 w15">
   <w:docDefaults>
     <w:rPrDefault>
       <w:rPr>
-        <w:rFonts w:ascii="Times New Roman" w:hAnsi="Times New Roman" w:eastAsia="宋体" w:cs="Times New Roman"/>
+        <w:rFonts w:ascii="Times New Roman" w:eastAsia="宋体" w:hAnsi="Times New Roman" w:cs="Times New Roman"/>
       </w:rPr>
     </w:rPrDefault>
     <w:pPrDefault/>
   </w:docDefaults>
-  <w:latentStyles w:count="260" w:defQFormat="0" w:defUnhideWhenUsed="1" w:defSemiHidden="1" w:defUIPriority="99" w:defLockedState="0">
-    <w:lsdException w:qFormat="1" w:unhideWhenUsed="0" w:uiPriority="0" w:semiHidden="0" w:name="Normal"/>
-    <w:lsdException w:qFormat="1" w:unhideWhenUsed="0" w:uiPriority="0" w:semiHidden="0" w:name="heading 1"/>
-    <w:lsdException w:qFormat="1" w:uiPriority="0" w:semiHidden="0" w:name="heading 2"/>
-    <w:lsdException w:qFormat="1" w:uiPriority="0" w:name="heading 3"/>
-    <w:lsdException w:qFormat="1" w:uiPriority="0" w:semiHidden="0" w:name="heading 4"/>
-    <w:lsdException w:qFormat="1" w:uiPriority="0" w:name="heading 5"/>
-    <w:lsdException w:qFormat="1" w:uiPriority="0" w:name="heading 6"/>
-    <w:lsdException w:qFormat="1" w:uiPriority="0" w:name="heading 7"/>
-    <w:lsdException w:qFormat="1" w:uiPriority="0" w:name="heading 8"/>
-    <w:lsdException w:qFormat="1" w:uiPriority="0" w:name="heading 9"/>
-    <w:lsdException w:unhideWhenUsed="0" w:uiPriority="0" w:semiHidden="0" w:name="index 1"/>
-    <w:lsdException w:unhideWhenUsed="0" w:uiPriority="0" w:semiHidden="0" w:name="index 2"/>
-    <w:lsdException w:unhideWhenUsed="0" w:uiPriority="0" w:semiHidden="0" w:name="index 3"/>
-    <w:lsdException w:unhideWhenUsed="0" w:uiPriority="0" w:semiHidden="0" w:name="index 4"/>
-    <w:lsdException w:unhideWhenUsed="0" w:uiPriority="0" w:semiHidden="0" w:name="index 5"/>
-    <w:lsdException w:unhideWhenUsed="0" w:uiPriority="0" w:semiHidden="0" w:name="index 6"/>
-    <w:lsdException w:unhideWhenUsed="0" w:uiPriority="0" w:semiHidden="0" w:name="index 7"/>
-    <w:lsdException w:unhideWhenUsed="0" w:uiPriority="0" w:semiHidden="0" w:name="index 8"/>
-    <w:lsdException w:unhideWhenUsed="0" w:uiPriority="0" w:semiHidden="0" w:name="index 9"/>
-    <w:lsdException w:qFormat="1" w:unhideWhenUsed="0" w:uiPriority="0" w:semiHidden="0" w:name="toc 1"/>
-    <w:lsdException w:qFormat="1" w:unhideWhenUsed="0" w:uiPriority="0" w:semiHidden="0" w:name="toc 2"/>
-    <w:lsdException w:qFormat="1" w:unhideWhenUsed="0" w:uiPriority="0" w:semiHidden="0" w:name="toc 3"/>
-    <w:lsdException w:unhideWhenUsed="0" w:uiPriority="0" w:semiHidden="0" w:name="toc 4"/>
-    <w:lsdException w:unhideWhenUsed="0" w:uiPriority="0" w:semiHidden="0" w:name="toc 5"/>
-    <w:lsdException w:unhideWhenUsed="0" w:uiPriority="0" w:semiHidden="0" w:name="toc 6"/>
-    <w:lsdException w:unhideWhenUsed="0" w:uiPriority="0" w:semiHidden="0" w:name="toc 7"/>
-    <w:lsdException w:unhideWhenUsed="0" w:uiPriority="0" w:semiHidden="0" w:name="toc 8"/>
-    <w:lsdException w:unhideWhenUsed="0" w:uiPriority="0" w:semiHidden="0" w:name="toc 9"/>
-    <w:lsdException w:unhideWhenUsed="0" w:uiPriority="0" w:semiHidden="0" w:name="Normal Indent"/>
-    <w:lsdException w:unhideWhenUsed="0" w:uiPriority="0" w:semiHidden="0" w:name="footnote text"/>
-    <w:lsdException w:qFormat="1" w:unhideWhenUsed="0" w:uiPriority="0" w:semiHidden="0" w:name="annotation text"/>
-    <w:lsdException w:qFormat="1" w:unhideWhenUsed="0" w:uiPriority="0" w:semiHidden="0" w:name="header"/>
-    <w:lsdException w:qFormat="1" w:unhideWhenUsed="0" w:uiPriority="0" w:semiHidden="0" w:name="footer"/>
-    <w:lsdException w:unhideWhenUsed="0" w:uiPriority="0" w:semiHidden="0" w:name="index heading"/>
-    <w:lsdException w:qFormat="1" w:uiPriority="0" w:name="caption"/>
-    <w:lsdException w:unhideWhenUsed="0" w:uiPriority="0" w:semiHidden="0" w:name="table of figures"/>
-    <w:lsdException w:unhideWhenUsed="0" w:uiPriority="0" w:semiHidden="0" w:name="envelope address"/>
-    <w:lsdException w:unhideWhenUsed="0" w:uiPriority="0" w:semiHidden="0" w:name="envelope return"/>
-    <w:lsdException w:unhideWhenUsed="0" w:uiPriority="0" w:semiHidden="0" w:name="footnote reference"/>
-    <w:lsdException w:unhideWhenUsed="0" w:uiPriority="0" w:semiHidden="0" w:name="annotation reference"/>
-    <w:lsdException w:unhideWhenUsed="0" w:uiPriority="0" w:semiHidden="0" w:name="line number"/>
-    <w:lsdException w:unhideWhenUsed="0" w:uiPriority="0" w:semiHidden="0" w:name="page number"/>
-    <w:lsdException w:unhideWhenUsed="0" w:uiPriority="0" w:semiHidden="0" w:name="endnote reference"/>
-    <w:lsdException w:unhideWhenUsed="0" w:uiPriority="0" w:semiHidden="0" w:name="endnote text"/>
-    <w:lsdException w:unhideWhenUsed="0" w:uiPriority="0" w:semiHidden="0" w:name="table of authorities"/>
-    <w:lsdException w:unhideWhenUsed="0" w:uiPriority="0" w:semiHidden="0" w:name="macro"/>
-    <w:lsdException w:unhideWhenUsed="0" w:uiPriority="0" w:semiHidden="0" w:name="toa heading"/>
-    <w:lsdException w:unhideWhenUsed="0" w:uiPriority="0" w:semiHidden="0" w:name="List"/>
-    <w:lsdException w:unhideWhenUsed="0" w:uiPriority="0" w:semiHidden="0" w:name="List Bullet"/>
-    <w:lsdException w:unhideWhenUsed="0" w:uiPriority="0" w:semiHidden="0" w:name="List Number"/>
-    <w:lsdException w:unhideWhenUsed="0" w:uiPriority="0" w:semiHidden="0" w:name="List 2"/>
-    <w:lsdException w:unhideWhenUsed="0" w:uiPriority="0" w:semiHidden="0" w:name="List 3"/>
-    <w:lsdException w:unhideWhenUsed="0" w:uiPriority="0" w:semiHidden="0" w:name="List 4"/>
-    <w:lsdException w:unhideWhenUsed="0" w:uiPriority="0" w:semiHidden="0" w:name="List 5"/>
-    <w:lsdException w:unhideWhenUsed="0" w:uiPriority="0" w:semiHidden="0" w:name="List Bullet 2"/>
-    <w:lsdException w:unhideWhenUsed="0" w:uiPriority="0" w:semiHidden="0" w:name="List Bullet 3"/>
-    <w:lsdException w:unhideWhenUsed="0" w:uiPriority="0" w:semiHidden="0" w:name="List Bullet 4"/>
-    <w:lsdException w:unhideWhenUsed="0" w:uiPriority="0" w:semiHidden="0" w:name="List Bullet 5"/>
-    <w:lsdException w:unhideWhenUsed="0" w:uiPriority="0" w:semiHidden="0" w:name="List Number 2"/>
-    <w:lsdException w:unhideWhenUsed="0" w:uiPriority="0" w:semiHidden="0" w:name="List Number 3"/>
-    <w:lsdException w:unhideWhenUsed="0" w:uiPriority="0" w:semiHidden="0" w:name="List Number 4"/>
-    <w:lsdException w:unhideWhenUsed="0" w:uiPriority="0" w:semiHidden="0" w:name="List Number 5"/>
-    <w:lsdException w:qFormat="1" w:unhideWhenUsed="0" w:uiPriority="0" w:semiHidden="0" w:name="Title"/>
-    <w:lsdException w:unhideWhenUsed="0" w:uiPriority="0" w:semiHidden="0" w:name="Closing"/>
-    <w:lsdException w:unhideWhenUsed="0" w:uiPriority="0" w:semiHidden="0" w:name="Signature"/>
-    <w:lsdException w:qFormat="1" w:unhideWhenUsed="0" w:uiPriority="0" w:name="Default Paragraph Font"/>
-    <w:lsdException w:qFormat="1" w:unhideWhenUsed="0" w:uiPriority="0" w:name="Body Text"/>
-    <w:lsdException w:unhideWhenUsed="0" w:uiPriority="0" w:semiHidden="0" w:name="Body Text Indent"/>
-    <w:lsdException w:unhideWhenUsed="0" w:uiPriority="0" w:semiHidden="0" w:name="List Continue"/>
-    <w:lsdException w:unhideWhenUsed="0" w:uiPriority="0" w:semiHidden="0" w:name="List Continue 2"/>
-    <w:lsdException w:unhideWhenUsed="0" w:uiPriority="0" w:semiHidden="0" w:name="List Continue 3"/>
-    <w:lsdException w:unhideWhenUsed="0" w:uiPriority="0" w:semiHidden="0" w:name="List Continue 4"/>
-    <w:lsdException w:unhideWhenUsed="0" w:uiPriority="0" w:semiHidden="0" w:name="List Continue 5"/>
-    <w:lsdException w:unhideWhenUsed="0" w:uiPriority="0" w:semiHidden="0" w:name="Message Header"/>
-    <w:lsdException w:qFormat="1" w:unhideWhenUsed="0" w:uiPriority="0" w:semiHidden="0" w:name="Subtitle"/>
-    <w:lsdException w:unhideWhenUsed="0" w:uiPriority="0" w:semiHidden="0" w:name="Salutation"/>
-    <w:lsdException w:unhideWhenUsed="0" w:uiPriority="0" w:semiHidden="0" w:name="Date"/>
-    <w:lsdException w:unhideWhenUsed="0" w:uiPriority="0" w:semiHidden="0" w:name="Body Text First Indent"/>
-    <w:lsdException w:unhideWhenUsed="0" w:uiPriority="0" w:semiHidden="0" w:name="Body Text First Indent 2"/>
-    <w:lsdException w:uiPriority="99" w:name="Note Heading"/>
-    <w:lsdException w:unhideWhenUsed="0" w:uiPriority="0" w:semiHidden="0" w:name="Body Text 2"/>
-    <w:lsdException w:unhideWhenUsed="0" w:uiPriority="0" w:semiHidden="0" w:name="Body Text 3"/>
-    <w:lsdException w:unhideWhenUsed="0" w:uiPriority="0" w:semiHidden="0" w:name="Body Text Indent 2"/>
-    <w:lsdException w:unhideWhenUsed="0" w:uiPriority="0" w:semiHidden="0" w:name="Body Text Indent 3"/>
-    <w:lsdException w:unhideWhenUsed="0" w:uiPriority="0" w:semiHidden="0" w:name="Block Text"/>
-    <w:lsdException w:unhideWhenUsed="0" w:uiPriority="0" w:semiHidden="0" w:name="Hyperlink"/>
-    <w:lsdException w:unhideWhenUsed="0" w:uiPriority="0" w:semiHidden="0" w:name="FollowedHyperlink"/>
-    <w:lsdException w:qFormat="1" w:unhideWhenUsed="0" w:uiPriority="0" w:semiHidden="0" w:name="Strong"/>
-    <w:lsdException w:qFormat="1" w:unhideWhenUsed="0" w:uiPriority="0" w:semiHidden="0" w:name="Emphasis"/>
-    <w:lsdException w:unhideWhenUsed="0" w:uiPriority="0" w:semiHidden="0" w:name="Document Map"/>
-    <w:lsdException w:unhideWhenUsed="0" w:uiPriority="0" w:semiHidden="0" w:name="Plain Text"/>
-    <w:lsdException w:unhideWhenUsed="0" w:uiPriority="0" w:semiHidden="0" w:name="E-mail Signature"/>
-    <w:lsdException w:qFormat="1" w:unhideWhenUsed="0" w:uiPriority="0" w:semiHidden="0" w:name="Normal (Web)"/>
-    <w:lsdException w:unhideWhenUsed="0" w:uiPriority="0" w:semiHidden="0" w:name="HTML Acronym"/>
-    <w:lsdException w:unhideWhenUsed="0" w:uiPriority="0" w:semiHidden="0" w:name="HTML Address"/>
-    <w:lsdException w:unhideWhenUsed="0" w:uiPriority="0" w:semiHidden="0" w:name="HTML Cite"/>
-    <w:lsdException w:unhideWhenUsed="0" w:uiPriority="0" w:semiHidden="0" w:name="HTML Code"/>
-    <w:lsdException w:unhideWhenUsed="0" w:uiPriority="0" w:semiHidden="0" w:name="HTML Definition"/>
-    <w:lsdException w:unhideWhenUsed="0" w:uiPriority="0" w:semiHidden="0" w:name="HTML Keyboard"/>
-    <w:lsdException w:unhideWhenUsed="0" w:uiPriority="0" w:semiHidden="0" w:name="HTML Preformatted"/>
-    <w:lsdException w:unhideWhenUsed="0" w:uiPriority="0" w:semiHidden="0" w:name="HTML Sample"/>
-    <w:lsdException w:unhideWhenUsed="0" w:uiPriority="0" w:semiHidden="0" w:name="HTML Typewriter"/>
-    <w:lsdException w:unhideWhenUsed="0" w:uiPriority="0" w:semiHidden="0" w:name="HTML Variable"/>
-    <w:lsdException w:qFormat="1" w:unhideWhenUsed="0" w:uiPriority="0" w:name="Normal Table"/>
-    <w:lsdException w:unhideWhenUsed="0" w:uiPriority="0" w:semiHidden="0" w:name="annotation subject"/>
-    <w:lsdException w:unhideWhenUsed="0" w:uiPriority="0" w:semiHidden="0" w:name="Table Simple 1"/>
-    <w:lsdException w:unhideWhenUsed="0" w:uiPriority="0" w:semiHidden="0" w:name="Table Simple 2"/>
-    <w:lsdException w:unhideWhenUsed="0" w:uiPriority="0" w:semiHidden="0" w:name="Table Simple 3"/>
-    <w:lsdException w:unhideWhenUsed="0" w:uiPriority="0" w:semiHidden="0" w:name="Table Classic 1"/>
-    <w:lsdException w:unhideWhenUsed="0" w:uiPriority="0" w:semiHidden="0" w:name="Table Classic 2"/>
-    <w:lsdException w:unhideWhenUsed="0" w:uiPriority="0" w:semiHidden="0" w:name="Table Classic 3"/>
-    <w:lsdException w:unhideWhenUsed="0" w:uiPriority="0" w:semiHidden="0" w:name="Table Classic 4"/>
-    <w:lsdException w:unhideWhenUsed="0" w:uiPriority="0" w:semiHidden="0" w:name="Table Colorful 1"/>
-    <w:lsdException w:unhideWhenUsed="0" w:uiPriority="0" w:semiHidden="0" w:name="Table Colorful 2"/>
-    <w:lsdException w:unhideWhenUsed="0" w:uiPriority="0" w:semiHidden="0" w:name="Table Colorful 3"/>
-    <w:lsdException w:unhideWhenUsed="0" w:uiPriority="0" w:semiHidden="0" w:name="Table Columns 1"/>
-    <w:lsdException w:unhideWhenUsed="0" w:uiPriority="0" w:semiHidden="0" w:name="Table Columns 2"/>
-    <w:lsdException w:unhideWhenUsed="0" w:uiPriority="0" w:semiHidden="0" w:name="Table Columns 3"/>
-    <w:lsdException w:unhideWhenUsed="0" w:uiPriority="0" w:semiHidden="0" w:name="Table Columns 4"/>
-    <w:lsdException w:unhideWhenUsed="0" w:uiPriority="0" w:semiHidden="0" w:name="Table Columns 5"/>
-    <w:lsdException w:unhideWhenUsed="0" w:uiPriority="0" w:semiHidden="0" w:name="Table Grid 1"/>
-    <w:lsdException w:unhideWhenUsed="0" w:uiPriority="0" w:semiHidden="0" w:name="Table Grid 2"/>
-    <w:lsdException w:unhideWhenUsed="0" w:uiPriority="0" w:semiHidden="0" w:name="Table Grid 3"/>
-    <w:lsdException w:unhideWhenUsed="0" w:uiPriority="0" w:semiHidden="0" w:name="Table Grid 4"/>
-    <w:lsdException w:unhideWhenUsed="0" w:uiPriority="0" w:semiHidden="0" w:name="Table Grid 5"/>
-    <w:lsdException w:unhideWhenUsed="0" w:uiPriority="0" w:semiHidden="0" w:name="Table Grid 6"/>
-    <w:lsdException w:unhideWhenUsed="0" w:uiPriority="0" w:semiHidden="0" w:name="Table Grid 7"/>
-    <w:lsdException w:unhideWhenUsed="0" w:uiPriority="0" w:semiHidden="0" w:name="Table Grid 8"/>
-    <w:lsdException w:unhideWhenUsed="0" w:uiPriority="0" w:semiHidden="0" w:name="Table List 1"/>
-    <w:lsdException w:unhideWhenUsed="0" w:uiPriority="0" w:semiHidden="0" w:name="Table List 2"/>
-    <w:lsdException w:unhideWhenUsed="0" w:uiPriority="0" w:semiHidden="0" w:name="Table List 3"/>
-    <w:lsdException w:unhideWhenUsed="0" w:uiPriority="0" w:semiHidden="0" w:name="Table List 4"/>
-    <w:lsdException w:unhideWhenUsed="0" w:uiPriority="0" w:semiHidden="0" w:name="Table List 5"/>
-    <w:lsdException w:unhideWhenUsed="0" w:uiPriority="0" w:semiHidden="0" w:name="Table List 6"/>
-    <w:lsdException w:unhideWhenUsed="0" w:uiPriority="0" w:semiHidden="0" w:name="Table List 7"/>
-    <w:lsdException w:unhideWhenUsed="0" w:uiPriority="0" w:semiHidden="0" w:name="Table List 8"/>
-    <w:lsdException w:unhideWhenUsed="0" w:uiPriority="0" w:semiHidden="0" w:name="Table 3D effects 1"/>
-    <w:lsdException w:unhideWhenUsed="0" w:uiPriority="0" w:semiHidden="0" w:name="Table 3D effects 2"/>
-    <w:lsdException w:unhideWhenUsed="0" w:uiPriority="0" w:semiHidden="0" w:name="Table 3D effects 3"/>
-    <w:lsdException w:unhideWhenUsed="0" w:uiPriority="0" w:semiHidden="0" w:name="Table Contemporary"/>
-    <w:lsdException w:unhideWhenUsed="0" w:uiPriority="0" w:semiHidden="0" w:name="Table Elegant"/>
-    <w:lsdException w:unhideWhenUsed="0" w:uiPriority="0" w:semiHidden="0" w:name="Table Professional"/>
-    <w:lsdException w:unhideWhenUsed="0" w:uiPriority="0" w:semiHidden="0" w:name="Table Subtle 1"/>
-    <w:lsdException w:unhideWhenUsed="0" w:uiPriority="0" w:semiHidden="0" w:name="Table Subtle 2"/>
-    <w:lsdException w:unhideWhenUsed="0" w:uiPriority="0" w:semiHidden="0" w:name="Table Web 1"/>
-    <w:lsdException w:unhideWhenUsed="0" w:uiPriority="0" w:semiHidden="0" w:name="Table Web 2"/>
-    <w:lsdException w:unhideWhenUsed="0" w:uiPriority="0" w:semiHidden="0" w:name="Table Web 3"/>
-    <w:lsdException w:unhideWhenUsed="0" w:uiPriority="0" w:semiHidden="0" w:name="Balloon Text"/>
-    <w:lsdException w:qFormat="1" w:unhideWhenUsed="0" w:uiPriority="0" w:semiHidden="0" w:name="Table Grid"/>
-    <w:lsdException w:unhideWhenUsed="0" w:uiPriority="0" w:semiHidden="0" w:name="Table Theme"/>
-    <w:lsdException w:unhideWhenUsed="0" w:uiPriority="60" w:semiHidden="0" w:name="Light Shading"/>
-    <w:lsdException w:unhideWhenUsed="0" w:uiPriority="61" w:semiHidden="0" w:name="Light List"/>
-    <w:lsdException w:unhideWhenUsed="0" w:uiPriority="62" w:semiHidden="0" w:name="Light Grid"/>
-    <w:lsdException w:unhideWhenUsed="0" w:uiPriority="63" w:semiHidden="0" w:name="Medium Shading 1"/>
-    <w:lsdException w:unhideWhenUsed="0" w:uiPriority="64" w:semiHidden="0" w:name="Medium Shading 2"/>
-    <w:lsdException w:unhideWhenUsed="0" w:uiPriority="65" w:semiHidden="0" w:name="Medium List 1"/>
-    <w:lsdException w:unhideWhenUsed="0" w:uiPriority="66" w:semiHidden="0" w:name="Medium List 2"/>
-    <w:lsdException w:unhideWhenUsed="0" w:uiPriority="67" w:semiHidden="0" w:name="Medium Grid 1"/>
-    <w:lsdException w:unhideWhenUsed="0" w:uiPriority="68" w:semiHidden="0" w:name="Medium Grid 2"/>
-    <w:lsdException w:unhideWhenUsed="0" w:uiPriority="69" w:semiHidden="0" w:name="Medium Grid 3"/>
-    <w:lsdException w:unhideWhenUsed="0" w:uiPriority="70" w:semiHidden="0" w:name="Dark List"/>
-    <w:lsdException w:unhideWhenUsed="0" w:uiPriority="71" w:semiHidden="0" w:name="Colorful Shading"/>
-    <w:lsdException w:unhideWhenUsed="0" w:uiPriority="72" w:semiHidden="0" w:name="Colorful List"/>
-    <w:lsdException w:unhideWhenUsed="0" w:uiPriority="73" w:semiHidden="0" w:name="Colorful Grid"/>
-    <w:lsdException w:unhideWhenUsed="0" w:uiPriority="60" w:semiHidden="0" w:name="Light Shading Accent 1"/>
-    <w:lsdException w:unhideWhenUsed="0" w:uiPriority="61" w:semiHidden="0" w:name="Light List Accent 1"/>
-    <w:lsdException w:unhideWhenUsed="0" w:uiPriority="62" w:semiHidden="0" w:name="Light Grid Accent 1"/>
-    <w:lsdException w:unhideWhenUsed="0" w:uiPriority="63" w:semiHidden="0" w:name="Medium Shading 1 Accent 1"/>
-    <w:lsdException w:unhideWhenUsed="0" w:uiPriority="64" w:semiHidden="0" w:name="Medium Shading 2 Accent 1"/>
-    <w:lsdException w:unhideWhenUsed="0" w:uiPriority="65" w:semiHidden="0" w:name="Medium List 1 Accent 1"/>
-    <w:lsdException w:unhideWhenUsed="0" w:uiPriority="66" w:semiHidden="0" w:name="Medium List 2 Accent 1"/>
-    <w:lsdException w:unhideWhenUsed="0" w:uiPriority="67" w:semiHidden="0" w:name="Medium Grid 1 Accent 1"/>
-    <w:lsdException w:unhideWhenUsed="0" w:uiPriority="68" w:semiHidden="0" w:name="Medium Grid 2 Accent 1"/>
-    <w:lsdException w:unhideWhenUsed="0" w:uiPriority="69" w:semiHidden="0" w:name="Medium Grid 3 Accent 1"/>
-    <w:lsdException w:unhideWhenUsed="0" w:uiPriority="70" w:semiHidden="0" w:name="Dark List Accent 1"/>
-    <w:lsdException w:unhideWhenUsed="0" w:uiPriority="71" w:semiHidden="0" w:name="Colorful Shading Accent 1"/>
-    <w:lsdException w:unhideWhenUsed="0" w:uiPriority="72" w:semiHidden="0" w:name="Colorful List Accent 1"/>
-    <w:lsdException w:unhideWhenUsed="0" w:uiPriority="73" w:semiHidden="0" w:name="Colorful Grid Accent 1"/>
-    <w:lsdException w:unhideWhenUsed="0" w:uiPriority="60" w:semiHidden="0" w:name="Light Shading Accent 2"/>
-    <w:lsdException w:unhideWhenUsed="0" w:uiPriority="61" w:semiHidden="0" w:name="Light List Accent 2"/>
-    <w:lsdException w:unhideWhenUsed="0" w:uiPriority="62" w:semiHidden="0" w:name="Light Grid Accent 2"/>
-    <w:lsdException w:unhideWhenUsed="0" w:uiPriority="63" w:semiHidden="0" w:name="Medium Shading 1 Accent 2"/>
-    <w:lsdException w:unhideWhenUsed="0" w:uiPriority="64" w:semiHidden="0" w:name="Medium Shading 2 Accent 2"/>
-    <w:lsdException w:unhideWhenUsed="0" w:uiPriority="65" w:semiHidden="0" w:name="Medium List 1 Accent 2"/>
-    <w:lsdException w:unhideWhenUsed="0" w:uiPriority="66" w:semiHidden="0" w:name="Medium List 2 Accent 2"/>
-    <w:lsdException w:unhideWhenUsed="0" w:uiPriority="67" w:semiHidden="0" w:name="Medium Grid 1 Accent 2"/>
-    <w:lsdException w:unhideWhenUsed="0" w:uiPriority="68" w:semiHidden="0" w:name="Medium Grid 2 Accent 2"/>
-    <w:lsdException w:unhideWhenUsed="0" w:uiPriority="69" w:semiHidden="0" w:name="Medium Grid 3 Accent 2"/>
-    <w:lsdException w:unhideWhenUsed="0" w:uiPriority="70" w:semiHidden="0" w:name="Dark List Accent 2"/>
-    <w:lsdException w:unhideWhenUsed="0" w:uiPriority="71" w:semiHidden="0" w:name="Colorful Shading Accent 2"/>
-    <w:lsdException w:unhideWhenUsed="0" w:uiPriority="72" w:semiHidden="0" w:name="Colorful List Accent 2"/>
-    <w:lsdException w:unhideWhenUsed="0" w:uiPriority="73" w:semiHidden="0" w:name="Colorful Grid Accent 2"/>
-    <w:lsdException w:unhideWhenUsed="0" w:uiPriority="60" w:semiHidden="0" w:name="Light Shading Accent 3"/>
-    <w:lsdException w:unhideWhenUsed="0" w:uiPriority="61" w:semiHidden="0" w:name="Light List Accent 3"/>
-    <w:lsdException w:unhideWhenUsed="0" w:uiPriority="62" w:semiHidden="0" w:name="Light Grid Accent 3"/>
-    <w:lsdException w:unhideWhenUsed="0" w:uiPriority="63" w:semiHidden="0" w:name="Medium Shading 1 Accent 3"/>
-    <w:lsdException w:unhideWhenUsed="0" w:uiPriority="64" w:semiHidden="0" w:name="Medium Shading 2 Accent 3"/>
-    <w:lsdException w:unhideWhenUsed="0" w:uiPriority="65" w:semiHidden="0" w:name="Medium List 1 Accent 3"/>
-    <w:lsdException w:unhideWhenUsed="0" w:uiPriority="66" w:semiHidden="0" w:name="Medium List 2 Accent 3"/>
-    <w:lsdException w:unhideWhenUsed="0" w:uiPriority="67" w:semiHidden="0" w:name="Medium Grid 1 Accent 3"/>
-    <w:lsdException w:unhideWhenUsed="0" w:uiPriority="68" w:semiHidden="0" w:name="Medium Grid 2 Accent 3"/>
-    <w:lsdException w:unhideWhenUsed="0" w:uiPriority="69" w:semiHidden="0" w:name="Medium Grid 3 Accent 3"/>
-    <w:lsdException w:unhideWhenUsed="0" w:uiPriority="70" w:semiHidden="0" w:name="Dark List Accent 3"/>
-    <w:lsdException w:unhideWhenUsed="0" w:uiPriority="71" w:semiHidden="0" w:name="Colorful Shading Accent 3"/>
-    <w:lsdException w:unhideWhenUsed="0" w:uiPriority="72" w:semiHidden="0" w:name="Colorful List Accent 3"/>
-    <w:lsdException w:unhideWhenUsed="0" w:uiPriority="73" w:semiHidden="0" w:name="Colorful Grid Accent 3"/>
-    <w:lsdException w:unhideWhenUsed="0" w:uiPriority="60" w:semiHidden="0" w:name="Light Shading Accent 4"/>
-    <w:lsdException w:unhideWhenUsed="0" w:uiPriority="61" w:semiHidden="0" w:name="Light List Accent 4"/>
-    <w:lsdException w:unhideWhenUsed="0" w:uiPriority="62" w:semiHidden="0" w:name="Light Grid Accent 4"/>
-    <w:lsdException w:unhideWhenUsed="0" w:uiPriority="63" w:semiHidden="0" w:name="Medium Shading 1 Accent 4"/>
-    <w:lsdException w:unhideWhenUsed="0" w:uiPriority="64" w:semiHidden="0" w:name="Medium Shading 2 Accent 4"/>
-    <w:lsdException w:unhideWhenUsed="0" w:uiPriority="65" w:semiHidden="0" w:name="Medium List 1 Accent 4"/>
-    <w:lsdException w:unhideWhenUsed="0" w:uiPriority="66" w:semiHidden="0" w:name="Medium List 2 Accent 4"/>
-    <w:lsdException w:unhideWhenUsed="0" w:uiPriority="67" w:semiHidden="0" w:name="Medium Grid 1 Accent 4"/>
-    <w:lsdException w:unhideWhenUsed="0" w:uiPriority="68" w:semiHidden="0" w:name="Medium Grid 2 Accent 4"/>
-    <w:lsdException w:unhideWhenUsed="0" w:uiPriority="69" w:semiHidden="0" w:name="Medium Grid 3 Accent 4"/>
-    <w:lsdException w:unhideWhenUsed="0" w:uiPriority="70" w:semiHidden="0" w:name="Dark List Accent 4"/>
-    <w:lsdException w:unhideWhenUsed="0" w:uiPriority="71" w:semiHidden="0" w:name="Colorful Shading Accent 4"/>
-    <w:lsdException w:unhideWhenUsed="0" w:uiPriority="72" w:semiHidden="0" w:name="Colorful List Accent 4"/>
-    <w:lsdException w:unhideWhenUsed="0" w:uiPriority="73" w:semiHidden="0" w:name="Colorful Grid Accent 4"/>
-    <w:lsdException w:unhideWhenUsed="0" w:uiPriority="60" w:semiHidden="0" w:name="Light Shading Accent 5"/>
-    <w:lsdException w:unhideWhenUsed="0" w:uiPriority="61" w:semiHidden="0" w:name="Light List Accent 5"/>
-    <w:lsdException w:unhideWhenUsed="0" w:uiPriority="62" w:semiHidden="0" w:name="Light Grid Accent 5"/>
-    <w:lsdException w:unhideWhenUsed="0" w:uiPriority="63" w:semiHidden="0" w:name="Medium Shading 1 Accent 5"/>
-    <w:lsdException w:unhideWhenUsed="0" w:uiPriority="64" w:semiHidden="0" w:name="Medium Shading 2 Accent 5"/>
-    <w:lsdException w:unhideWhenUsed="0" w:uiPriority="65" w:semiHidden="0" w:name="Medium List 1 Accent 5"/>
-    <w:lsdException w:unhideWhenUsed="0" w:uiPriority="66" w:semiHidden="0" w:name="Medium List 2 Accent 5"/>
-    <w:lsdException w:unhideWhenUsed="0" w:uiPriority="67" w:semiHidden="0" w:name="Medium Grid 1 Accent 5"/>
-    <w:lsdException w:unhideWhenUsed="0" w:uiPriority="68" w:semiHidden="0" w:name="Medium Grid 2 Accent 5"/>
-    <w:lsdException w:unhideWhenUsed="0" w:uiPriority="69" w:semiHidden="0" w:name="Medium Grid 3 Accent 5"/>
-    <w:lsdException w:unhideWhenUsed="0" w:uiPriority="70" w:semiHidden="0" w:name="Dark List Accent 5"/>
-    <w:lsdException w:unhideWhenUsed="0" w:uiPriority="71" w:semiHidden="0" w:name="Colorful Shading Accent 5"/>
-    <w:lsdException w:unhideWhenUsed="0" w:uiPriority="72" w:semiHidden="0" w:name="Colorful List Accent 5"/>
-    <w:lsdException w:unhideWhenUsed="0" w:uiPriority="73" w:semiHidden="0" w:name="Colorful Grid Accent 5"/>
-    <w:lsdException w:unhideWhenUsed="0" w:uiPriority="60" w:semiHidden="0" w:name="Light Shading Accent 6"/>
-    <w:lsdException w:unhideWhenUsed="0" w:uiPriority="61" w:semiHidden="0" w:name="Light List Accent 6"/>
-    <w:lsdException w:unhideWhenUsed="0" w:uiPriority="62" w:semiHidden="0" w:name="Light Grid Accent 6"/>
-    <w:lsdException w:unhideWhenUsed="0" w:uiPriority="63" w:semiHidden="0" w:name="Medium Shading 1 Accent 6"/>
-    <w:lsdException w:unhideWhenUsed="0" w:uiPriority="64" w:semiHidden="0" w:name="Medium Shading 2 Accent 6"/>
-    <w:lsdException w:unhideWhenUsed="0" w:uiPriority="65" w:semiHidden="0" w:name="Medium List 1 Accent 6"/>
-    <w:lsdException w:unhideWhenUsed="0" w:uiPriority="66" w:semiHidden="0" w:name="Medium List 2 Accent 6"/>
-    <w:lsdException w:unhideWhenUsed="0" w:uiPriority="67" w:semiHidden="0" w:name="Medium Grid 1 Accent 6"/>
-    <w:lsdException w:unhideWhenUsed="0" w:uiPriority="68" w:semiHidden="0" w:name="Medium Grid 2 Accent 6"/>
-    <w:lsdException w:unhideWhenUsed="0" w:uiPriority="69" w:semiHidden="0" w:name="Medium Grid 3 Accent 6"/>
-    <w:lsdException w:unhideWhenUsed="0" w:uiPriority="70" w:semiHidden="0" w:name="Dark List Accent 6"/>
-    <w:lsdException w:unhideWhenUsed="0" w:uiPriority="71" w:semiHidden="0" w:name="Colorful Shading Accent 6"/>
-    <w:lsdException w:unhideWhenUsed="0" w:uiPriority="72" w:semiHidden="0" w:name="Colorful List Accent 6"/>
-    <w:lsdException w:unhideWhenUsed="0" w:uiPriority="73" w:semiHidden="0" w:name="Colorful Grid Accent 6"/>
+  <w:latentStyles w:defLockedState="0" w:defUIPriority="99" w:defSemiHidden="1" w:defUnhideWhenUsed="1" w:defQFormat="0" w:count="260">
+    <w:lsdException w:name="Normal" w:semiHidden="0" w:uiPriority="0" w:unhideWhenUsed="0" w:qFormat="1"/>
+    <w:lsdException w:name="heading 1" w:semiHidden="0" w:uiPriority="0" w:unhideWhenUsed="0" w:qFormat="1"/>
+    <w:lsdException w:name="heading 2" w:semiHidden="0" w:uiPriority="0" w:qFormat="1"/>
+    <w:lsdException w:name="heading 3" w:uiPriority="0" w:qFormat="1"/>
+    <w:lsdException w:name="heading 4" w:semiHidden="0" w:uiPriority="0" w:qFormat="1"/>
+    <w:lsdException w:name="heading 5" w:uiPriority="0" w:qFormat="1"/>
+    <w:lsdException w:name="heading 6" w:uiPriority="0" w:qFormat="1"/>
+    <w:lsdException w:name="heading 7" w:uiPriority="0" w:qFormat="1"/>
+    <w:lsdException w:name="heading 8" w:uiPriority="0" w:qFormat="1"/>
+    <w:lsdException w:name="heading 9" w:uiPriority="0" w:qFormat="1"/>
+    <w:lsdException w:name="index 1" w:semiHidden="0" w:uiPriority="0" w:unhideWhenUsed="0"/>
+    <w:lsdException w:name="index 2" w:semiHidden="0" w:uiPriority="0" w:unhideWhenUsed="0"/>
+    <w:lsdException w:name="index 3" w:semiHidden="0" w:uiPriority="0" w:unhideWhenUsed="0"/>
+    <w:lsdException w:name="index 4" w:semiHidden="0" w:uiPriority="0" w:unhideWhenUsed="0"/>
+    <w:lsdException w:name="index 5" w:semiHidden="0" w:uiPriority="0" w:unhideWhenUsed="0"/>
+    <w:lsdException w:name="index 6" w:semiHidden="0" w:uiPriority="0" w:unhideWhenUsed="0"/>
+    <w:lsdException w:name="index 7" w:semiHidden="0" w:uiPriority="0" w:unhideWhenUsed="0"/>
+    <w:lsdException w:name="index 8" w:semiHidden="0" w:uiPriority="0" w:unhideWhenUsed="0"/>
+    <w:lsdException w:name="index 9" w:semiHidden="0" w:uiPriority="0" w:unhideWhenUsed="0"/>
+    <w:lsdException w:name="toc 1" w:semiHidden="0" w:uiPriority="0" w:unhideWhenUsed="0" w:qFormat="1"/>
+    <w:lsdException w:name="toc 2" w:semiHidden="0" w:uiPriority="0" w:unhideWhenUsed="0" w:qFormat="1"/>
+    <w:lsdException w:name="toc 3" w:semiHidden="0" w:uiPriority="0" w:unhideWhenUsed="0" w:qFormat="1"/>
+    <w:lsdException w:name="toc 4" w:semiHidden="0" w:uiPriority="0" w:unhideWhenUsed="0"/>
+    <w:lsdException w:name="toc 5" w:semiHidden="0" w:uiPriority="0" w:unhideWhenUsed="0"/>
+    <w:lsdException w:name="toc 6" w:semiHidden="0" w:uiPriority="0" w:unhideWhenUsed="0"/>
+    <w:lsdException w:name="toc 7" w:semiHidden="0" w:uiPriority="0" w:unhideWhenUsed="0"/>
+    <w:lsdException w:name="toc 8" w:semiHidden="0" w:uiPriority="0" w:unhideWhenUsed="0"/>
+    <w:lsdException w:name="toc 9" w:semiHidden="0" w:uiPriority="0" w:unhideWhenUsed="0"/>
+    <w:lsdException w:name="Normal Indent" w:semiHidden="0" w:uiPriority="0" w:unhideWhenUsed="0"/>
+    <w:lsdException w:name="footnote text" w:semiHidden="0" w:uiPriority="0" w:unhideWhenUsed="0"/>
+    <w:lsdException w:name="annotation text" w:semiHidden="0" w:uiPriority="0" w:unhideWhenUsed="0" w:qFormat="1"/>
+    <w:lsdException w:name="header" w:semiHidden="0" w:uiPriority="0" w:unhideWhenUsed="0" w:qFormat="1"/>
+    <w:lsdException w:name="footer" w:semiHidden="0" w:uiPriority="0" w:unhideWhenUsed="0" w:qFormat="1"/>
+    <w:lsdException w:name="index heading" w:semiHidden="0" w:uiPriority="0" w:unhideWhenUsed="0"/>
+    <w:lsdException w:name="caption" w:uiPriority="0" w:qFormat="1"/>
+    <w:lsdException w:name="table of figures" w:semiHidden="0" w:uiPriority="0" w:unhideWhenUsed="0"/>
+    <w:lsdException w:name="envelope address" w:semiHidden="0" w:uiPriority="0" w:unhideWhenUsed="0"/>
+    <w:lsdException w:name="envelope return" w:semiHidden="0" w:uiPriority="0" w:unhideWhenUsed="0"/>
+    <w:lsdException w:name="footnote reference" w:semiHidden="0" w:uiPriority="0" w:unhideWhenUsed="0"/>
+    <w:lsdException w:name="annotation reference" w:semiHidden="0" w:uiPriority="0" w:unhideWhenUsed="0"/>
+    <w:lsdException w:name="line number" w:semiHidden="0" w:uiPriority="0" w:unhideWhenUsed="0"/>
+    <w:lsdException w:name="page number" w:semiHidden="0" w:uiPriority="0" w:unhideWhenUsed="0"/>
+    <w:lsdException w:name="endnote reference" w:semiHidden="0" w:uiPriority="0" w:unhideWhenUsed="0"/>
+    <w:lsdException w:name="endnote text" w:semiHidden="0" w:uiPriority="0" w:unhideWhenUsed="0"/>
+    <w:lsdException w:name="table of authorities" w:semiHidden="0" w:uiPriority="0" w:unhideWhenUsed="0"/>
+    <w:lsdException w:name="macro" w:semiHidden="0" w:uiPriority="0" w:unhideWhenUsed="0"/>
+    <w:lsdException w:name="toa heading" w:semiHidden="0" w:uiPriority="0" w:unhideWhenUsed="0"/>
+    <w:lsdException w:name="List" w:semiHidden="0" w:uiPriority="0" w:unhideWhenUsed="0"/>
+    <w:lsdException w:name="List Bullet" w:semiHidden="0" w:uiPriority="0" w:unhideWhenUsed="0"/>
+    <w:lsdException w:name="List Number" w:semiHidden="0" w:uiPriority="0" w:unhideWhenUsed="0"/>
+    <w:lsdException w:name="List 2" w:semiHidden="0" w:uiPriority="0" w:unhideWhenUsed="0"/>
+    <w:lsdException w:name="List 3" w:semiHidden="0" w:uiPriority="0" w:unhideWhenUsed="0"/>
+    <w:lsdException w:name="List 4" w:semiHidden="0" w:uiPriority="0" w:unhideWhenUsed="0"/>
+    <w:lsdException w:name="List 5" w:semiHidden="0" w:uiPriority="0" w:unhideWhenUsed="0"/>
+    <w:lsdException w:name="List Bullet 2" w:semiHidden="0" w:uiPriority="0" w:unhideWhenUsed="0"/>
+    <w:lsdException w:name="List Bullet 3" w:semiHidden="0" w:uiPriority="0" w:unhideWhenUsed="0"/>
+    <w:lsdException w:name="List Bullet 4" w:semiHidden="0" w:uiPriority="0" w:unhideWhenUsed="0"/>
+    <w:lsdException w:name="List Bullet 5" w:semiHidden="0" w:uiPriority="0" w:unhideWhenUsed="0"/>
+    <w:lsdException w:name="List Number 2" w:semiHidden="0" w:uiPriority="0" w:unhideWhenUsed="0"/>
+    <w:lsdException w:name="List Number 3" w:semiHidden="0" w:uiPriority="0" w:unhideWhenUsed="0"/>
+    <w:lsdException w:name="List Number 4" w:semiHidden="0" w:uiPriority="0" w:unhideWhenUsed="0"/>
+    <w:lsdException w:name="List Number 5" w:semiHidden="0" w:uiPriority="0" w:unhideWhenUsed="0"/>
+    <w:lsdException w:name="Title" w:semiHidden="0" w:uiPriority="0" w:unhideWhenUsed="0" w:qFormat="1"/>
+    <w:lsdException w:name="Closing" w:semiHidden="0" w:uiPriority="0" w:unhideWhenUsed="0"/>
+    <w:lsdException w:name="Signature" w:semiHidden="0" w:uiPriority="0" w:unhideWhenUsed="0"/>
+    <w:lsdException w:name="Default Paragraph Font" w:uiPriority="0" w:unhideWhenUsed="0" w:qFormat="1"/>
+    <w:lsdException w:name="Body Text" w:uiPriority="0" w:unhideWhenUsed="0" w:qFormat="1"/>
+    <w:lsdException w:name="Body Text Indent" w:semiHidden="0" w:uiPriority="0" w:unhideWhenUsed="0"/>
+    <w:lsdException w:name="List Continue" w:semiHidden="0" w:uiPriority="0" w:unhideWhenUsed="0"/>
+    <w:lsdException w:name="List Continue 2" w:semiHidden="0" w:uiPriority="0" w:unhideWhenUsed="0"/>
+    <w:lsdException w:name="List Continue 3" w:semiHidden="0" w:uiPriority="0" w:unhideWhenUsed="0"/>
+    <w:lsdException w:name="List Continue 4" w:semiHidden="0" w:uiPriority="0" w:unhideWhenUsed="0"/>
+    <w:lsdException w:name="List Continue 5" w:semiHidden="0" w:uiPriority="0" w:unhideWhenUsed="0"/>
+    <w:lsdException w:name="Message Header" w:semiHidden="0" w:uiPriority="0" w:unhideWhenUsed="0"/>
+    <w:lsdException w:name="Subtitle" w:semiHidden="0" w:uiPriority="0" w:unhideWhenUsed="0" w:qFormat="1"/>
+    <w:lsdException w:name="Salutation" w:semiHidden="0" w:uiPriority="0" w:unhideWhenUsed="0"/>
+    <w:lsdException w:name="Date" w:semiHidden="0" w:uiPriority="0" w:unhideWhenUsed="0"/>
+    <w:lsdException w:name="Body Text First Indent" w:semiHidden="0" w:uiPriority="0" w:unhideWhenUsed="0"/>
+    <w:lsdException w:name="Body Text First Indent 2" w:semiHidden="0" w:uiPriority="0" w:unhideWhenUsed="0"/>
+    <w:lsdException w:name="Body Text 2" w:semiHidden="0" w:uiPriority="0" w:unhideWhenUsed="0"/>
+    <w:lsdException w:name="Body Text 3" w:semiHidden="0" w:uiPriority="0" w:unhideWhenUsed="0"/>
+    <w:lsdException w:name="Body Text Indent 2" w:semiHidden="0" w:uiPriority="0" w:unhideWhenUsed="0"/>
+    <w:lsdException w:name="Body Text Indent 3" w:semiHidden="0" w:uiPriority="0" w:unhideWhenUsed="0"/>
+    <w:lsdException w:name="Block Text" w:semiHidden="0" w:uiPriority="0" w:unhideWhenUsed="0"/>
+    <w:lsdException w:name="Hyperlink" w:semiHidden="0" w:uiPriority="0" w:unhideWhenUsed="0"/>
+    <w:lsdException w:name="FollowedHyperlink" w:semiHidden="0" w:uiPriority="0" w:unhideWhenUsed="0"/>
+    <w:lsdException w:name="Strong" w:semiHidden="0" w:uiPriority="0" w:unhideWhenUsed="0" w:qFormat="1"/>
+    <w:lsdException w:name="Emphasis" w:semiHidden="0" w:uiPriority="0" w:unhideWhenUsed="0" w:qFormat="1"/>
+    <w:lsdException w:name="Document Map" w:semiHidden="0" w:uiPriority="0" w:unhideWhenUsed="0"/>
+    <w:lsdException w:name="Plain Text" w:semiHidden="0" w:uiPriority="0" w:unhideWhenUsed="0"/>
+    <w:lsdException w:name="E-mail Signature" w:semiHidden="0" w:uiPriority="0" w:unhideWhenUsed="0"/>
+    <w:lsdException w:name="Normal (Web)" w:semiHidden="0" w:uiPriority="0" w:unhideWhenUsed="0" w:qFormat="1"/>
+    <w:lsdException w:name="HTML Acronym" w:semiHidden="0" w:uiPriority="0" w:unhideWhenUsed="0"/>
+    <w:lsdException w:name="HTML Address" w:semiHidden="0" w:uiPriority="0" w:unhideWhenUsed="0"/>
+    <w:lsdException w:name="HTML Cite" w:semiHidden="0" w:uiPriority="0" w:unhideWhenUsed="0"/>
+    <w:lsdException w:name="HTML Code" w:semiHidden="0" w:uiPriority="0" w:unhideWhenUsed="0"/>
+    <w:lsdException w:name="HTML Definition" w:semiHidden="0" w:uiPriority="0" w:unhideWhenUsed="0"/>
+    <w:lsdException w:name="HTML Keyboard" w:semiHidden="0" w:uiPriority="0" w:unhideWhenUsed="0"/>
+    <w:lsdException w:name="HTML Preformatted" w:semiHidden="0" w:uiPriority="0" w:unhideWhenUsed="0"/>
+    <w:lsdException w:name="HTML Sample" w:semiHidden="0" w:uiPriority="0" w:unhideWhenUsed="0"/>
+    <w:lsdException w:name="HTML Typewriter" w:semiHidden="0" w:uiPriority="0" w:unhideWhenUsed="0"/>
+    <w:lsdException w:name="HTML Variable" w:semiHidden="0" w:uiPriority="0" w:unhideWhenUsed="0"/>
+    <w:lsdException w:name="Normal Table" w:uiPriority="0" w:unhideWhenUsed="0" w:qFormat="1"/>
+    <w:lsdException w:name="annotation subject" w:semiHidden="0" w:uiPriority="0" w:unhideWhenUsed="0"/>
+    <w:lsdException w:name="Table Simple 1" w:semiHidden="0" w:uiPriority="0" w:unhideWhenUsed="0"/>
+    <w:lsdException w:name="Table Simple 2" w:semiHidden="0" w:uiPriority="0" w:unhideWhenUsed="0"/>
+    <w:lsdException w:name="Table Simple 3" w:semiHidden="0" w:uiPriority="0" w:unhideWhenUsed="0"/>
+    <w:lsdException w:name="Table Classic 1" w:semiHidden="0" w:uiPriority="0" w:unhideWhenUsed="0"/>
+    <w:lsdException w:name="Table Classic 2" w:semiHidden="0" w:uiPriority="0" w:unhideWhenUsed="0"/>
+    <w:lsdException w:name="Table Classic 3" w:semiHidden="0" w:uiPriority="0" w:unhideWhenUsed="0"/>
+    <w:lsdException w:name="Table Classic 4" w:semiHidden="0" w:uiPriority="0" w:unhideWhenUsed="0"/>
+    <w:lsdException w:name="Table Colorful 1" w:semiHidden="0" w:uiPriority="0" w:unhideWhenUsed="0"/>
+    <w:lsdException w:name="Table Colorful 2" w:semiHidden="0" w:uiPriority="0" w:unhideWhenUsed="0"/>
+    <w:lsdException w:name="Table Colorful 3" w:semiHidden="0" w:uiPriority="0" w:unhideWhenUsed="0"/>
+    <w:lsdException w:name="Table Columns 1" w:semiHidden="0" w:uiPriority="0" w:unhideWhenUsed="0"/>
+    <w:lsdException w:name="Table Columns 2" w:semiHidden="0" w:uiPriority="0" w:unhideWhenUsed="0"/>
+    <w:lsdException w:name="Table Columns 3" w:semiHidden="0" w:uiPriority="0" w:unhideWhenUsed="0"/>
+    <w:lsdException w:name="Table Columns 4" w:semiHidden="0" w:uiPriority="0" w:unhideWhenUsed="0"/>
+    <w:lsdException w:name="Table Columns 5" w:semiHidden="0" w:uiPriority="0" w:unhideWhenUsed="0"/>
+    <w:lsdException w:name="Table Grid 1" w:semiHidden="0" w:uiPriority="0" w:unhideWhenUsed="0"/>
+    <w:lsdException w:name="Table Grid 2" w:semiHidden="0" w:uiPriority="0" w:unhideWhenUsed="0"/>
+    <w:lsdException w:name="Table Grid 3" w:semiHidden="0" w:uiPriority="0" w:unhideWhenUsed="0"/>
+    <w:lsdException w:name="Table Grid 4" w:semiHidden="0" w:uiPriority="0" w:unhideWhenUsed="0"/>
+    <w:lsdException w:name="Table Grid 5" w:semiHidden="0" w:uiPriority="0" w:unhideWhenUsed="0"/>
+    <w:lsdException w:name="Table Grid 6" w:semiHidden="0" w:uiPriority="0" w:unhideWhenUsed="0"/>
+    <w:lsdException w:name="Table Grid 7" w:semiHidden="0" w:uiPriority="0" w:unhideWhenUsed="0"/>
+    <w:lsdException w:name="Table Grid 8" w:semiHidden="0" w:uiPriority="0" w:unhideWhenUsed="0"/>
+    <w:lsdException w:name="Table List 1" w:semiHidden="0" w:uiPriority="0" w:unhideWhenUsed="0"/>
+    <w:lsdException w:name="Table List 2" w:semiHidden="0" w:uiPriority="0" w:unhideWhenUsed="0"/>
+    <w:lsdException w:name="Table List 3" w:semiHidden="0" w:uiPriority="0" w:unhideWhenUsed="0"/>
+    <w:lsdException w:name="Table List 4" w:semiHidden="0" w:uiPriority="0" w:unhideWhenUsed="0"/>
+    <w:lsdException w:name="Table List 5" w:semiHidden="0" w:uiPriority="0" w:unhideWhenUsed="0"/>
+    <w:lsdException w:name="Table List 6" w:semiHidden="0" w:uiPriority="0" w:unhideWhenUsed="0"/>
+    <w:lsdException w:name="Table List 7" w:semiHidden="0" w:uiPriority="0" w:unhideWhenUsed="0"/>
+    <w:lsdException w:name="Table List 8" w:semiHidden="0" w:uiPriority="0" w:unhideWhenUsed="0"/>
+    <w:lsdException w:name="Table 3D effects 1" w:semiHidden="0" w:uiPriority="0" w:unhideWhenUsed="0"/>
+    <w:lsdException w:name="Table 3D effects 2" w:semiHidden="0" w:uiPriority="0" w:unhideWhenUsed="0"/>
+    <w:lsdException w:name="Table 3D effects 3" w:semiHidden="0" w:uiPriority="0" w:unhideWhenUsed="0"/>
+    <w:lsdException w:name="Table Contemporary" w:semiHidden="0" w:uiPriority="0" w:unhideWhenUsed="0"/>
+    <w:lsdException w:name="Table Elegant" w:semiHidden="0" w:uiPriority="0" w:unhideWhenUsed="0"/>
+    <w:lsdException w:name="Table Professional" w:semiHidden="0" w:uiPriority="0" w:unhideWhenUsed="0"/>
+    <w:lsdException w:name="Table Subtle 1" w:semiHidden="0" w:uiPriority="0" w:unhideWhenUsed="0"/>
+    <w:lsdException w:name="Table Subtle 2" w:semiHidden="0" w:uiPriority="0" w:unhideWhenUsed="0"/>
+    <w:lsdException w:name="Table Web 1" w:semiHidden="0" w:uiPriority="0" w:unhideWhenUsed="0"/>
+    <w:lsdException w:name="Table Web 2" w:semiHidden="0" w:uiPriority="0" w:unhideWhenUsed="0"/>
+    <w:lsdException w:name="Table Web 3" w:semiHidden="0" w:uiPriority="0" w:unhideWhenUsed="0"/>
+    <w:lsdException w:name="Balloon Text" w:semiHidden="0" w:uiPriority="0" w:unhideWhenUsed="0"/>
+    <w:lsdException w:name="Table Grid" w:semiHidden="0" w:uiPriority="0" w:unhideWhenUsed="0" w:qFormat="1"/>
+    <w:lsdException w:name="Table Theme" w:semiHidden="0" w:uiPriority="0" w:unhideWhenUsed="0"/>
+    <w:lsdException w:name="Light Shading" w:semiHidden="0" w:uiPriority="60" w:unhideWhenUsed="0"/>
+    <w:lsdException w:name="Light List" w:semiHidden="0" w:uiPriority="61" w:unhideWhenUsed="0"/>
+    <w:lsdException w:name="Light Grid" w:semiHidden="0" w:uiPriority="62" w:unhideWhenUsed="0"/>
+    <w:lsdException w:name="Medium Shading 1" w:semiHidden="0" w:uiPriority="63" w:unhideWhenUsed="0"/>
+    <w:lsdException w:name="Medium Shading 2" w:semiHidden="0" w:uiPriority="64" w:unhideWhenUsed="0"/>
+    <w:lsdException w:name="Medium List 1" w:semiHidden="0" w:uiPriority="65" w:unhideWhenUsed="0"/>
+    <w:lsdException w:name="Medium List 2" w:semiHidden="0" w:uiPriority="66" w:unhideWhenUsed="0"/>
+    <w:lsdException w:name="Medium Grid 1" w:semiHidden="0" w:uiPriority="67" w:unhideWhenUsed="0"/>
+    <w:lsdException w:name="Medium Grid 2" w:semiHidden="0" w:uiPriority="68" w:unhideWhenUsed="0"/>
+    <w:lsdException w:name="Medium Grid 3" w:semiHidden="0" w:uiPriority="69" w:unhideWhenUsed="0"/>
+    <w:lsdException w:name="Dark List" w:semiHidden="0" w:uiPriority="70" w:unhideWhenUsed="0"/>
+    <w:lsdException w:name="Colorful Shading" w:semiHidden="0" w:uiPriority="71" w:unhideWhenUsed="0"/>
+    <w:lsdException w:name="Colorful List" w:semiHidden="0" w:uiPriority="72" w:unhideWhenUsed="0"/>
+    <w:lsdException w:name="Colorful Grid" w:semiHidden="0" w:uiPriority="73" w:unhideWhenUsed="0"/>
+    <w:lsdException w:name="Light Shading Accent 1" w:semiHidden="0" w:uiPriority="60" w:unhideWhenUsed="0"/>
+    <w:lsdException w:name="Light List Accent 1" w:semiHidden="0" w:uiPriority="61" w:unhideWhenUsed="0"/>
+    <w:lsdException w:name="Light Grid Accent 1" w:semiHidden="0" w:uiPriority="62" w:unhideWhenUsed="0"/>
+    <w:lsdException w:name="Medium Shading 1 Accent 1" w:semiHidden="0" w:uiPriority="63" w:unhideWhenUsed="0"/>
+    <w:lsdException w:name="Medium Shading 2 Accent 1" w:semiHidden="0" w:uiPriority="64" w:unhideWhenUsed="0"/>
+    <w:lsdException w:name="Medium List 1 Accent 1" w:semiHidden="0" w:uiPriority="65" w:unhideWhenUsed="0"/>
+    <w:lsdException w:name="Medium List 2 Accent 1" w:semiHidden="0" w:uiPriority="66" w:unhideWhenUsed="0"/>
+    <w:lsdException w:name="Medium Grid 1 Accent 1" w:semiHidden="0" w:uiPriority="67" w:unhideWhenUsed="0"/>
+    <w:lsdException w:name="Medium Grid 2 Accent 1" w:semiHidden="0" w:uiPriority="68" w:unhideWhenUsed="0"/>
+    <w:lsdException w:name="Medium Grid 3 Accent 1" w:semiHidden="0" w:uiPriority="69" w:unhideWhenUsed="0"/>
+    <w:lsdException w:name="Dark List Accent 1" w:semiHidden="0" w:uiPriority="70" w:unhideWhenUsed="0"/>
+    <w:lsdException w:name="Colorful Shading Accent 1" w:semiHidden="0" w:uiPriority="71" w:unhideWhenUsed="0"/>
+    <w:lsdException w:name="Colorful List Accent 1" w:semiHidden="0" w:uiPriority="72" w:unhideWhenUsed="0"/>
+    <w:lsdException w:name="Colorful Grid Accent 1" w:semiHidden="0" w:uiPriority="73" w:unhideWhenUsed="0"/>
+    <w:lsdException w:name="Light Shading Accent 2" w:semiHidden="0" w:uiPriority="60" w:unhideWhenUsed="0"/>
+    <w:lsdException w:name="Light List Accent 2" w:semiHidden="0" w:uiPriority="61" w:unhideWhenUsed="0"/>
+    <w:lsdException w:name="Light Grid Accent 2" w:semiHidden="0" w:uiPriority="62" w:unhideWhenUsed="0"/>
+    <w:lsdException w:name="Medium Shading 1 Accent 2" w:semiHidden="0" w:uiPriority="63" w:unhideWhenUsed="0"/>
+    <w:lsdException w:name="Medium Shading 2 Accent 2" w:semiHidden="0" w:uiPriority="64" w:unhideWhenUsed="0"/>
+    <w:lsdException w:name="Medium List 1 Accent 2" w:semiHidden="0" w:uiPriority="65" w:unhideWhenUsed="0"/>
+    <w:lsdException w:name="Medium List 2 Accent 2" w:semiHidden="0" w:uiPriority="66" w:unhideWhenUsed="0"/>
+    <w:lsdException w:name="Medium Grid 1 Accent 2" w:semiHidden="0" w:uiPriority="67" w:unhideWhenUsed="0"/>
+    <w:lsdException w:name="Medium Grid 2 Accent 2" w:semiHidden="0" w:uiPriority="68" w:unhideWhenUsed="0"/>
+    <w:lsdException w:name="Medium Grid 3 Accent 2" w:semiHidden="0" w:uiPriority="69" w:unhideWhenUsed="0"/>
+    <w:lsdException w:name="Dark List Accent 2" w:semiHidden="0" w:uiPriority="70" w:unhideWhenUsed="0"/>
+    <w:lsdException w:name="Colorful Shading Accent 2" w:semiHidden="0" w:uiPriority="71" w:unhideWhenUsed="0"/>
+    <w:lsdException w:name="Colorful List Accent 2" w:semiHidden="0" w:uiPriority="72" w:unhideWhenUsed="0"/>
+    <w:lsdException w:name="Colorful Grid Accent 2" w:semiHidden="0" w:uiPriority="73" w:unhideWhenUsed="0"/>
+    <w:lsdException w:name="Light Shading Accent 3" w:semiHidden="0" w:uiPriority="60" w:unhideWhenUsed="0"/>
+    <w:lsdException w:name="Light List Accent 3" w:semiHidden="0" w:uiPriority="61" w:unhideWhenUsed="0"/>
+    <w:lsdException w:name="Light Grid Accent 3" w:semiHidden="0" w:uiPriority="62" w:unhideWhenUsed="0"/>
+    <w:lsdException w:name="Medium Shading 1 Accent 3" w:semiHidden="0" w:uiPriority="63" w:unhideWhenUsed="0"/>
+    <w:lsdException w:name="Medium Shading 2 Accent 3" w:semiHidden="0" w:uiPriority="64" w:unhideWhenUsed="0"/>
+    <w:lsdException w:name="Medium List 1 Accent 3" w:semiHidden="0" w:uiPriority="65" w:unhideWhenUsed="0"/>
+    <w:lsdException w:name="Medium List 2 Accent 3" w:semiHidden="0" w:uiPriority="66" w:unhideWhenUsed="0"/>
+    <w:lsdException w:name="Medium Grid 1 Accent 3" w:semiHidden="0" w:uiPriority="67" w:unhideWhenUsed="0"/>
+    <w:lsdException w:name="Medium Grid 2 Accent 3" w:semiHidden="0" w:uiPriority="68" w:unhideWhenUsed="0"/>
+    <w:lsdException w:name="Medium Grid 3 Accent 3" w:semiHidden="0" w:uiPriority="69" w:unhideWhenUsed="0"/>
+    <w:lsdException w:name="Dark List Accent 3" w:semiHidden="0" w:uiPriority="70" w:unhideWhenUsed="0"/>
+    <w:lsdException w:name="Colorful Shading Accent 3" w:semiHidden="0" w:uiPriority="71" w:unhideWhenUsed="0"/>
+    <w:lsdException w:name="Colorful List Accent 3" w:semiHidden="0" w:uiPriority="72" w:unhideWhenUsed="0"/>
+    <w:lsdException w:name="Colorful Grid Accent 3" w:semiHidden="0" w:uiPriority="73" w:unhideWhenUsed="0"/>
+    <w:lsdException w:name="Light Shading Accent 4" w:semiHidden="0" w:uiPriority="60" w:unhideWhenUsed="0"/>
+    <w:lsdException w:name="Light List Accent 4" w:semiHidden="0" w:uiPriority="61" w:unhideWhenUsed="0"/>
+    <w:lsdException w:name="Light Grid Accent 4" w:semiHidden="0" w:uiPriority="62" w:unhideWhenUsed="0"/>
+    <w:lsdException w:name="Medium Shading 1 Accent 4" w:semiHidden="0" w:uiPriority="63" w:unhideWhenUsed="0"/>
+    <w:lsdException w:name="Medium Shading 2 Accent 4" w:semiHidden="0" w:uiPriority="64" w:unhideWhenUsed="0"/>
+    <w:lsdException w:name="Medium List 1 Accent 4" w:semiHidden="0" w:uiPriority="65" w:unhideWhenUsed="0"/>
+    <w:lsdException w:name="Medium List 2 Accent 4" w:semiHidden="0" w:uiPriority="66" w:unhideWhenUsed="0"/>
+    <w:lsdException w:name="Medium Grid 1 Accent 4" w:semiHidden="0" w:uiPriority="67" w:unhideWhenUsed="0"/>
+    <w:lsdException w:name="Medium Grid 2 Accent 4" w:semiHidden="0" w:uiPriority="68" w:unhideWhenUsed="0"/>
+    <w:lsdException w:name="Medium Grid 3 Accent 4" w:semiHidden="0" w:uiPriority="69" w:unhideWhenUsed="0"/>
+    <w:lsdException w:name="Dark List Accent 4" w:semiHidden="0" w:uiPriority="70" w:unhideWhenUsed="0"/>
+    <w:lsdException w:name="Colorful Shading Accent 4" w:semiHidden="0" w:uiPriority="71" w:unhideWhenUsed="0"/>
+    <w:lsdException w:name="Colorful List Accent 4" w:semiHidden="0" w:uiPriority="72" w:unhideWhenUsed="0"/>
+    <w:lsdException w:name="Colorful Grid Accent 4" w:semiHidden="0" w:uiPriority="73" w:unhideWhenUsed="0"/>
+    <w:lsdException w:name="Light Shading Accent 5" w:semiHidden="0" w:uiPriority="60" w:unhideWhenUsed="0"/>
+    <w:lsdException w:name="Light List Accent 5" w:semiHidden="0" w:uiPriority="61" w:unhideWhenUsed="0"/>
+    <w:lsdException w:name="Light Grid Accent 5" w:semiHidden="0" w:uiPriority="62" w:unhideWhenUsed="0"/>
+    <w:lsdException w:name="Medium Shading 1 Accent 5" w:semiHidden="0" w:uiPriority="63" w:unhideWhenUsed="0"/>
+    <w:lsdException w:name="Medium Shading 2 Accent 5" w:semiHidden="0" w:uiPriority="64" w:unhideWhenUsed="0"/>
+    <w:lsdException w:name="Medium List 1 Accent 5" w:semiHidden="0" w:uiPriority="65" w:unhideWhenUsed="0"/>
+    <w:lsdException w:name="Medium List 2 Accent 5" w:semiHidden="0" w:uiPriority="66" w:unhideWhenUsed="0"/>
+    <w:lsdException w:name="Medium Grid 1 Accent 5" w:semiHidden="0" w:uiPriority="67" w:unhideWhenUsed="0"/>
+    <w:lsdException w:name="Medium Grid 2 Accent 5" w:semiHidden="0" w:uiPriority="68" w:unhideWhenUsed="0"/>
+    <w:lsdException w:name="Medium Grid 3 Accent 5" w:semiHidden="0" w:uiPriority="69" w:unhideWhenUsed="0"/>
+    <w:lsdException w:name="Dark List Accent 5" w:semiHidden="0" w:uiPriority="70" w:unhideWhenUsed="0"/>
+    <w:lsdException w:name="Colorful Shading Accent 5" w:semiHidden="0" w:uiPriority="71" w:unhideWhenUsed="0"/>
+    <w:lsdException w:name="Colorful List Accent 5" w:semiHidden="0" w:uiPriority="72" w:unhideWhenUsed="0"/>
+    <w:lsdException w:name="Colorful Grid Accent 5" w:semiHidden="0" w:uiPriority="73" w:unhideWhenUsed="0"/>
+    <w:lsdException w:name="Light Shading Accent 6" w:semiHidden="0" w:uiPriority="60" w:unhideWhenUsed="0"/>
+    <w:lsdException w:name="Light List Accent 6" w:semiHidden="0" w:uiPriority="61" w:unhideWhenUsed="0"/>
+    <w:lsdException w:name="Light Grid Accent 6" w:semiHidden="0" w:uiPriority="62" w:unhideWhenUsed="0"/>
+    <w:lsdException w:name="Medium Shading 1 Accent 6" w:semiHidden="0" w:uiPriority="63" w:unhideWhenUsed="0"/>
+    <w:lsdException w:name="Medium Shading 2 Accent 6" w:semiHidden="0" w:uiPriority="64" w:unhideWhenUsed="0"/>
+    <w:lsdException w:name="Medium List 1 Accent 6" w:semiHidden="0" w:uiPriority="65" w:unhideWhenUsed="0"/>
+    <w:lsdException w:name="Medium List 2 Accent 6" w:semiHidden="0" w:uiPriority="66" w:unhideWhenUsed="0"/>
+    <w:lsdException w:name="Medium Grid 1 Accent 6" w:semiHidden="0" w:uiPriority="67" w:unhideWhenUsed="0"/>
+    <w:lsdException w:name="Medium Grid 2 Accent 6" w:semiHidden="0" w:uiPriority="68" w:unhideWhenUsed="0"/>
+    <w:lsdException w:name="Medium Grid 3 Accent 6" w:semiHidden="0" w:uiPriority="69" w:unhideWhenUsed="0"/>
+    <w:lsdException w:name="Dark List Accent 6" w:semiHidden="0" w:uiPriority="70" w:unhideWhenUsed="0"/>
+    <w:lsdException w:name="Colorful Shading Accent 6" w:semiHidden="0" w:uiPriority="71" w:unhideWhenUsed="0"/>
+    <w:lsdException w:name="Colorful List Accent 6" w:semiHidden="0" w:uiPriority="72" w:unhideWhenUsed="0"/>
+    <w:lsdException w:name="Colorful Grid Accent 6" w:semiHidden="0" w:uiPriority="73" w:unhideWhenUsed="0"/>
   </w:latentStyles>
-  <w:style w:type="paragraph" w:default="1" w:styleId="1">
+  <w:style w:type="paragraph" w:default="1" w:styleId="Normal">
     <w:name w:val="Normal"/>
     <w:qFormat/>
-    <w:uiPriority w:val="0"/>
     <w:pPr>
       <w:kinsoku w:val="0"/>
       <w:autoSpaceDE w:val="0"/>
@@ -5540,7 +5398,7 @@
       <w:textAlignment w:val="baseline"/>
     </w:pPr>
     <w:rPr>
-      <w:rFonts w:ascii="Arial" w:hAnsi="Arial" w:eastAsia="宋体" w:cs="Arial"/>
+      <w:rFonts w:ascii="Arial" w:eastAsia="宋体" w:hAnsi="Arial" w:cs="Arial"/>
       <w:snapToGrid w:val="0"/>
       <w:color w:val="000000"/>
       <w:kern w:val="0"/>
@@ -5549,12 +5407,11 @@
       <w:lang w:val="en-US" w:eastAsia="en-US" w:bidi="ar-SA"/>
     </w:rPr>
   </w:style>
-  <w:style w:type="paragraph" w:styleId="2">
+  <w:style w:type="paragraph" w:styleId="Heading1">
     <w:name w:val="heading 1"/>
-    <w:basedOn w:val="1"/>
-    <w:next w:val="1"/>
+    <w:basedOn w:val="Normal"/>
+    <w:next w:val="Normal"/>
     <w:qFormat/>
-    <w:uiPriority w:val="0"/>
     <w:pPr>
       <w:keepNext/>
       <w:keepLines/>
@@ -5572,13 +5429,12 @@
       <w:sz w:val="44"/>
     </w:rPr>
   </w:style>
-  <w:style w:type="paragraph" w:styleId="3">
+  <w:style w:type="paragraph" w:styleId="Heading2">
     <w:name w:val="heading 2"/>
-    <w:basedOn w:val="1"/>
-    <w:next w:val="1"/>
+    <w:basedOn w:val="Normal"/>
+    <w:next w:val="Normal"/>
     <w:unhideWhenUsed/>
     <w:qFormat/>
-    <w:uiPriority w:val="0"/>
     <w:pPr>
       <w:keepNext/>
       <w:keepLines/>
@@ -5591,19 +5447,18 @@
       <w:outlineLvl w:val="1"/>
     </w:pPr>
     <w:rPr>
-      <w:rFonts w:ascii="Arial" w:hAnsi="Arial" w:eastAsia="黑体"/>
+      <w:rFonts w:ascii="Arial" w:eastAsia="黑体" w:hAnsi="Arial"/>
       <w:b/>
       <w:sz w:val="32"/>
     </w:rPr>
   </w:style>
-  <w:style w:type="paragraph" w:styleId="4">
+  <w:style w:type="paragraph" w:styleId="Heading3">
     <w:name w:val="heading 3"/>
-    <w:basedOn w:val="1"/>
-    <w:next w:val="1"/>
+    <w:basedOn w:val="Normal"/>
+    <w:next w:val="Normal"/>
     <w:semiHidden/>
     <w:unhideWhenUsed/>
     <w:qFormat/>
-    <w:uiPriority w:val="0"/>
     <w:pPr>
       <w:keepNext/>
       <w:keepLines/>
@@ -5620,13 +5475,12 @@
       <w:sz w:val="32"/>
     </w:rPr>
   </w:style>
-  <w:style w:type="paragraph" w:styleId="5">
+  <w:style w:type="paragraph" w:styleId="Heading4">
     <w:name w:val="heading 4"/>
-    <w:basedOn w:val="1"/>
-    <w:next w:val="1"/>
+    <w:basedOn w:val="Normal"/>
+    <w:next w:val="Normal"/>
     <w:unhideWhenUsed/>
     <w:qFormat/>
-    <w:uiPriority w:val="0"/>
     <w:pPr>
       <w:keepNext/>
       <w:keepLines/>
@@ -5639,19 +5493,18 @@
       <w:outlineLvl w:val="3"/>
     </w:pPr>
     <w:rPr>
-      <w:rFonts w:ascii="Arial" w:hAnsi="Arial" w:eastAsia="黑体"/>
+      <w:rFonts w:ascii="Arial" w:eastAsia="黑体" w:hAnsi="Arial"/>
       <w:b/>
       <w:sz w:val="28"/>
     </w:rPr>
   </w:style>
-  <w:style w:type="paragraph" w:styleId="6">
+  <w:style w:type="paragraph" w:styleId="Heading5">
     <w:name w:val="heading 5"/>
-    <w:basedOn w:val="1"/>
-    <w:next w:val="1"/>
+    <w:basedOn w:val="Normal"/>
+    <w:next w:val="Normal"/>
     <w:semiHidden/>
     <w:unhideWhenUsed/>
     <w:qFormat/>
-    <w:uiPriority w:val="0"/>
     <w:pPr>
       <w:keepNext/>
       <w:keepLines/>
@@ -5668,14 +5521,13 @@
       <w:sz w:val="28"/>
     </w:rPr>
   </w:style>
-  <w:style w:type="paragraph" w:styleId="7">
+  <w:style w:type="paragraph" w:styleId="Heading6">
     <w:name w:val="heading 6"/>
-    <w:basedOn w:val="1"/>
-    <w:next w:val="1"/>
+    <w:basedOn w:val="Normal"/>
+    <w:next w:val="Normal"/>
     <w:semiHidden/>
     <w:unhideWhenUsed/>
     <w:qFormat/>
-    <w:uiPriority w:val="0"/>
     <w:pPr>
       <w:keepNext/>
       <w:keepLines/>
@@ -5688,19 +5540,18 @@
       <w:outlineLvl w:val="5"/>
     </w:pPr>
     <w:rPr>
-      <w:rFonts w:ascii="Arial" w:hAnsi="Arial" w:eastAsia="黑体"/>
+      <w:rFonts w:ascii="Arial" w:eastAsia="黑体" w:hAnsi="Arial"/>
       <w:b/>
       <w:sz w:val="24"/>
     </w:rPr>
   </w:style>
-  <w:style w:type="paragraph" w:styleId="8">
+  <w:style w:type="paragraph" w:styleId="Heading7">
     <w:name w:val="heading 7"/>
-    <w:basedOn w:val="1"/>
-    <w:next w:val="1"/>
+    <w:basedOn w:val="Normal"/>
+    <w:next w:val="Normal"/>
     <w:semiHidden/>
     <w:unhideWhenUsed/>
     <w:qFormat/>
-    <w:uiPriority w:val="0"/>
     <w:pPr>
       <w:keepNext/>
       <w:keepLines/>
@@ -5717,14 +5568,13 @@
       <w:sz w:val="24"/>
     </w:rPr>
   </w:style>
-  <w:style w:type="paragraph" w:styleId="9">
+  <w:style w:type="paragraph" w:styleId="Heading8">
     <w:name w:val="heading 8"/>
-    <w:basedOn w:val="1"/>
-    <w:next w:val="1"/>
+    <w:basedOn w:val="Normal"/>
+    <w:next w:val="Normal"/>
     <w:semiHidden/>
     <w:unhideWhenUsed/>
     <w:qFormat/>
-    <w:uiPriority w:val="0"/>
     <w:pPr>
       <w:keepNext/>
       <w:keepLines/>
@@ -5737,18 +5587,17 @@
       <w:outlineLvl w:val="7"/>
     </w:pPr>
     <w:rPr>
-      <w:rFonts w:ascii="Arial" w:hAnsi="Arial" w:eastAsia="黑体"/>
+      <w:rFonts w:ascii="Arial" w:eastAsia="黑体" w:hAnsi="Arial"/>
       <w:sz w:val="24"/>
     </w:rPr>
   </w:style>
-  <w:style w:type="paragraph" w:styleId="10">
+  <w:style w:type="paragraph" w:styleId="Heading9">
     <w:name w:val="heading 9"/>
-    <w:basedOn w:val="1"/>
-    <w:next w:val="1"/>
+    <w:basedOn w:val="Normal"/>
+    <w:next w:val="Normal"/>
     <w:semiHidden/>
     <w:unhideWhenUsed/>
     <w:qFormat/>
-    <w:uiPriority w:val="0"/>
     <w:pPr>
       <w:keepNext/>
       <w:keepLines/>
@@ -5761,21 +5610,19 @@
       <w:outlineLvl w:val="8"/>
     </w:pPr>
     <w:rPr>
-      <w:rFonts w:ascii="Arial" w:hAnsi="Arial" w:eastAsia="黑体"/>
+      <w:rFonts w:ascii="Arial" w:eastAsia="黑体" w:hAnsi="Arial"/>
       <w:sz w:val="21"/>
     </w:rPr>
   </w:style>
-  <w:style w:type="character" w:default="1" w:styleId="22">
+  <w:style w:type="character" w:default="1" w:styleId="DefaultParagraphFont">
     <w:name w:val="Default Paragraph Font"/>
     <w:semiHidden/>
     <w:qFormat/>
-    <w:uiPriority w:val="0"/>
   </w:style>
-  <w:style w:type="table" w:default="1" w:styleId="20">
+  <w:style w:type="table" w:default="1" w:styleId="TableNormal">
     <w:name w:val="Normal Table"/>
     <w:semiHidden/>
     <w:qFormat/>
-    <w:uiPriority w:val="0"/>
     <w:tblPr>
       <w:tblCellMar>
         <w:top w:w="0" w:type="dxa"/>
@@ -5785,43 +5632,39 @@
       </w:tblCellMar>
     </w:tblPr>
   </w:style>
-  <w:style w:type="paragraph" w:styleId="11">
+  <w:style w:type="paragraph" w:styleId="CommentText">
     <w:name w:val="annotation text"/>
-    <w:basedOn w:val="1"/>
+    <w:basedOn w:val="Normal"/>
     <w:qFormat/>
-    <w:uiPriority w:val="0"/>
     <w:pPr>
       <w:jc w:val="left"/>
     </w:pPr>
   </w:style>
-  <w:style w:type="paragraph" w:styleId="12">
+  <w:style w:type="paragraph" w:styleId="BodyText">
     <w:name w:val="Body Text"/>
-    <w:basedOn w:val="1"/>
+    <w:basedOn w:val="Normal"/>
     <w:semiHidden/>
     <w:qFormat/>
-    <w:uiPriority w:val="0"/>
     <w:rPr>
-      <w:rFonts w:ascii="Arial" w:hAnsi="Arial" w:eastAsia="Arial" w:cs="Arial"/>
+      <w:rFonts w:ascii="Arial" w:eastAsia="Arial" w:hAnsi="Arial" w:cs="Arial"/>
       <w:sz w:val="21"/>
       <w:szCs w:val="21"/>
       <w:lang w:val="en-US" w:eastAsia="en-US" w:bidi="ar-SA"/>
     </w:rPr>
   </w:style>
-  <w:style w:type="paragraph" w:styleId="13">
+  <w:style w:type="paragraph" w:styleId="TOC3">
     <w:name w:val="toc 3"/>
-    <w:basedOn w:val="1"/>
-    <w:next w:val="1"/>
+    <w:basedOn w:val="Normal"/>
+    <w:next w:val="Normal"/>
     <w:qFormat/>
-    <w:uiPriority w:val="0"/>
     <w:pPr>
       <w:ind w:left="840" w:leftChars="400"/>
     </w:pPr>
   </w:style>
-  <w:style w:type="paragraph" w:styleId="14">
+  <w:style w:type="paragraph" w:styleId="Footer">
     <w:name w:val="footer"/>
-    <w:basedOn w:val="1"/>
+    <w:basedOn w:val="Normal"/>
     <w:qFormat/>
-    <w:uiPriority w:val="0"/>
     <w:pPr>
       <w:tabs>
         <w:tab w:val="center" w:pos="4153"/>
@@ -5834,17 +5677,16 @@
       <w:sz w:val="18"/>
     </w:rPr>
   </w:style>
-  <w:style w:type="paragraph" w:styleId="15">
+  <w:style w:type="paragraph" w:styleId="Header">
     <w:name w:val="header"/>
-    <w:basedOn w:val="1"/>
+    <w:basedOn w:val="Normal"/>
     <w:qFormat/>
-    <w:uiPriority w:val="0"/>
     <w:pPr>
       <w:pBdr>
-        <w:top w:val="none" w:color="auto" w:sz="0" w:space="1"/>
-        <w:left w:val="none" w:color="auto" w:sz="0" w:space="4"/>
-        <w:bottom w:val="none" w:color="auto" w:sz="0" w:space="1"/>
-        <w:right w:val="none" w:color="auto" w:sz="0" w:space="4"/>
+        <w:top w:val="nil"/>
+        <w:left w:val="nil"/>
+        <w:bottom w:val="nil"/>
+        <w:right w:val="nil"/>
       </w:pBdr>
       <w:tabs>
         <w:tab w:val="center" w:pos="4153"/>
@@ -5859,41 +5701,37 @@
       <w:sz w:val="18"/>
     </w:rPr>
   </w:style>
-  <w:style w:type="paragraph" w:styleId="16">
+  <w:style w:type="paragraph" w:styleId="TOC1">
     <w:name w:val="toc 1"/>
-    <w:basedOn w:val="1"/>
-    <w:next w:val="1"/>
+    <w:basedOn w:val="Normal"/>
+    <w:next w:val="Normal"/>
     <w:qFormat/>
-    <w:uiPriority w:val="0"/>
     <w:rPr>
-      <w:rFonts w:ascii="Arial" w:hAnsi="Arial" w:eastAsia="Microsoft JhengHei"/>
+      <w:rFonts w:ascii="Arial" w:eastAsia="Microsoft JhengHei" w:hAnsi="Arial"/>
       <w:sz w:val="24"/>
     </w:rPr>
   </w:style>
-  <w:style w:type="paragraph" w:styleId="17">
+  <w:style w:type="paragraph" w:styleId="TOC2">
     <w:name w:val="toc 2"/>
-    <w:basedOn w:val="1"/>
-    <w:next w:val="1"/>
+    <w:basedOn w:val="Normal"/>
+    <w:next w:val="Normal"/>
     <w:qFormat/>
-    <w:uiPriority w:val="0"/>
     <w:pPr>
       <w:ind w:left="420" w:leftChars="200"/>
     </w:pPr>
   </w:style>
-  <w:style w:type="paragraph" w:styleId="18">
+  <w:style w:type="paragraph" w:styleId="NormalWeb">
     <w:name w:val="Normal (Web)"/>
-    <w:basedOn w:val="1"/>
+    <w:basedOn w:val="Normal"/>
     <w:qFormat/>
-    <w:uiPriority w:val="0"/>
     <w:rPr>
       <w:sz w:val="24"/>
     </w:rPr>
   </w:style>
-  <w:style w:type="paragraph" w:styleId="19">
+  <w:style w:type="paragraph" w:styleId="Title">
     <w:name w:val="Title"/>
-    <w:basedOn w:val="1"/>
+    <w:basedOn w:val="Normal"/>
     <w:qFormat/>
-    <w:uiPriority w:val="0"/>
     <w:pPr>
       <w:spacing w:before="240" w:beforeLines="0" w:beforeAutospacing="0" w:after="60" w:afterLines="0" w:afterAutospacing="0"/>
       <w:jc w:val="center"/>
@@ -5905,41 +5743,38 @@
       <w:sz w:val="32"/>
     </w:rPr>
   </w:style>
-  <w:style w:type="table" w:styleId="21">
+  <w:style w:type="table" w:styleId="TableGrid">
     <w:name w:val="Table Grid"/>
-    <w:basedOn w:val="20"/>
+    <w:basedOn w:val="TableNormal"/>
     <w:qFormat/>
-    <w:uiPriority w:val="0"/>
     <w:pPr>
       <w:widowControl w:val="0"/>
       <w:jc w:val="both"/>
     </w:pPr>
     <w:tblPr>
       <w:tblBorders>
-        <w:top w:val="single" w:color="auto" w:sz="4" w:space="0"/>
-        <w:left w:val="single" w:color="auto" w:sz="4" w:space="0"/>
-        <w:bottom w:val="single" w:color="auto" w:sz="4" w:space="0"/>
-        <w:right w:val="single" w:color="auto" w:sz="4" w:space="0"/>
-        <w:insideH w:val="single" w:color="auto" w:sz="4" w:space="0"/>
-        <w:insideV w:val="single" w:color="auto" w:sz="4" w:space="0"/>
+        <w:top w:val="single" w:sz="4" w:space="0" w:color="auto"/>
+        <w:left w:val="single" w:sz="4" w:space="0" w:color="auto"/>
+        <w:bottom w:val="single" w:sz="4" w:space="0" w:color="auto"/>
+        <w:right w:val="single" w:sz="4" w:space="0" w:color="auto"/>
+        <w:insideH w:val="single" w:sz="4" w:space="0" w:color="auto"/>
+        <w:insideV w:val="single" w:sz="4" w:space="0" w:color="auto"/>
       </w:tblBorders>
     </w:tblPr>
   </w:style>
-  <w:style w:type="character" w:styleId="23">
+  <w:style w:type="character" w:styleId="Strong">
     <w:name w:val="Strong"/>
-    <w:basedOn w:val="22"/>
+    <w:basedOn w:val="DefaultParagraphFont"/>
     <w:qFormat/>
-    <w:uiPriority w:val="0"/>
     <w:rPr>
       <w:b/>
     </w:rPr>
   </w:style>
-  <w:style w:type="table" w:customStyle="1" w:styleId="24">
+  <w:style w:type="table" w:customStyle="1" w:styleId="TableNormal0">
     <w:name w:val="Table Normal_0"/>
     <w:semiHidden/>
     <w:unhideWhenUsed/>
     <w:qFormat/>
-    <w:uiPriority w:val="0"/>
     <w:tblPr>
       <w:tblCellMar>
         <w:top w:w="0" w:type="dxa"/>
@@ -5949,119 +5784,111 @@
       </w:tblCellMar>
     </w:tblPr>
   </w:style>
-  <w:style w:type="paragraph" w:customStyle="1" w:styleId="25">
+  <w:style w:type="paragraph" w:customStyle="1" w:styleId="TableText">
     <w:name w:val="Table Text"/>
-    <w:basedOn w:val="1"/>
+    <w:basedOn w:val="Normal"/>
     <w:semiHidden/>
     <w:qFormat/>
-    <w:uiPriority w:val="0"/>
     <w:rPr>
-      <w:rFonts w:ascii="宋体" w:hAnsi="宋体" w:eastAsia="宋体" w:cs="宋体"/>
+      <w:rFonts w:ascii="宋体" w:eastAsia="宋体" w:hAnsi="宋体" w:cs="宋体"/>
       <w:sz w:val="21"/>
       <w:szCs w:val="21"/>
       <w:lang w:val="en-US" w:eastAsia="en-US" w:bidi="ar-SA"/>
     </w:rPr>
   </w:style>
-  <w:style w:type="paragraph" w:customStyle="1" w:styleId="26">
+  <w:style w:type="paragraph" w:customStyle="1" w:styleId="a">
     <w:name w:val="柴_公司名"/>
-    <w:basedOn w:val="19"/>
+    <w:basedOn w:val="Title"/>
     <w:qFormat/>
-    <w:uiPriority w:val="0"/>
     <w:pPr>
       <w:spacing w:after="600" w:afterLines="600"/>
     </w:pPr>
     <w:rPr>
-      <w:rFonts w:hint="eastAsia" w:ascii="宋体" w:hAnsi="宋体" w:eastAsia="宋体" w:cs="宋体"/>
+      <w:rFonts w:ascii="宋体" w:eastAsia="宋体" w:hAnsi="宋体" w:cs="宋体" w:hint="eastAsia"/>
       <w:bCs/>
       <w:spacing w:val="-6"/>
       <w:sz w:val="52"/>
       <w:szCs w:val="52"/>
     </w:rPr>
   </w:style>
-  <w:style w:type="paragraph" w:customStyle="1" w:styleId="27">
+  <w:style w:type="paragraph" w:customStyle="1" w:styleId="a0">
     <w:name w:val="柴_文档名"/>
-    <w:basedOn w:val="19"/>
+    <w:basedOn w:val="Title"/>
     <w:qFormat/>
-    <w:uiPriority w:val="0"/>
     <w:pPr>
       <w:spacing w:after="900" w:afterLines="900"/>
     </w:pPr>
     <w:rPr>
-      <w:rFonts w:ascii="黑体" w:hAnsi="黑体" w:eastAsia="黑体" w:cs="黑体"/>
+      <w:rFonts w:ascii="黑体" w:eastAsia="黑体" w:hAnsi="黑体" w:cs="黑体"/>
       <w:bCs/>
       <w:spacing w:val="-7"/>
       <w:sz w:val="52"/>
       <w:szCs w:val="52"/>
     </w:rPr>
   </w:style>
-  <w:style w:type="paragraph" w:customStyle="1" w:styleId="28">
+  <w:style w:type="paragraph" w:customStyle="1" w:styleId="1">
     <w:name w:val="柴_标题1"/>
-    <w:basedOn w:val="2"/>
-    <w:next w:val="29"/>
-    <w:link w:val="38"/>
+    <w:basedOn w:val="Heading1"/>
+    <w:next w:val="a1"/>
+    <w:link w:val="1Char"/>
     <w:qFormat/>
-    <w:uiPriority w:val="0"/>
     <w:pPr>
       <w:spacing w:before="100" w:after="90" w:line="360" w:lineRule="auto"/>
     </w:pPr>
     <w:rPr>
-      <w:rFonts w:ascii="Arial" w:hAnsi="Arial" w:eastAsia="宋体"/>
+      <w:rFonts w:ascii="Arial" w:eastAsia="宋体" w:hAnsi="Arial"/>
       <w:sz w:val="32"/>
     </w:rPr>
   </w:style>
-  <w:style w:type="paragraph" w:customStyle="1" w:styleId="29">
+  <w:style w:type="paragraph" w:customStyle="1" w:styleId="a1">
     <w:name w:val="柴_正文"/>
-    <w:basedOn w:val="12"/>
-    <w:link w:val="41"/>
+    <w:basedOn w:val="BodyText"/>
+    <w:link w:val="Char"/>
     <w:qFormat/>
-    <w:uiPriority w:val="0"/>
     <w:pPr>
       <w:spacing w:line="360" w:lineRule="auto"/>
       <w:ind w:firstLine="470" w:firstLineChars="200"/>
     </w:pPr>
     <w:rPr>
-      <w:rFonts w:ascii="Arial" w:hAnsi="Arial" w:eastAsia="宋体"/>
+      <w:rFonts w:ascii="Arial" w:eastAsia="宋体" w:hAnsi="Arial"/>
       <w:sz w:val="24"/>
       <w:lang w:eastAsia="zh-CN"/>
     </w:rPr>
   </w:style>
-  <w:style w:type="paragraph" w:customStyle="1" w:styleId="30">
+  <w:style w:type="paragraph" w:customStyle="1" w:styleId="2">
     <w:name w:val="柴_标题2"/>
-    <w:basedOn w:val="3"/>
-    <w:next w:val="29"/>
+    <w:basedOn w:val="Heading2"/>
+    <w:next w:val="a1"/>
     <w:qFormat/>
-    <w:uiPriority w:val="0"/>
     <w:pPr>
       <w:spacing w:line="360" w:lineRule="auto"/>
     </w:pPr>
     <w:rPr>
-      <w:rFonts w:ascii="Arial" w:hAnsi="Arial" w:eastAsia="宋体"/>
+      <w:rFonts w:ascii="Arial" w:eastAsia="宋体" w:hAnsi="Arial"/>
       <w:sz w:val="28"/>
     </w:rPr>
   </w:style>
-  <w:style w:type="paragraph" w:customStyle="1" w:styleId="31">
+  <w:style w:type="paragraph" w:customStyle="1" w:styleId="3">
     <w:name w:val="柴_标题3"/>
-    <w:basedOn w:val="4"/>
-    <w:next w:val="29"/>
+    <w:basedOn w:val="Heading3"/>
+    <w:next w:val="a1"/>
     <w:qFormat/>
-    <w:uiPriority w:val="0"/>
     <w:pPr>
       <w:spacing w:line="360" w:lineRule="auto"/>
       <w:ind w:left="0" w:firstLine="472" w:firstLineChars="200"/>
     </w:pPr>
     <w:rPr>
-      <w:rFonts w:ascii="宋体" w:hAnsi="宋体" w:eastAsia="宋体" w:cs="宋体"/>
+      <w:rFonts w:ascii="宋体" w:eastAsia="宋体" w:hAnsi="宋体" w:cs="宋体"/>
       <w:spacing w:val="-2"/>
       <w:sz w:val="24"/>
       <w:szCs w:val="24"/>
     </w:rPr>
   </w:style>
-  <w:style w:type="paragraph" w:customStyle="1" w:styleId="32">
+  <w:style w:type="paragraph" w:customStyle="1" w:styleId="a2">
     <w:name w:val="柴_目录"/>
-    <w:basedOn w:val="1"/>
-    <w:next w:val="12"/>
+    <w:basedOn w:val="Normal"/>
+    <w:next w:val="BodyText"/>
     <w:qFormat/>
-    <w:uiPriority w:val="0"/>
     <w:pPr>
       <w:tabs>
         <w:tab w:val="right" w:leader="dot" w:pos="8442"/>
@@ -6069,64 +5896,59 @@
       <w:ind w:left="0" w:leftChars="0"/>
     </w:pPr>
     <w:rPr>
-      <w:rFonts w:ascii="Arial" w:hAnsi="Arial" w:eastAsia="Microsoft JhengHei"/>
+      <w:rFonts w:ascii="Arial" w:eastAsia="Microsoft JhengHei" w:hAnsi="Arial"/>
       <w:sz w:val="24"/>
     </w:rPr>
   </w:style>
-  <w:style w:type="paragraph" w:customStyle="1" w:styleId="33">
+  <w:style w:type="paragraph" w:customStyle="1" w:styleId="WPSOffice1">
     <w:name w:val="WPSOffice手动目录 1"/>
     <w:qFormat/>
-    <w:uiPriority w:val="0"/>
     <w:pPr>
       <w:ind w:leftChars="0"/>
     </w:pPr>
     <w:rPr>
-      <w:rFonts w:ascii="Times New Roman" w:hAnsi="Times New Roman" w:eastAsia="宋体" w:cs="Times New Roman"/>
+      <w:rFonts w:ascii="Times New Roman" w:eastAsia="宋体" w:hAnsi="Times New Roman" w:cs="Times New Roman"/>
       <w:sz w:val="20"/>
       <w:szCs w:val="20"/>
     </w:rPr>
   </w:style>
-  <w:style w:type="paragraph" w:customStyle="1" w:styleId="34">
+  <w:style w:type="paragraph" w:customStyle="1" w:styleId="WPSOffice2">
     <w:name w:val="WPSOffice手动目录 2"/>
     <w:qFormat/>
-    <w:uiPriority w:val="0"/>
     <w:pPr>
       <w:ind w:leftChars="200"/>
     </w:pPr>
     <w:rPr>
-      <w:rFonts w:ascii="Times New Roman" w:hAnsi="Times New Roman" w:eastAsia="宋体" w:cs="Times New Roman"/>
+      <w:rFonts w:ascii="Times New Roman" w:eastAsia="宋体" w:hAnsi="Times New Roman" w:cs="Times New Roman"/>
       <w:sz w:val="20"/>
       <w:szCs w:val="20"/>
     </w:rPr>
   </w:style>
-  <w:style w:type="paragraph" w:customStyle="1" w:styleId="35">
+  <w:style w:type="paragraph" w:customStyle="1" w:styleId="WPSOffice3">
     <w:name w:val="WPSOffice手动目录 3"/>
     <w:qFormat/>
-    <w:uiPriority w:val="0"/>
     <w:pPr>
       <w:ind w:leftChars="400"/>
     </w:pPr>
     <w:rPr>
-      <w:rFonts w:ascii="Times New Roman" w:hAnsi="Times New Roman" w:eastAsia="宋体" w:cs="Times New Roman"/>
+      <w:rFonts w:ascii="Times New Roman" w:eastAsia="宋体" w:hAnsi="Times New Roman" w:cs="Times New Roman"/>
       <w:sz w:val="20"/>
       <w:szCs w:val="20"/>
     </w:rPr>
   </w:style>
-  <w:style w:type="paragraph" w:customStyle="1" w:styleId="36">
+  <w:style w:type="paragraph" w:customStyle="1" w:styleId="Compact">
     <w:name w:val="Compact"/>
-    <w:basedOn w:val="12"/>
+    <w:basedOn w:val="BodyText"/>
     <w:qFormat/>
-    <w:uiPriority w:val="0"/>
     <w:pPr>
       <w:spacing w:before="36" w:after="36"/>
     </w:pPr>
   </w:style>
-  <w:style w:type="table" w:customStyle="1" w:styleId="37">
+  <w:style w:type="table" w:customStyle="1" w:styleId="Table">
     <w:name w:val="Table"/>
     <w:semiHidden/>
     <w:unhideWhenUsed/>
     <w:qFormat/>
-    <w:uiPriority w:val="0"/>
     <w:tblPr>
       <w:tblCellMar>
         <w:top w:w="0" w:type="dxa"/>
@@ -6138,27 +5960,25 @@
     <w:tblStylePr w:type="firstRow">
       <w:tcPr>
         <w:tcBorders>
-          <w:bottom w:val="single" w:color="auto" w:sz="0" w:space="0"/>
+          <w:bottom w:val="single" w:sz="0" w:space="0" w:color="auto"/>
         </w:tcBorders>
         <w:vAlign w:val="bottom"/>
       </w:tcPr>
     </w:tblStylePr>
   </w:style>
-  <w:style w:type="character" w:customStyle="1" w:styleId="38">
+  <w:style w:type="character" w:customStyle="1" w:styleId="1Char">
     <w:name w:val="柴_标题1 Char"/>
-    <w:link w:val="28"/>
+    <w:link w:val="1"/>
     <w:qFormat/>
-    <w:uiPriority w:val="0"/>
     <w:rPr>
-      <w:rFonts w:ascii="Arial" w:hAnsi="Arial" w:eastAsia="宋体"/>
+      <w:rFonts w:ascii="Arial" w:eastAsia="宋体" w:hAnsi="Arial"/>
       <w:sz w:val="32"/>
     </w:rPr>
   </w:style>
-  <w:style w:type="paragraph" w:customStyle="1" w:styleId="39">
+  <w:style w:type="paragraph" w:customStyle="1" w:styleId="a3">
     <w:name w:val="柴_正文_无缩进"/>
-    <w:basedOn w:val="1"/>
+    <w:basedOn w:val="Normal"/>
     <w:qFormat/>
-    <w:uiPriority w:val="0"/>
     <w:pPr>
       <w:ind w:firstLine="0" w:firstLineChars="0"/>
     </w:pPr>
@@ -6168,41 +5988,38 @@
       <w:lang w:eastAsia="zh-CN"/>
     </w:rPr>
   </w:style>
-  <w:style w:type="paragraph" w:customStyle="1" w:styleId="40">
+  <w:style w:type="paragraph" w:customStyle="1" w:styleId="4">
     <w:name w:val="柴_标题4"/>
-    <w:basedOn w:val="5"/>
-    <w:next w:val="1"/>
+    <w:basedOn w:val="Heading4"/>
+    <w:next w:val="Normal"/>
     <w:qFormat/>
-    <w:uiPriority w:val="0"/>
     <w:pPr>
       <w:widowControl w:val="0"/>
       <w:spacing w:before="160" w:line="360" w:lineRule="auto"/>
-      <w:ind w:left="981" w:leftChars="300" w:hanging="862"/>
+      <w:ind w:left="981" w:hanging="862" w:leftChars="300"/>
     </w:pPr>
     <w:rPr>
-      <w:rFonts w:hint="eastAsia" w:ascii="Calibri" w:hAnsi="Calibri" w:eastAsia="宋体" w:cs="宋体"/>
+      <w:rFonts w:ascii="Calibri" w:eastAsia="宋体" w:hAnsi="Calibri" w:cs="宋体" w:hint="eastAsia"/>
       <w:sz w:val="24"/>
       <w:szCs w:val="24"/>
       <w:lang w:eastAsia="zh-CN" w:bidi="zh-CN"/>
     </w:rPr>
   </w:style>
-  <w:style w:type="character" w:customStyle="1" w:styleId="41">
+  <w:style w:type="character" w:customStyle="1" w:styleId="Char">
     <w:name w:val="柴_正文 Char"/>
-    <w:link w:val="29"/>
+    <w:link w:val="a1"/>
     <w:qFormat/>
-    <w:uiPriority w:val="0"/>
     <w:rPr>
-      <w:rFonts w:ascii="Arial" w:hAnsi="Arial" w:eastAsia="宋体"/>
+      <w:rFonts w:ascii="Arial" w:eastAsia="宋体" w:hAnsi="Arial"/>
       <w:sz w:val="24"/>
       <w:lang w:eastAsia="zh-CN"/>
     </w:rPr>
   </w:style>
-  <w:style w:type="table" w:customStyle="1" w:styleId="42">
+  <w:style w:type="table" w:customStyle="1" w:styleId="TableNormal1">
     <w:name w:val="Table Normal_1"/>
     <w:semiHidden/>
     <w:unhideWhenUsed/>
     <w:qFormat/>
-    <w:uiPriority w:val="0"/>
     <w:tblPr>
       <w:tblCellMar>
         <w:top w:w="0" w:type="dxa"/>
@@ -6212,12 +6029,11 @@
       </w:tblCellMar>
     </w:tblPr>
   </w:style>
-  <w:style w:type="table" w:customStyle="1" w:styleId="43">
-    <w:name w:val="Table Normal"/>
+  <w:style w:type="table" w:customStyle="1" w:styleId="TableNormal2">
+    <w:name w:val="Table Normal_2"/>
     <w:semiHidden/>
     <w:unhideWhenUsed/>
     <w:qFormat/>
-    <w:uiPriority w:val="0"/>
     <w:tblPr>
       <w:tblCellMar>
         <w:top w:w="0" w:type="dxa"/>
